--- a/docx/en/BUFRCREX_TableB_en_00.docx
+++ b/docx/en/BUFRCREX_TableB_en_00.docx
@@ -8,19 +8,33 @@
       </w:pPr>
       <w:r>
         <w:rPr>
-          <w:rFonts w:ascii="Arial" w:hAnsi="Arial"/>
+          <w:rFonts w:ascii="Verdana" w:hAnsi="Verdana"/>
           <w:b/>
           <w:sz w:val="22"/>
         </w:rPr>
-        <w:t>BUFR/CREX Table B — Class 00: BUFR/CREX table entries</w:t>
+        <w:t>Class 00: BUFR/CREX table entries</w:t>
       </w:r>
     </w:p>
     <w:tbl>
       <w:tblPr>
         <w:tblStyle w:val="TableGrid"/>
         <w:tblW w:type="auto" w:w="0"/>
-        <w:jc w:val="center"/>
+        <w:jc w:val="left"/>
         <w:tblLook w:firstColumn="1" w:firstRow="1" w:lastColumn="0" w:lastRow="0" w:noHBand="0" w:noVBand="1" w:val="04A0"/>
+        <w:tblBorders>
+          <w:top w:val="single" w:sz="4" w:space="0" w:color="595959"/>
+          <w:left w:val="single" w:sz="4" w:space="0" w:color="595959"/>
+          <w:bottom w:val="single" w:sz="4" w:space="0" w:color="595959"/>
+          <w:right w:val="single" w:sz="4" w:space="0" w:color="595959"/>
+          <w:insideH w:val="single" w:sz="4" w:space="0" w:color="595959"/>
+          <w:insideV w:val="single" w:sz="4" w:space="0" w:color="595959"/>
+        </w:tblBorders>
+        <w:tblCellMar>
+          <w:top w:w="85" w:type="dxa"/>
+          <w:left w:w="85" w:type="dxa"/>
+          <w:bottom w:w="85" w:type="dxa"/>
+          <w:right w:w="85" w:type="dxa"/>
+        </w:tblCellMar>
       </w:tblPr>
       <w:tblGrid>
         <w:gridCol w:w="1514"/>
@@ -35,20 +49,20 @@
         <w:gridCol w:w="1514"/>
       </w:tblGrid>
       <w:tr>
+        <w:trPr>
+          <w:tblHeader/>
+        </w:trPr>
         <w:tc>
           <w:tcPr>
             <w:tcW w:type="dxa" w:w="1514"/>
-            <w:shd w:val="clear" w:color="auto" w:fill="D9E2F3"/>
+            <w:shd w:val="clear" w:color="auto" w:fill="D9D9D9"/>
           </w:tcPr>
           <w:p>
-            <w:pPr>
-              <w:jc w:val="center"/>
-            </w:pPr>
             <w:r/>
             <w:r>
               <w:rPr>
-                <w:rFonts w:ascii="Arial" w:hAnsi="Arial"/>
-                <w:b/>
+                <w:rFonts w:ascii="Verdana" w:hAnsi="Verdana"/>
+                <w:b w:val="0"/>
                 <w:sz w:val="16"/>
               </w:rPr>
               <w:t>FXY</w:t>
@@ -58,185 +72,161 @@
         <w:tc>
           <w:tcPr>
             <w:tcW w:type="dxa" w:w="1514"/>
-            <w:shd w:val="clear" w:color="auto" w:fill="D9E2F3"/>
+            <w:shd w:val="clear" w:color="auto" w:fill="D9D9D9"/>
           </w:tcPr>
           <w:p>
-            <w:pPr>
-              <w:jc w:val="center"/>
-            </w:pPr>
             <w:r/>
             <w:r>
               <w:rPr>
-                <w:rFonts w:ascii="Arial" w:hAnsi="Arial"/>
-                <w:b/>
+                <w:rFonts w:ascii="Verdana" w:hAnsi="Verdana"/>
+                <w:b w:val="0"/>
                 <w:sz w:val="16"/>
               </w:rPr>
-              <w:t>ElementName</w:t>
+              <w:t>ELEMENT NAME</w:t>
             </w:r>
           </w:p>
         </w:tc>
         <w:tc>
           <w:tcPr>
             <w:tcW w:type="dxa" w:w="1514"/>
-            <w:shd w:val="clear" w:color="auto" w:fill="D9E2F3"/>
+            <w:shd w:val="clear" w:color="auto" w:fill="D9D9D9"/>
           </w:tcPr>
           <w:p>
-            <w:pPr>
-              <w:jc w:val="center"/>
-            </w:pPr>
             <w:r/>
             <w:r>
               <w:rPr>
-                <w:rFonts w:ascii="Arial" w:hAnsi="Arial"/>
-                <w:b/>
+                <w:rFonts w:ascii="Verdana" w:hAnsi="Verdana"/>
+                <w:b w:val="0"/>
                 <w:sz w:val="16"/>
               </w:rPr>
-              <w:t>BUFR Unit</w:t>
+              <w:t>BUFR UNIT</w:t>
             </w:r>
           </w:p>
         </w:tc>
         <w:tc>
           <w:tcPr>
             <w:tcW w:type="dxa" w:w="1514"/>
-            <w:shd w:val="clear" w:color="auto" w:fill="D9E2F3"/>
+            <w:shd w:val="clear" w:color="auto" w:fill="D9D9D9"/>
           </w:tcPr>
           <w:p>
-            <w:pPr>
-              <w:jc w:val="center"/>
-            </w:pPr>
             <w:r/>
             <w:r>
               <w:rPr>
-                <w:rFonts w:ascii="Arial" w:hAnsi="Arial"/>
-                <w:b/>
+                <w:rFonts w:ascii="Verdana" w:hAnsi="Verdana"/>
+                <w:b w:val="0"/>
                 <w:sz w:val="16"/>
               </w:rPr>
-              <w:t>Scale</w:t>
+              <w:t>SCALE</w:t>
             </w:r>
           </w:p>
         </w:tc>
         <w:tc>
           <w:tcPr>
             <w:tcW w:type="dxa" w:w="1514"/>
-            <w:shd w:val="clear" w:color="auto" w:fill="D9E2F3"/>
+            <w:shd w:val="clear" w:color="auto" w:fill="D9D9D9"/>
           </w:tcPr>
           <w:p>
-            <w:pPr>
-              <w:jc w:val="center"/>
-            </w:pPr>
             <w:r/>
             <w:r>
               <w:rPr>
-                <w:rFonts w:ascii="Arial" w:hAnsi="Arial"/>
-                <w:b/>
+                <w:rFonts w:ascii="Verdana" w:hAnsi="Verdana"/>
+                <w:b w:val="0"/>
                 <w:sz w:val="16"/>
               </w:rPr>
-              <w:t>Ref Value</w:t>
+              <w:t>REF VALUE</w:t>
             </w:r>
           </w:p>
         </w:tc>
         <w:tc>
           <w:tcPr>
             <w:tcW w:type="dxa" w:w="1514"/>
-            <w:shd w:val="clear" w:color="auto" w:fill="D9E2F3"/>
+            <w:shd w:val="clear" w:color="auto" w:fill="D9D9D9"/>
           </w:tcPr>
           <w:p>
-            <w:pPr>
-              <w:jc w:val="center"/>
-            </w:pPr>
             <w:r/>
             <w:r>
               <w:rPr>
-                <w:rFonts w:ascii="Arial" w:hAnsi="Arial"/>
-                <w:b/>
+                <w:rFonts w:ascii="Verdana" w:hAnsi="Verdana"/>
+                <w:b w:val="0"/>
                 <w:sz w:val="16"/>
               </w:rPr>
-              <w:t>Bits</w:t>
+              <w:t>BITS</w:t>
             </w:r>
           </w:p>
         </w:tc>
         <w:tc>
           <w:tcPr>
             <w:tcW w:type="dxa" w:w="1514"/>
-            <w:shd w:val="clear" w:color="auto" w:fill="D9E2F3"/>
+            <w:shd w:val="clear" w:color="auto" w:fill="D9D9D9"/>
           </w:tcPr>
           <w:p>
-            <w:pPr>
-              <w:jc w:val="center"/>
-            </w:pPr>
             <w:r/>
             <w:r>
               <w:rPr>
-                <w:rFonts w:ascii="Arial" w:hAnsi="Arial"/>
-                <w:b/>
+                <w:rFonts w:ascii="Verdana" w:hAnsi="Verdana"/>
+                <w:b w:val="0"/>
                 <w:sz w:val="16"/>
               </w:rPr>
-              <w:t>CREX Unit</w:t>
+              <w:t>CREX UNIT</w:t>
             </w:r>
           </w:p>
         </w:tc>
         <w:tc>
           <w:tcPr>
             <w:tcW w:type="dxa" w:w="1514"/>
-            <w:shd w:val="clear" w:color="auto" w:fill="D9E2F3"/>
+            <w:shd w:val="clear" w:color="auto" w:fill="D9D9D9"/>
           </w:tcPr>
           <w:p>
-            <w:pPr>
-              <w:jc w:val="center"/>
-            </w:pPr>
             <w:r/>
             <w:r>
               <w:rPr>
-                <w:rFonts w:ascii="Arial" w:hAnsi="Arial"/>
-                <w:b/>
+                <w:rFonts w:ascii="Verdana" w:hAnsi="Verdana"/>
+                <w:b w:val="0"/>
                 <w:sz w:val="16"/>
               </w:rPr>
-              <w:t>Scale</w:t>
+              <w:t>SCALE</w:t>
             </w:r>
           </w:p>
         </w:tc>
         <w:tc>
           <w:tcPr>
             <w:tcW w:type="dxa" w:w="1514"/>
-            <w:shd w:val="clear" w:color="auto" w:fill="D9E2F3"/>
+            <w:shd w:val="clear" w:color="auto" w:fill="D9D9D9"/>
           </w:tcPr>
           <w:p>
-            <w:pPr>
-              <w:jc w:val="center"/>
-            </w:pPr>
             <w:r/>
             <w:r>
               <w:rPr>
-                <w:rFonts w:ascii="Arial" w:hAnsi="Arial"/>
-                <w:b/>
+                <w:rFonts w:ascii="Verdana" w:hAnsi="Verdana"/>
+                <w:b w:val="0"/>
                 <w:sz w:val="16"/>
               </w:rPr>
-              <w:t>Chars</w:t>
+              <w:t>CHARS</w:t>
             </w:r>
           </w:p>
         </w:tc>
         <w:tc>
           <w:tcPr>
             <w:tcW w:type="dxa" w:w="1514"/>
-            <w:shd w:val="clear" w:color="auto" w:fill="D9E2F3"/>
+            <w:shd w:val="clear" w:color="auto" w:fill="D9D9D9"/>
           </w:tcPr>
           <w:p>
-            <w:pPr>
-              <w:jc w:val="center"/>
-            </w:pPr>
             <w:r/>
             <w:r>
               <w:rPr>
-                <w:rFonts w:ascii="Arial" w:hAnsi="Arial"/>
-                <w:b/>
+                <w:rFonts w:ascii="Verdana" w:hAnsi="Verdana"/>
+                <w:b w:val="0"/>
                 <w:sz w:val="16"/>
               </w:rPr>
-              <w:t>Note</w:t>
+              <w:t>NOTE</w:t>
             </w:r>
           </w:p>
         </w:tc>
       </w:tr>
       <w:tr>
+        <w:trPr>
+          <w:cantSplit/>
+        </w:trPr>
         <w:tc>
           <w:tcPr>
             <w:tcW w:type="dxa" w:w="1514"/>
@@ -245,7 +235,7 @@
             <w:r/>
             <w:r>
               <w:rPr>
-                <w:rFonts w:ascii="Arial" w:hAnsi="Arial"/>
+                <w:rFonts w:ascii="Verdana" w:hAnsi="Verdana"/>
                 <w:b w:val="0"/>
                 <w:sz w:val="16"/>
               </w:rPr>
@@ -261,7 +251,7 @@
             <w:r/>
             <w:r>
               <w:rPr>
-                <w:rFonts w:ascii="Arial" w:hAnsi="Arial"/>
+                <w:rFonts w:ascii="Verdana" w:hAnsi="Verdana"/>
                 <w:b w:val="0"/>
                 <w:sz w:val="16"/>
               </w:rPr>
@@ -277,7 +267,7 @@
             <w:r/>
             <w:r>
               <w:rPr>
-                <w:rFonts w:ascii="Arial" w:hAnsi="Arial"/>
+                <w:rFonts w:ascii="Verdana" w:hAnsi="Verdana"/>
                 <w:b w:val="0"/>
                 <w:sz w:val="16"/>
               </w:rPr>
@@ -293,7 +283,7 @@
             <w:r/>
             <w:r>
               <w:rPr>
-                <w:rFonts w:ascii="Arial" w:hAnsi="Arial"/>
+                <w:rFonts w:ascii="Verdana" w:hAnsi="Verdana"/>
                 <w:b w:val="0"/>
                 <w:sz w:val="16"/>
               </w:rPr>
@@ -309,7 +299,7 @@
             <w:r/>
             <w:r>
               <w:rPr>
-                <w:rFonts w:ascii="Arial" w:hAnsi="Arial"/>
+                <w:rFonts w:ascii="Verdana" w:hAnsi="Verdana"/>
                 <w:b w:val="0"/>
                 <w:sz w:val="16"/>
               </w:rPr>
@@ -325,7 +315,7 @@
             <w:r/>
             <w:r>
               <w:rPr>
-                <w:rFonts w:ascii="Arial" w:hAnsi="Arial"/>
+                <w:rFonts w:ascii="Verdana" w:hAnsi="Verdana"/>
                 <w:b w:val="0"/>
                 <w:sz w:val="16"/>
               </w:rPr>
@@ -341,7 +331,7 @@
             <w:r/>
             <w:r>
               <w:rPr>
-                <w:rFonts w:ascii="Arial" w:hAnsi="Arial"/>
+                <w:rFonts w:ascii="Verdana" w:hAnsi="Verdana"/>
                 <w:b w:val="0"/>
                 <w:sz w:val="16"/>
               </w:rPr>
@@ -357,7 +347,7 @@
             <w:r/>
             <w:r>
               <w:rPr>
-                <w:rFonts w:ascii="Arial" w:hAnsi="Arial"/>
+                <w:rFonts w:ascii="Verdana" w:hAnsi="Verdana"/>
                 <w:b w:val="0"/>
                 <w:sz w:val="16"/>
               </w:rPr>
@@ -373,7 +363,7 @@
             <w:r/>
             <w:r>
               <w:rPr>
-                <w:rFonts w:ascii="Arial" w:hAnsi="Arial"/>
+                <w:rFonts w:ascii="Verdana" w:hAnsi="Verdana"/>
                 <w:b w:val="0"/>
                 <w:sz w:val="16"/>
               </w:rPr>
@@ -389,7 +379,7 @@
             <w:r/>
             <w:r>
               <w:rPr>
-                <w:rFonts w:ascii="Arial" w:hAnsi="Arial"/>
+                <w:rFonts w:ascii="Verdana" w:hAnsi="Verdana"/>
                 <w:b w:val="0"/>
                 <w:sz w:val="16"/>
               </w:rPr>
@@ -398,6 +388,9 @@
         </w:tc>
       </w:tr>
       <w:tr>
+        <w:trPr>
+          <w:cantSplit/>
+        </w:trPr>
         <w:tc>
           <w:tcPr>
             <w:tcW w:type="dxa" w:w="1514"/>
@@ -406,7 +399,7 @@
             <w:r/>
             <w:r>
               <w:rPr>
-                <w:rFonts w:ascii="Arial" w:hAnsi="Arial"/>
+                <w:rFonts w:ascii="Verdana" w:hAnsi="Verdana"/>
                 <w:b w:val="0"/>
                 <w:sz w:val="16"/>
               </w:rPr>
@@ -422,7 +415,7 @@
             <w:r/>
             <w:r>
               <w:rPr>
-                <w:rFonts w:ascii="Arial" w:hAnsi="Arial"/>
+                <w:rFonts w:ascii="Verdana" w:hAnsi="Verdana"/>
                 <w:b w:val="0"/>
                 <w:sz w:val="16"/>
               </w:rPr>
@@ -438,7 +431,7 @@
             <w:r/>
             <w:r>
               <w:rPr>
-                <w:rFonts w:ascii="Arial" w:hAnsi="Arial"/>
+                <w:rFonts w:ascii="Verdana" w:hAnsi="Verdana"/>
                 <w:b w:val="0"/>
                 <w:sz w:val="16"/>
               </w:rPr>
@@ -454,7 +447,7 @@
             <w:r/>
             <w:r>
               <w:rPr>
-                <w:rFonts w:ascii="Arial" w:hAnsi="Arial"/>
+                <w:rFonts w:ascii="Verdana" w:hAnsi="Verdana"/>
                 <w:b w:val="0"/>
                 <w:sz w:val="16"/>
               </w:rPr>
@@ -470,7 +463,7 @@
             <w:r/>
             <w:r>
               <w:rPr>
-                <w:rFonts w:ascii="Arial" w:hAnsi="Arial"/>
+                <w:rFonts w:ascii="Verdana" w:hAnsi="Verdana"/>
                 <w:b w:val="0"/>
                 <w:sz w:val="16"/>
               </w:rPr>
@@ -486,7 +479,7 @@
             <w:r/>
             <w:r>
               <w:rPr>
-                <w:rFonts w:ascii="Arial" w:hAnsi="Arial"/>
+                <w:rFonts w:ascii="Verdana" w:hAnsi="Verdana"/>
                 <w:b w:val="0"/>
                 <w:sz w:val="16"/>
               </w:rPr>
@@ -502,7 +495,7 @@
             <w:r/>
             <w:r>
               <w:rPr>
-                <w:rFonts w:ascii="Arial" w:hAnsi="Arial"/>
+                <w:rFonts w:ascii="Verdana" w:hAnsi="Verdana"/>
                 <w:b w:val="0"/>
                 <w:sz w:val="16"/>
               </w:rPr>
@@ -518,7 +511,7 @@
             <w:r/>
             <w:r>
               <w:rPr>
-                <w:rFonts w:ascii="Arial" w:hAnsi="Arial"/>
+                <w:rFonts w:ascii="Verdana" w:hAnsi="Verdana"/>
                 <w:b w:val="0"/>
                 <w:sz w:val="16"/>
               </w:rPr>
@@ -534,7 +527,7 @@
             <w:r/>
             <w:r>
               <w:rPr>
-                <w:rFonts w:ascii="Arial" w:hAnsi="Arial"/>
+                <w:rFonts w:ascii="Verdana" w:hAnsi="Verdana"/>
                 <w:b w:val="0"/>
                 <w:sz w:val="16"/>
               </w:rPr>
@@ -550,7 +543,7 @@
             <w:r/>
             <w:r>
               <w:rPr>
-                <w:rFonts w:ascii="Arial" w:hAnsi="Arial"/>
+                <w:rFonts w:ascii="Verdana" w:hAnsi="Verdana"/>
                 <w:b w:val="0"/>
                 <w:sz w:val="16"/>
               </w:rPr>
@@ -559,6 +552,9 @@
         </w:tc>
       </w:tr>
       <w:tr>
+        <w:trPr>
+          <w:cantSplit/>
+        </w:trPr>
         <w:tc>
           <w:tcPr>
             <w:tcW w:type="dxa" w:w="1514"/>
@@ -567,7 +563,7 @@
             <w:r/>
             <w:r>
               <w:rPr>
-                <w:rFonts w:ascii="Arial" w:hAnsi="Arial"/>
+                <w:rFonts w:ascii="Verdana" w:hAnsi="Verdana"/>
                 <w:b w:val="0"/>
                 <w:sz w:val="16"/>
               </w:rPr>
@@ -583,7 +579,7 @@
             <w:r/>
             <w:r>
               <w:rPr>
-                <w:rFonts w:ascii="Arial" w:hAnsi="Arial"/>
+                <w:rFonts w:ascii="Verdana" w:hAnsi="Verdana"/>
                 <w:b w:val="0"/>
                 <w:sz w:val="16"/>
               </w:rPr>
@@ -599,7 +595,7 @@
             <w:r/>
             <w:r>
               <w:rPr>
-                <w:rFonts w:ascii="Arial" w:hAnsi="Arial"/>
+                <w:rFonts w:ascii="Verdana" w:hAnsi="Verdana"/>
                 <w:b w:val="0"/>
                 <w:sz w:val="16"/>
               </w:rPr>
@@ -615,7 +611,7 @@
             <w:r/>
             <w:r>
               <w:rPr>
-                <w:rFonts w:ascii="Arial" w:hAnsi="Arial"/>
+                <w:rFonts w:ascii="Verdana" w:hAnsi="Verdana"/>
                 <w:b w:val="0"/>
                 <w:sz w:val="16"/>
               </w:rPr>
@@ -631,7 +627,7 @@
             <w:r/>
             <w:r>
               <w:rPr>
-                <w:rFonts w:ascii="Arial" w:hAnsi="Arial"/>
+                <w:rFonts w:ascii="Verdana" w:hAnsi="Verdana"/>
                 <w:b w:val="0"/>
                 <w:sz w:val="16"/>
               </w:rPr>
@@ -647,7 +643,7 @@
             <w:r/>
             <w:r>
               <w:rPr>
-                <w:rFonts w:ascii="Arial" w:hAnsi="Arial"/>
+                <w:rFonts w:ascii="Verdana" w:hAnsi="Verdana"/>
                 <w:b w:val="0"/>
                 <w:sz w:val="16"/>
               </w:rPr>
@@ -663,7 +659,7 @@
             <w:r/>
             <w:r>
               <w:rPr>
-                <w:rFonts w:ascii="Arial" w:hAnsi="Arial"/>
+                <w:rFonts w:ascii="Verdana" w:hAnsi="Verdana"/>
                 <w:b w:val="0"/>
                 <w:sz w:val="16"/>
               </w:rPr>
@@ -679,7 +675,7 @@
             <w:r/>
             <w:r>
               <w:rPr>
-                <w:rFonts w:ascii="Arial" w:hAnsi="Arial"/>
+                <w:rFonts w:ascii="Verdana" w:hAnsi="Verdana"/>
                 <w:b w:val="0"/>
                 <w:sz w:val="16"/>
               </w:rPr>
@@ -695,7 +691,7 @@
             <w:r/>
             <w:r>
               <w:rPr>
-                <w:rFonts w:ascii="Arial" w:hAnsi="Arial"/>
+                <w:rFonts w:ascii="Verdana" w:hAnsi="Verdana"/>
                 <w:b w:val="0"/>
                 <w:sz w:val="16"/>
               </w:rPr>
@@ -711,7 +707,7 @@
             <w:r/>
             <w:r>
               <w:rPr>
-                <w:rFonts w:ascii="Arial" w:hAnsi="Arial"/>
+                <w:rFonts w:ascii="Verdana" w:hAnsi="Verdana"/>
                 <w:b w:val="0"/>
                 <w:sz w:val="16"/>
               </w:rPr>
@@ -720,6 +716,9 @@
         </w:tc>
       </w:tr>
       <w:tr>
+        <w:trPr>
+          <w:cantSplit/>
+        </w:trPr>
         <w:tc>
           <w:tcPr>
             <w:tcW w:type="dxa" w:w="1514"/>
@@ -728,7 +727,7 @@
             <w:r/>
             <w:r>
               <w:rPr>
-                <w:rFonts w:ascii="Arial" w:hAnsi="Arial"/>
+                <w:rFonts w:ascii="Verdana" w:hAnsi="Verdana"/>
                 <w:b w:val="0"/>
                 <w:sz w:val="16"/>
               </w:rPr>
@@ -744,7 +743,7 @@
             <w:r/>
             <w:r>
               <w:rPr>
-                <w:rFonts w:ascii="Arial" w:hAnsi="Arial"/>
+                <w:rFonts w:ascii="Verdana" w:hAnsi="Verdana"/>
                 <w:b w:val="0"/>
                 <w:sz w:val="16"/>
               </w:rPr>
@@ -760,7 +759,7 @@
             <w:r/>
             <w:r>
               <w:rPr>
-                <w:rFonts w:ascii="Arial" w:hAnsi="Arial"/>
+                <w:rFonts w:ascii="Verdana" w:hAnsi="Verdana"/>
                 <w:b w:val="0"/>
                 <w:sz w:val="16"/>
               </w:rPr>
@@ -776,7 +775,7 @@
             <w:r/>
             <w:r>
               <w:rPr>
-                <w:rFonts w:ascii="Arial" w:hAnsi="Arial"/>
+                <w:rFonts w:ascii="Verdana" w:hAnsi="Verdana"/>
                 <w:b w:val="0"/>
                 <w:sz w:val="16"/>
               </w:rPr>
@@ -792,7 +791,7 @@
             <w:r/>
             <w:r>
               <w:rPr>
-                <w:rFonts w:ascii="Arial" w:hAnsi="Arial"/>
+                <w:rFonts w:ascii="Verdana" w:hAnsi="Verdana"/>
                 <w:b w:val="0"/>
                 <w:sz w:val="16"/>
               </w:rPr>
@@ -808,7 +807,7 @@
             <w:r/>
             <w:r>
               <w:rPr>
-                <w:rFonts w:ascii="Arial" w:hAnsi="Arial"/>
+                <w:rFonts w:ascii="Verdana" w:hAnsi="Verdana"/>
                 <w:b w:val="0"/>
                 <w:sz w:val="16"/>
               </w:rPr>
@@ -824,7 +823,7 @@
             <w:r/>
             <w:r>
               <w:rPr>
-                <w:rFonts w:ascii="Arial" w:hAnsi="Arial"/>
+                <w:rFonts w:ascii="Verdana" w:hAnsi="Verdana"/>
                 <w:b w:val="0"/>
                 <w:sz w:val="16"/>
               </w:rPr>
@@ -840,7 +839,7 @@
             <w:r/>
             <w:r>
               <w:rPr>
-                <w:rFonts w:ascii="Arial" w:hAnsi="Arial"/>
+                <w:rFonts w:ascii="Verdana" w:hAnsi="Verdana"/>
                 <w:b w:val="0"/>
                 <w:sz w:val="16"/>
               </w:rPr>
@@ -856,7 +855,7 @@
             <w:r/>
             <w:r>
               <w:rPr>
-                <w:rFonts w:ascii="Arial" w:hAnsi="Arial"/>
+                <w:rFonts w:ascii="Verdana" w:hAnsi="Verdana"/>
                 <w:b w:val="0"/>
                 <w:sz w:val="16"/>
               </w:rPr>
@@ -872,16 +871,19 @@
             <w:r/>
             <w:r>
               <w:rPr>
-                <w:rFonts w:ascii="Arial" w:hAnsi="Arial"/>
+                <w:rFonts w:ascii="Verdana" w:hAnsi="Verdana"/>
                 <w:b w:val="0"/>
                 <w:sz w:val="16"/>
               </w:rPr>
-              <w:t>Note 98: Code figures 1 - 24 are siting classifications and measurement quality classifications according to the Guide to Instruments and Methods of Observation (WMO-No. 8), Volume I, Chapter 1, Annex 1.D and Annex 1.G.</w:t>
+              <w:t>Note 98: Master tables are described in Note 2 to Section 1 of the BUFR regulations (part of the regulation entitled "Specifications of octet contents").</w:t>
             </w:r>
           </w:p>
         </w:tc>
       </w:tr>
       <w:tr>
+        <w:trPr>
+          <w:cantSplit/>
+        </w:trPr>
         <w:tc>
           <w:tcPr>
             <w:tcW w:type="dxa" w:w="1514"/>
@@ -890,7 +892,7 @@
             <w:r/>
             <w:r>
               <w:rPr>
-                <w:rFonts w:ascii="Arial" w:hAnsi="Arial"/>
+                <w:rFonts w:ascii="Verdana" w:hAnsi="Verdana"/>
                 <w:b w:val="0"/>
                 <w:sz w:val="16"/>
               </w:rPr>
@@ -906,7 +908,7 @@
             <w:r/>
             <w:r>
               <w:rPr>
-                <w:rFonts w:ascii="Arial" w:hAnsi="Arial"/>
+                <w:rFonts w:ascii="Verdana" w:hAnsi="Verdana"/>
                 <w:b w:val="0"/>
                 <w:sz w:val="16"/>
               </w:rPr>
@@ -922,7 +924,7 @@
             <w:r/>
             <w:r>
               <w:rPr>
-                <w:rFonts w:ascii="Arial" w:hAnsi="Arial"/>
+                <w:rFonts w:ascii="Verdana" w:hAnsi="Verdana"/>
                 <w:b w:val="0"/>
                 <w:sz w:val="16"/>
               </w:rPr>
@@ -938,7 +940,7 @@
             <w:r/>
             <w:r>
               <w:rPr>
-                <w:rFonts w:ascii="Arial" w:hAnsi="Arial"/>
+                <w:rFonts w:ascii="Verdana" w:hAnsi="Verdana"/>
                 <w:b w:val="0"/>
                 <w:sz w:val="16"/>
               </w:rPr>
@@ -954,7 +956,7 @@
             <w:r/>
             <w:r>
               <w:rPr>
-                <w:rFonts w:ascii="Arial" w:hAnsi="Arial"/>
+                <w:rFonts w:ascii="Verdana" w:hAnsi="Verdana"/>
                 <w:b w:val="0"/>
                 <w:sz w:val="16"/>
               </w:rPr>
@@ -970,7 +972,7 @@
             <w:r/>
             <w:r>
               <w:rPr>
-                <w:rFonts w:ascii="Arial" w:hAnsi="Arial"/>
+                <w:rFonts w:ascii="Verdana" w:hAnsi="Verdana"/>
                 <w:b w:val="0"/>
                 <w:sz w:val="16"/>
               </w:rPr>
@@ -986,7 +988,7 @@
             <w:r/>
             <w:r>
               <w:rPr>
-                <w:rFonts w:ascii="Arial" w:hAnsi="Arial"/>
+                <w:rFonts w:ascii="Verdana" w:hAnsi="Verdana"/>
                 <w:b w:val="0"/>
                 <w:sz w:val="16"/>
               </w:rPr>
@@ -1002,7 +1004,7 @@
             <w:r/>
             <w:r>
               <w:rPr>
-                <w:rFonts w:ascii="Arial" w:hAnsi="Arial"/>
+                <w:rFonts w:ascii="Verdana" w:hAnsi="Verdana"/>
                 <w:b w:val="0"/>
                 <w:sz w:val="16"/>
               </w:rPr>
@@ -1018,7 +1020,7 @@
             <w:r/>
             <w:r>
               <w:rPr>
-                <w:rFonts w:ascii="Arial" w:hAnsi="Arial"/>
+                <w:rFonts w:ascii="Verdana" w:hAnsi="Verdana"/>
                 <w:b w:val="0"/>
                 <w:sz w:val="16"/>
               </w:rPr>
@@ -1034,7 +1036,7 @@
             <w:r/>
             <w:r>
               <w:rPr>
-                <w:rFonts w:ascii="Arial" w:hAnsi="Arial"/>
+                <w:rFonts w:ascii="Verdana" w:hAnsi="Verdana"/>
                 <w:b w:val="0"/>
                 <w:sz w:val="16"/>
               </w:rPr>
@@ -1043,6 +1045,9 @@
         </w:tc>
       </w:tr>
       <w:tr>
+        <w:trPr>
+          <w:cantSplit/>
+        </w:trPr>
         <w:tc>
           <w:tcPr>
             <w:tcW w:type="dxa" w:w="1514"/>
@@ -1051,7 +1056,7 @@
             <w:r/>
             <w:r>
               <w:rPr>
-                <w:rFonts w:ascii="Arial" w:hAnsi="Arial"/>
+                <w:rFonts w:ascii="Verdana" w:hAnsi="Verdana"/>
                 <w:b w:val="0"/>
                 <w:sz w:val="16"/>
               </w:rPr>
@@ -1067,7 +1072,7 @@
             <w:r/>
             <w:r>
               <w:rPr>
-                <w:rFonts w:ascii="Arial" w:hAnsi="Arial"/>
+                <w:rFonts w:ascii="Verdana" w:hAnsi="Verdana"/>
                 <w:b w:val="0"/>
                 <w:sz w:val="16"/>
               </w:rPr>
@@ -1083,7 +1088,7 @@
             <w:r/>
             <w:r>
               <w:rPr>
-                <w:rFonts w:ascii="Arial" w:hAnsi="Arial"/>
+                <w:rFonts w:ascii="Verdana" w:hAnsi="Verdana"/>
                 <w:b w:val="0"/>
                 <w:sz w:val="16"/>
               </w:rPr>
@@ -1099,7 +1104,7 @@
             <w:r/>
             <w:r>
               <w:rPr>
-                <w:rFonts w:ascii="Arial" w:hAnsi="Arial"/>
+                <w:rFonts w:ascii="Verdana" w:hAnsi="Verdana"/>
                 <w:b w:val="0"/>
                 <w:sz w:val="16"/>
               </w:rPr>
@@ -1115,7 +1120,7 @@
             <w:r/>
             <w:r>
               <w:rPr>
-                <w:rFonts w:ascii="Arial" w:hAnsi="Arial"/>
+                <w:rFonts w:ascii="Verdana" w:hAnsi="Verdana"/>
                 <w:b w:val="0"/>
                 <w:sz w:val="16"/>
               </w:rPr>
@@ -1131,7 +1136,7 @@
             <w:r/>
             <w:r>
               <w:rPr>
-                <w:rFonts w:ascii="Arial" w:hAnsi="Arial"/>
+                <w:rFonts w:ascii="Verdana" w:hAnsi="Verdana"/>
                 <w:b w:val="0"/>
                 <w:sz w:val="16"/>
               </w:rPr>
@@ -1147,7 +1152,7 @@
             <w:r/>
             <w:r>
               <w:rPr>
-                <w:rFonts w:ascii="Arial" w:hAnsi="Arial"/>
+                <w:rFonts w:ascii="Verdana" w:hAnsi="Verdana"/>
                 <w:b w:val="0"/>
                 <w:sz w:val="16"/>
               </w:rPr>
@@ -1163,7 +1168,7 @@
             <w:r/>
             <w:r>
               <w:rPr>
-                <w:rFonts w:ascii="Arial" w:hAnsi="Arial"/>
+                <w:rFonts w:ascii="Verdana" w:hAnsi="Verdana"/>
                 <w:b w:val="0"/>
                 <w:sz w:val="16"/>
               </w:rPr>
@@ -1179,7 +1184,7 @@
             <w:r/>
             <w:r>
               <w:rPr>
-                <w:rFonts w:ascii="Arial" w:hAnsi="Arial"/>
+                <w:rFonts w:ascii="Verdana" w:hAnsi="Verdana"/>
                 <w:b w:val="0"/>
                 <w:sz w:val="16"/>
               </w:rPr>
@@ -1195,16 +1200,19 @@
             <w:r/>
             <w:r>
               <w:rPr>
-                <w:rFonts w:ascii="Arial" w:hAnsi="Arial"/>
+                <w:rFonts w:ascii="Verdana" w:hAnsi="Verdana"/>
                 <w:b w:val="0"/>
                 <w:sz w:val="16"/>
               </w:rPr>
-              <w:t>Note 33: Code figures 11-19: Period of current measurement (drift method).</w:t>
+              <w:t>Note 33: It is better to use different Class 00 descriptors for the defining and defined elements, in the same way as different descriptors correspond to pressure considered as a coordinate and pressure measured at a given point; otherwise special rules would be needed to interpret such message. Entries 0 00 010 to 0 00 012 define F, X and Y for Tables B and D; entry 0 00 030 is a descriptor used as data and provides the F, X and Y values defining a sequence for Table D entries.</w:t>
             </w:r>
           </w:p>
         </w:tc>
       </w:tr>
       <w:tr>
+        <w:trPr>
+          <w:cantSplit/>
+        </w:trPr>
         <w:tc>
           <w:tcPr>
             <w:tcW w:type="dxa" w:w="1514"/>
@@ -1213,7 +1221,7 @@
             <w:r/>
             <w:r>
               <w:rPr>
-                <w:rFonts w:ascii="Arial" w:hAnsi="Arial"/>
+                <w:rFonts w:ascii="Verdana" w:hAnsi="Verdana"/>
                 <w:b w:val="0"/>
                 <w:sz w:val="16"/>
               </w:rPr>
@@ -1229,7 +1237,7 @@
             <w:r/>
             <w:r>
               <w:rPr>
-                <w:rFonts w:ascii="Arial" w:hAnsi="Arial"/>
+                <w:rFonts w:ascii="Verdana" w:hAnsi="Verdana"/>
                 <w:b w:val="0"/>
                 <w:sz w:val="16"/>
               </w:rPr>
@@ -1245,7 +1253,7 @@
             <w:r/>
             <w:r>
               <w:rPr>
-                <w:rFonts w:ascii="Arial" w:hAnsi="Arial"/>
+                <w:rFonts w:ascii="Verdana" w:hAnsi="Verdana"/>
                 <w:b w:val="0"/>
                 <w:sz w:val="16"/>
               </w:rPr>
@@ -1261,7 +1269,7 @@
             <w:r/>
             <w:r>
               <w:rPr>
-                <w:rFonts w:ascii="Arial" w:hAnsi="Arial"/>
+                <w:rFonts w:ascii="Verdana" w:hAnsi="Verdana"/>
                 <w:b w:val="0"/>
                 <w:sz w:val="16"/>
               </w:rPr>
@@ -1277,7 +1285,7 @@
             <w:r/>
             <w:r>
               <w:rPr>
-                <w:rFonts w:ascii="Arial" w:hAnsi="Arial"/>
+                <w:rFonts w:ascii="Verdana" w:hAnsi="Verdana"/>
                 <w:b w:val="0"/>
                 <w:sz w:val="16"/>
               </w:rPr>
@@ -1293,7 +1301,7 @@
             <w:r/>
             <w:r>
               <w:rPr>
-                <w:rFonts w:ascii="Arial" w:hAnsi="Arial"/>
+                <w:rFonts w:ascii="Verdana" w:hAnsi="Verdana"/>
                 <w:b w:val="0"/>
                 <w:sz w:val="16"/>
               </w:rPr>
@@ -1309,7 +1317,7 @@
             <w:r/>
             <w:r>
               <w:rPr>
-                <w:rFonts w:ascii="Arial" w:hAnsi="Arial"/>
+                <w:rFonts w:ascii="Verdana" w:hAnsi="Verdana"/>
                 <w:b w:val="0"/>
                 <w:sz w:val="16"/>
               </w:rPr>
@@ -1325,7 +1333,7 @@
             <w:r/>
             <w:r>
               <w:rPr>
-                <w:rFonts w:ascii="Arial" w:hAnsi="Arial"/>
+                <w:rFonts w:ascii="Verdana" w:hAnsi="Verdana"/>
                 <w:b w:val="0"/>
                 <w:sz w:val="16"/>
               </w:rPr>
@@ -1341,7 +1349,7 @@
             <w:r/>
             <w:r>
               <w:rPr>
-                <w:rFonts w:ascii="Arial" w:hAnsi="Arial"/>
+                <w:rFonts w:ascii="Verdana" w:hAnsi="Verdana"/>
                 <w:b w:val="0"/>
                 <w:sz w:val="16"/>
               </w:rPr>
@@ -1357,16 +1365,19 @@
             <w:r/>
             <w:r>
               <w:rPr>
-                <w:rFonts w:ascii="Arial" w:hAnsi="Arial"/>
+                <w:rFonts w:ascii="Verdana" w:hAnsi="Verdana"/>
                 <w:b w:val="0"/>
                 <w:sz w:val="16"/>
               </w:rPr>
-              <w:t>Note 40: For use of code figure 15, see Regulation 12.1.4.</w:t>
+              <w:t>Note 40: Non-surface levels on the model’s native vertical coordinate are transposed to pressure coordinate. This makes the levels more readily intelligible for human interpretation and easier to use by generic display applications. The levels may correspond exactly to native model levels, or be interpolated between model levels to pressure levels chosen by the generating centre.</w:t>
             </w:r>
           </w:p>
         </w:tc>
       </w:tr>
       <w:tr>
+        <w:trPr>
+          <w:cantSplit/>
+        </w:trPr>
         <w:tc>
           <w:tcPr>
             <w:tcW w:type="dxa" w:w="1514"/>
@@ -1375,7 +1386,7 @@
             <w:r/>
             <w:r>
               <w:rPr>
-                <w:rFonts w:ascii="Arial" w:hAnsi="Arial"/>
+                <w:rFonts w:ascii="Verdana" w:hAnsi="Verdana"/>
                 <w:b w:val="0"/>
                 <w:sz w:val="16"/>
               </w:rPr>
@@ -1391,7 +1402,7 @@
             <w:r/>
             <w:r>
               <w:rPr>
-                <w:rFonts w:ascii="Arial" w:hAnsi="Arial"/>
+                <w:rFonts w:ascii="Verdana" w:hAnsi="Verdana"/>
                 <w:b w:val="0"/>
                 <w:sz w:val="16"/>
               </w:rPr>
@@ -1407,7 +1418,7 @@
             <w:r/>
             <w:r>
               <w:rPr>
-                <w:rFonts w:ascii="Arial" w:hAnsi="Arial"/>
+                <w:rFonts w:ascii="Verdana" w:hAnsi="Verdana"/>
                 <w:b w:val="0"/>
                 <w:sz w:val="16"/>
               </w:rPr>
@@ -1423,7 +1434,7 @@
             <w:r/>
             <w:r>
               <w:rPr>
-                <w:rFonts w:ascii="Arial" w:hAnsi="Arial"/>
+                <w:rFonts w:ascii="Verdana" w:hAnsi="Verdana"/>
                 <w:b w:val="0"/>
                 <w:sz w:val="16"/>
               </w:rPr>
@@ -1439,7 +1450,7 @@
             <w:r/>
             <w:r>
               <w:rPr>
-                <w:rFonts w:ascii="Arial" w:hAnsi="Arial"/>
+                <w:rFonts w:ascii="Verdana" w:hAnsi="Verdana"/>
                 <w:b w:val="0"/>
                 <w:sz w:val="16"/>
               </w:rPr>
@@ -1455,7 +1466,7 @@
             <w:r/>
             <w:r>
               <w:rPr>
-                <w:rFonts w:ascii="Arial" w:hAnsi="Arial"/>
+                <w:rFonts w:ascii="Verdana" w:hAnsi="Verdana"/>
                 <w:b w:val="0"/>
                 <w:sz w:val="16"/>
               </w:rPr>
@@ -1471,7 +1482,7 @@
             <w:r/>
             <w:r>
               <w:rPr>
-                <w:rFonts w:ascii="Arial" w:hAnsi="Arial"/>
+                <w:rFonts w:ascii="Verdana" w:hAnsi="Verdana"/>
                 <w:b w:val="0"/>
                 <w:sz w:val="16"/>
               </w:rPr>
@@ -1487,7 +1498,7 @@
             <w:r/>
             <w:r>
               <w:rPr>
-                <w:rFonts w:ascii="Arial" w:hAnsi="Arial"/>
+                <w:rFonts w:ascii="Verdana" w:hAnsi="Verdana"/>
                 <w:b w:val="0"/>
                 <w:sz w:val="16"/>
               </w:rPr>
@@ -1503,7 +1514,7 @@
             <w:r/>
             <w:r>
               <w:rPr>
-                <w:rFonts w:ascii="Arial" w:hAnsi="Arial"/>
+                <w:rFonts w:ascii="Verdana" w:hAnsi="Verdana"/>
                 <w:b w:val="0"/>
                 <w:sz w:val="16"/>
               </w:rPr>
@@ -1519,16 +1530,19 @@
             <w:r/>
             <w:r>
               <w:rPr>
-                <w:rFonts w:ascii="Arial" w:hAnsi="Arial"/>
+                <w:rFonts w:ascii="Verdana" w:hAnsi="Verdana"/>
                 <w:b w:val="0"/>
                 <w:sz w:val="16"/>
               </w:rPr>
-              <w:t>Note 76: The exact bounding height shall be assigned for the lower code figure; e.g., a height of 4 m is coded as 5.</w:t>
+              <w:t>Note 76: Within 3 07 045, 3 07 048 and 3 07 053, wind speed shall be reported in the same units as in the original TAC data and: 0 11 083 shall be set to missing, if wind speed is reported in knots or m s-1 in TAC data, 0 11 084 shall be set to missing, if wind speed is reported in km h-1 or m s-1 in TAC data.</w:t>
             </w:r>
           </w:p>
         </w:tc>
       </w:tr>
       <w:tr>
+        <w:trPr>
+          <w:cantSplit/>
+        </w:trPr>
         <w:tc>
           <w:tcPr>
             <w:tcW w:type="dxa" w:w="1514"/>
@@ -1537,7 +1551,7 @@
             <w:r/>
             <w:r>
               <w:rPr>
-                <w:rFonts w:ascii="Arial" w:hAnsi="Arial"/>
+                <w:rFonts w:ascii="Verdana" w:hAnsi="Verdana"/>
                 <w:b w:val="0"/>
                 <w:sz w:val="16"/>
               </w:rPr>
@@ -1553,7 +1567,7 @@
             <w:r/>
             <w:r>
               <w:rPr>
-                <w:rFonts w:ascii="Arial" w:hAnsi="Arial"/>
+                <w:rFonts w:ascii="Verdana" w:hAnsi="Verdana"/>
                 <w:b w:val="0"/>
                 <w:sz w:val="16"/>
               </w:rPr>
@@ -1569,7 +1583,7 @@
             <w:r/>
             <w:r>
               <w:rPr>
-                <w:rFonts w:ascii="Arial" w:hAnsi="Arial"/>
+                <w:rFonts w:ascii="Verdana" w:hAnsi="Verdana"/>
                 <w:b w:val="0"/>
                 <w:sz w:val="16"/>
               </w:rPr>
@@ -1585,7 +1599,7 @@
             <w:r/>
             <w:r>
               <w:rPr>
-                <w:rFonts w:ascii="Arial" w:hAnsi="Arial"/>
+                <w:rFonts w:ascii="Verdana" w:hAnsi="Verdana"/>
                 <w:b w:val="0"/>
                 <w:sz w:val="16"/>
               </w:rPr>
@@ -1601,7 +1615,7 @@
             <w:r/>
             <w:r>
               <w:rPr>
-                <w:rFonts w:ascii="Arial" w:hAnsi="Arial"/>
+                <w:rFonts w:ascii="Verdana" w:hAnsi="Verdana"/>
                 <w:b w:val="0"/>
                 <w:sz w:val="16"/>
               </w:rPr>
@@ -1617,7 +1631,7 @@
             <w:r/>
             <w:r>
               <w:rPr>
-                <w:rFonts w:ascii="Arial" w:hAnsi="Arial"/>
+                <w:rFonts w:ascii="Verdana" w:hAnsi="Verdana"/>
                 <w:b w:val="0"/>
                 <w:sz w:val="16"/>
               </w:rPr>
@@ -1633,7 +1647,7 @@
             <w:r/>
             <w:r>
               <w:rPr>
-                <w:rFonts w:ascii="Arial" w:hAnsi="Arial"/>
+                <w:rFonts w:ascii="Verdana" w:hAnsi="Verdana"/>
                 <w:b w:val="0"/>
                 <w:sz w:val="16"/>
               </w:rPr>
@@ -1649,7 +1663,7 @@
             <w:r/>
             <w:r>
               <w:rPr>
-                <w:rFonts w:ascii="Arial" w:hAnsi="Arial"/>
+                <w:rFonts w:ascii="Verdana" w:hAnsi="Verdana"/>
                 <w:b w:val="0"/>
                 <w:sz w:val="16"/>
               </w:rPr>
@@ -1665,7 +1679,7 @@
             <w:r/>
             <w:r>
               <w:rPr>
-                <w:rFonts w:ascii="Arial" w:hAnsi="Arial"/>
+                <w:rFonts w:ascii="Verdana" w:hAnsi="Verdana"/>
                 <w:b w:val="0"/>
                 <w:sz w:val="16"/>
               </w:rPr>
@@ -1681,7 +1695,7 @@
             <w:r/>
             <w:r>
               <w:rPr>
-                <w:rFonts w:ascii="Arial" w:hAnsi="Arial"/>
+                <w:rFonts w:ascii="Verdana" w:hAnsi="Verdana"/>
                 <w:b w:val="0"/>
                 <w:sz w:val="16"/>
               </w:rPr>
@@ -1690,6 +1704,9 @@
         </w:tc>
       </w:tr>
       <w:tr>
+        <w:trPr>
+          <w:cantSplit/>
+        </w:trPr>
         <w:tc>
           <w:tcPr>
             <w:tcW w:type="dxa" w:w="1514"/>
@@ -1698,7 +1715,7 @@
             <w:r/>
             <w:r>
               <w:rPr>
-                <w:rFonts w:ascii="Arial" w:hAnsi="Arial"/>
+                <w:rFonts w:ascii="Verdana" w:hAnsi="Verdana"/>
                 <w:b w:val="0"/>
                 <w:sz w:val="16"/>
               </w:rPr>
@@ -1714,7 +1731,7 @@
             <w:r/>
             <w:r>
               <w:rPr>
-                <w:rFonts w:ascii="Arial" w:hAnsi="Arial"/>
+                <w:rFonts w:ascii="Verdana" w:hAnsi="Verdana"/>
                 <w:b w:val="0"/>
                 <w:sz w:val="16"/>
               </w:rPr>
@@ -1730,7 +1747,7 @@
             <w:r/>
             <w:r>
               <w:rPr>
-                <w:rFonts w:ascii="Arial" w:hAnsi="Arial"/>
+                <w:rFonts w:ascii="Verdana" w:hAnsi="Verdana"/>
                 <w:b w:val="0"/>
                 <w:sz w:val="16"/>
               </w:rPr>
@@ -1746,7 +1763,7 @@
             <w:r/>
             <w:r>
               <w:rPr>
-                <w:rFonts w:ascii="Arial" w:hAnsi="Arial"/>
+                <w:rFonts w:ascii="Verdana" w:hAnsi="Verdana"/>
                 <w:b w:val="0"/>
                 <w:sz w:val="16"/>
               </w:rPr>
@@ -1762,7 +1779,7 @@
             <w:r/>
             <w:r>
               <w:rPr>
-                <w:rFonts w:ascii="Arial" w:hAnsi="Arial"/>
+                <w:rFonts w:ascii="Verdana" w:hAnsi="Verdana"/>
                 <w:b w:val="0"/>
                 <w:sz w:val="16"/>
               </w:rPr>
@@ -1778,7 +1795,7 @@
             <w:r/>
             <w:r>
               <w:rPr>
-                <w:rFonts w:ascii="Arial" w:hAnsi="Arial"/>
+                <w:rFonts w:ascii="Verdana" w:hAnsi="Verdana"/>
                 <w:b w:val="0"/>
                 <w:sz w:val="16"/>
               </w:rPr>
@@ -1794,7 +1811,7 @@
             <w:r/>
             <w:r>
               <w:rPr>
-                <w:rFonts w:ascii="Arial" w:hAnsi="Arial"/>
+                <w:rFonts w:ascii="Verdana" w:hAnsi="Verdana"/>
                 <w:b w:val="0"/>
                 <w:sz w:val="16"/>
               </w:rPr>
@@ -1810,7 +1827,7 @@
             <w:r/>
             <w:r>
               <w:rPr>
-                <w:rFonts w:ascii="Arial" w:hAnsi="Arial"/>
+                <w:rFonts w:ascii="Verdana" w:hAnsi="Verdana"/>
                 <w:b w:val="0"/>
                 <w:sz w:val="16"/>
               </w:rPr>
@@ -1826,7 +1843,7 @@
             <w:r/>
             <w:r>
               <w:rPr>
-                <w:rFonts w:ascii="Arial" w:hAnsi="Arial"/>
+                <w:rFonts w:ascii="Verdana" w:hAnsi="Verdana"/>
                 <w:b w:val="0"/>
                 <w:sz w:val="16"/>
               </w:rPr>
@@ -1842,7 +1859,7 @@
             <w:r/>
             <w:r>
               <w:rPr>
-                <w:rFonts w:ascii="Arial" w:hAnsi="Arial"/>
+                <w:rFonts w:ascii="Verdana" w:hAnsi="Verdana"/>
                 <w:b w:val="0"/>
                 <w:sz w:val="16"/>
               </w:rPr>
@@ -1851,6 +1868,9 @@
         </w:tc>
       </w:tr>
       <w:tr>
+        <w:trPr>
+          <w:cantSplit/>
+        </w:trPr>
         <w:tc>
           <w:tcPr>
             <w:tcW w:type="dxa" w:w="1514"/>
@@ -1859,7 +1879,7 @@
             <w:r/>
             <w:r>
               <w:rPr>
-                <w:rFonts w:ascii="Arial" w:hAnsi="Arial"/>
+                <w:rFonts w:ascii="Verdana" w:hAnsi="Verdana"/>
                 <w:b w:val="0"/>
                 <w:sz w:val="16"/>
               </w:rPr>
@@ -1875,7 +1895,7 @@
             <w:r/>
             <w:r>
               <w:rPr>
-                <w:rFonts w:ascii="Arial" w:hAnsi="Arial"/>
+                <w:rFonts w:ascii="Verdana" w:hAnsi="Verdana"/>
                 <w:b w:val="0"/>
                 <w:sz w:val="16"/>
               </w:rPr>
@@ -1891,7 +1911,7 @@
             <w:r/>
             <w:r>
               <w:rPr>
-                <w:rFonts w:ascii="Arial" w:hAnsi="Arial"/>
+                <w:rFonts w:ascii="Verdana" w:hAnsi="Verdana"/>
                 <w:b w:val="0"/>
                 <w:sz w:val="16"/>
               </w:rPr>
@@ -1907,7 +1927,7 @@
             <w:r/>
             <w:r>
               <w:rPr>
-                <w:rFonts w:ascii="Arial" w:hAnsi="Arial"/>
+                <w:rFonts w:ascii="Verdana" w:hAnsi="Verdana"/>
                 <w:b w:val="0"/>
                 <w:sz w:val="16"/>
               </w:rPr>
@@ -1923,7 +1943,7 @@
             <w:r/>
             <w:r>
               <w:rPr>
-                <w:rFonts w:ascii="Arial" w:hAnsi="Arial"/>
+                <w:rFonts w:ascii="Verdana" w:hAnsi="Verdana"/>
                 <w:b w:val="0"/>
                 <w:sz w:val="16"/>
               </w:rPr>
@@ -1939,7 +1959,7 @@
             <w:r/>
             <w:r>
               <w:rPr>
-                <w:rFonts w:ascii="Arial" w:hAnsi="Arial"/>
+                <w:rFonts w:ascii="Verdana" w:hAnsi="Verdana"/>
                 <w:b w:val="0"/>
                 <w:sz w:val="16"/>
               </w:rPr>
@@ -1955,7 +1975,7 @@
             <w:r/>
             <w:r>
               <w:rPr>
-                <w:rFonts w:ascii="Arial" w:hAnsi="Arial"/>
+                <w:rFonts w:ascii="Verdana" w:hAnsi="Verdana"/>
                 <w:b w:val="0"/>
                 <w:sz w:val="16"/>
               </w:rPr>
@@ -1971,7 +1991,7 @@
             <w:r/>
             <w:r>
               <w:rPr>
-                <w:rFonts w:ascii="Arial" w:hAnsi="Arial"/>
+                <w:rFonts w:ascii="Verdana" w:hAnsi="Verdana"/>
                 <w:b w:val="0"/>
                 <w:sz w:val="16"/>
               </w:rPr>
@@ -1987,7 +2007,7 @@
             <w:r/>
             <w:r>
               <w:rPr>
-                <w:rFonts w:ascii="Arial" w:hAnsi="Arial"/>
+                <w:rFonts w:ascii="Verdana" w:hAnsi="Verdana"/>
                 <w:b w:val="0"/>
                 <w:sz w:val="16"/>
               </w:rPr>
@@ -2003,7 +2023,7 @@
             <w:r/>
             <w:r>
               <w:rPr>
-                <w:rFonts w:ascii="Arial" w:hAnsi="Arial"/>
+                <w:rFonts w:ascii="Verdana" w:hAnsi="Verdana"/>
                 <w:b w:val="0"/>
                 <w:sz w:val="16"/>
               </w:rPr>
@@ -2012,6 +2032,9 @@
         </w:tc>
       </w:tr>
       <w:tr>
+        <w:trPr>
+          <w:cantSplit/>
+        </w:trPr>
         <w:tc>
           <w:tcPr>
             <w:tcW w:type="dxa" w:w="1514"/>
@@ -2020,7 +2043,7 @@
             <w:r/>
             <w:r>
               <w:rPr>
-                <w:rFonts w:ascii="Arial" w:hAnsi="Arial"/>
+                <w:rFonts w:ascii="Verdana" w:hAnsi="Verdana"/>
                 <w:b w:val="0"/>
                 <w:sz w:val="16"/>
               </w:rPr>
@@ -2036,7 +2059,7 @@
             <w:r/>
             <w:r>
               <w:rPr>
-                <w:rFonts w:ascii="Arial" w:hAnsi="Arial"/>
+                <w:rFonts w:ascii="Verdana" w:hAnsi="Verdana"/>
                 <w:b w:val="0"/>
                 <w:sz w:val="16"/>
               </w:rPr>
@@ -2052,7 +2075,7 @@
             <w:r/>
             <w:r>
               <w:rPr>
-                <w:rFonts w:ascii="Arial" w:hAnsi="Arial"/>
+                <w:rFonts w:ascii="Verdana" w:hAnsi="Verdana"/>
                 <w:b w:val="0"/>
                 <w:sz w:val="16"/>
               </w:rPr>
@@ -2068,7 +2091,7 @@
             <w:r/>
             <w:r>
               <w:rPr>
-                <w:rFonts w:ascii="Arial" w:hAnsi="Arial"/>
+                <w:rFonts w:ascii="Verdana" w:hAnsi="Verdana"/>
                 <w:b w:val="0"/>
                 <w:sz w:val="16"/>
               </w:rPr>
@@ -2084,7 +2107,7 @@
             <w:r/>
             <w:r>
               <w:rPr>
-                <w:rFonts w:ascii="Arial" w:hAnsi="Arial"/>
+                <w:rFonts w:ascii="Verdana" w:hAnsi="Verdana"/>
                 <w:b w:val="0"/>
                 <w:sz w:val="16"/>
               </w:rPr>
@@ -2100,7 +2123,7 @@
             <w:r/>
             <w:r>
               <w:rPr>
-                <w:rFonts w:ascii="Arial" w:hAnsi="Arial"/>
+                <w:rFonts w:ascii="Verdana" w:hAnsi="Verdana"/>
                 <w:b w:val="0"/>
                 <w:sz w:val="16"/>
               </w:rPr>
@@ -2116,7 +2139,7 @@
             <w:r/>
             <w:r>
               <w:rPr>
-                <w:rFonts w:ascii="Arial" w:hAnsi="Arial"/>
+                <w:rFonts w:ascii="Verdana" w:hAnsi="Verdana"/>
                 <w:b w:val="0"/>
                 <w:sz w:val="16"/>
               </w:rPr>
@@ -2132,7 +2155,7 @@
             <w:r/>
             <w:r>
               <w:rPr>
-                <w:rFonts w:ascii="Arial" w:hAnsi="Arial"/>
+                <w:rFonts w:ascii="Verdana" w:hAnsi="Verdana"/>
                 <w:b w:val="0"/>
                 <w:sz w:val="16"/>
               </w:rPr>
@@ -2148,7 +2171,7 @@
             <w:r/>
             <w:r>
               <w:rPr>
-                <w:rFonts w:ascii="Arial" w:hAnsi="Arial"/>
+                <w:rFonts w:ascii="Verdana" w:hAnsi="Verdana"/>
                 <w:b w:val="0"/>
                 <w:sz w:val="16"/>
               </w:rPr>
@@ -2164,7 +2187,7 @@
             <w:r/>
             <w:r>
               <w:rPr>
-                <w:rFonts w:ascii="Arial" w:hAnsi="Arial"/>
+                <w:rFonts w:ascii="Verdana" w:hAnsi="Verdana"/>
                 <w:b w:val="0"/>
                 <w:sz w:val="16"/>
               </w:rPr>
@@ -2173,6 +2196,9 @@
         </w:tc>
       </w:tr>
       <w:tr>
+        <w:trPr>
+          <w:cantSplit/>
+        </w:trPr>
         <w:tc>
           <w:tcPr>
             <w:tcW w:type="dxa" w:w="1514"/>
@@ -2181,7 +2207,7 @@
             <w:r/>
             <w:r>
               <w:rPr>
-                <w:rFonts w:ascii="Arial" w:hAnsi="Arial"/>
+                <w:rFonts w:ascii="Verdana" w:hAnsi="Verdana"/>
                 <w:b w:val="0"/>
                 <w:sz w:val="16"/>
               </w:rPr>
@@ -2197,7 +2223,7 @@
             <w:r/>
             <w:r>
               <w:rPr>
-                <w:rFonts w:ascii="Arial" w:hAnsi="Arial"/>
+                <w:rFonts w:ascii="Verdana" w:hAnsi="Verdana"/>
                 <w:b w:val="0"/>
                 <w:sz w:val="16"/>
               </w:rPr>
@@ -2213,7 +2239,7 @@
             <w:r/>
             <w:r>
               <w:rPr>
-                <w:rFonts w:ascii="Arial" w:hAnsi="Arial"/>
+                <w:rFonts w:ascii="Verdana" w:hAnsi="Verdana"/>
                 <w:b w:val="0"/>
                 <w:sz w:val="16"/>
               </w:rPr>
@@ -2229,7 +2255,7 @@
             <w:r/>
             <w:r>
               <w:rPr>
-                <w:rFonts w:ascii="Arial" w:hAnsi="Arial"/>
+                <w:rFonts w:ascii="Verdana" w:hAnsi="Verdana"/>
                 <w:b w:val="0"/>
                 <w:sz w:val="16"/>
               </w:rPr>
@@ -2245,7 +2271,7 @@
             <w:r/>
             <w:r>
               <w:rPr>
-                <w:rFonts w:ascii="Arial" w:hAnsi="Arial"/>
+                <w:rFonts w:ascii="Verdana" w:hAnsi="Verdana"/>
                 <w:b w:val="0"/>
                 <w:sz w:val="16"/>
               </w:rPr>
@@ -2261,7 +2287,7 @@
             <w:r/>
             <w:r>
               <w:rPr>
-                <w:rFonts w:ascii="Arial" w:hAnsi="Arial"/>
+                <w:rFonts w:ascii="Verdana" w:hAnsi="Verdana"/>
                 <w:b w:val="0"/>
                 <w:sz w:val="16"/>
               </w:rPr>
@@ -2277,7 +2303,7 @@
             <w:r/>
             <w:r>
               <w:rPr>
-                <w:rFonts w:ascii="Arial" w:hAnsi="Arial"/>
+                <w:rFonts w:ascii="Verdana" w:hAnsi="Verdana"/>
                 <w:b w:val="0"/>
                 <w:sz w:val="16"/>
               </w:rPr>
@@ -2293,7 +2319,7 @@
             <w:r/>
             <w:r>
               <w:rPr>
-                <w:rFonts w:ascii="Arial" w:hAnsi="Arial"/>
+                <w:rFonts w:ascii="Verdana" w:hAnsi="Verdana"/>
                 <w:b w:val="0"/>
                 <w:sz w:val="16"/>
               </w:rPr>
@@ -2309,7 +2335,7 @@
             <w:r/>
             <w:r>
               <w:rPr>
-                <w:rFonts w:ascii="Arial" w:hAnsi="Arial"/>
+                <w:rFonts w:ascii="Verdana" w:hAnsi="Verdana"/>
                 <w:b w:val="0"/>
                 <w:sz w:val="16"/>
               </w:rPr>
@@ -2325,7 +2351,7 @@
             <w:r/>
             <w:r>
               <w:rPr>
-                <w:rFonts w:ascii="Arial" w:hAnsi="Arial"/>
+                <w:rFonts w:ascii="Verdana" w:hAnsi="Verdana"/>
                 <w:b w:val="0"/>
                 <w:sz w:val="16"/>
               </w:rPr>
@@ -2334,6 +2360,9 @@
         </w:tc>
       </w:tr>
       <w:tr>
+        <w:trPr>
+          <w:cantSplit/>
+        </w:trPr>
         <w:tc>
           <w:tcPr>
             <w:tcW w:type="dxa" w:w="1514"/>
@@ -2342,7 +2371,7 @@
             <w:r/>
             <w:r>
               <w:rPr>
-                <w:rFonts w:ascii="Arial" w:hAnsi="Arial"/>
+                <w:rFonts w:ascii="Verdana" w:hAnsi="Verdana"/>
                 <w:b w:val="0"/>
                 <w:sz w:val="16"/>
               </w:rPr>
@@ -2358,7 +2387,7 @@
             <w:r/>
             <w:r>
               <w:rPr>
-                <w:rFonts w:ascii="Arial" w:hAnsi="Arial"/>
+                <w:rFonts w:ascii="Verdana" w:hAnsi="Verdana"/>
                 <w:b w:val="0"/>
                 <w:sz w:val="16"/>
               </w:rPr>
@@ -2374,7 +2403,7 @@
             <w:r/>
             <w:r>
               <w:rPr>
-                <w:rFonts w:ascii="Arial" w:hAnsi="Arial"/>
+                <w:rFonts w:ascii="Verdana" w:hAnsi="Verdana"/>
                 <w:b w:val="0"/>
                 <w:sz w:val="16"/>
               </w:rPr>
@@ -2390,7 +2419,7 @@
             <w:r/>
             <w:r>
               <w:rPr>
-                <w:rFonts w:ascii="Arial" w:hAnsi="Arial"/>
+                <w:rFonts w:ascii="Verdana" w:hAnsi="Verdana"/>
                 <w:b w:val="0"/>
                 <w:sz w:val="16"/>
               </w:rPr>
@@ -2406,7 +2435,7 @@
             <w:r/>
             <w:r>
               <w:rPr>
-                <w:rFonts w:ascii="Arial" w:hAnsi="Arial"/>
+                <w:rFonts w:ascii="Verdana" w:hAnsi="Verdana"/>
                 <w:b w:val="0"/>
                 <w:sz w:val="16"/>
               </w:rPr>
@@ -2422,7 +2451,7 @@
             <w:r/>
             <w:r>
               <w:rPr>
-                <w:rFonts w:ascii="Arial" w:hAnsi="Arial"/>
+                <w:rFonts w:ascii="Verdana" w:hAnsi="Verdana"/>
                 <w:b w:val="0"/>
                 <w:sz w:val="16"/>
               </w:rPr>
@@ -2438,7 +2467,7 @@
             <w:r/>
             <w:r>
               <w:rPr>
-                <w:rFonts w:ascii="Arial" w:hAnsi="Arial"/>
+                <w:rFonts w:ascii="Verdana" w:hAnsi="Verdana"/>
                 <w:b w:val="0"/>
                 <w:sz w:val="16"/>
               </w:rPr>
@@ -2454,7 +2483,7 @@
             <w:r/>
             <w:r>
               <w:rPr>
-                <w:rFonts w:ascii="Arial" w:hAnsi="Arial"/>
+                <w:rFonts w:ascii="Verdana" w:hAnsi="Verdana"/>
                 <w:b w:val="0"/>
                 <w:sz w:val="16"/>
               </w:rPr>
@@ -2470,7 +2499,7 @@
             <w:r/>
             <w:r>
               <w:rPr>
-                <w:rFonts w:ascii="Arial" w:hAnsi="Arial"/>
+                <w:rFonts w:ascii="Verdana" w:hAnsi="Verdana"/>
                 <w:b w:val="0"/>
                 <w:sz w:val="16"/>
               </w:rPr>
@@ -2486,7 +2515,7 @@
             <w:r/>
             <w:r>
               <w:rPr>
-                <w:rFonts w:ascii="Arial" w:hAnsi="Arial"/>
+                <w:rFonts w:ascii="Verdana" w:hAnsi="Verdana"/>
                 <w:b w:val="0"/>
                 <w:sz w:val="16"/>
               </w:rPr>
@@ -2495,6 +2524,9 @@
         </w:tc>
       </w:tr>
       <w:tr>
+        <w:trPr>
+          <w:cantSplit/>
+        </w:trPr>
         <w:tc>
           <w:tcPr>
             <w:tcW w:type="dxa" w:w="1514"/>
@@ -2503,7 +2535,7 @@
             <w:r/>
             <w:r>
               <w:rPr>
-                <w:rFonts w:ascii="Arial" w:hAnsi="Arial"/>
+                <w:rFonts w:ascii="Verdana" w:hAnsi="Verdana"/>
                 <w:b w:val="0"/>
                 <w:sz w:val="16"/>
               </w:rPr>
@@ -2519,7 +2551,7 @@
             <w:r/>
             <w:r>
               <w:rPr>
-                <w:rFonts w:ascii="Arial" w:hAnsi="Arial"/>
+                <w:rFonts w:ascii="Verdana" w:hAnsi="Verdana"/>
                 <w:b w:val="0"/>
                 <w:sz w:val="16"/>
               </w:rPr>
@@ -2535,7 +2567,7 @@
             <w:r/>
             <w:r>
               <w:rPr>
-                <w:rFonts w:ascii="Arial" w:hAnsi="Arial"/>
+                <w:rFonts w:ascii="Verdana" w:hAnsi="Verdana"/>
                 <w:b w:val="0"/>
                 <w:sz w:val="16"/>
               </w:rPr>
@@ -2551,7 +2583,7 @@
             <w:r/>
             <w:r>
               <w:rPr>
-                <w:rFonts w:ascii="Arial" w:hAnsi="Arial"/>
+                <w:rFonts w:ascii="Verdana" w:hAnsi="Verdana"/>
                 <w:b w:val="0"/>
                 <w:sz w:val="16"/>
               </w:rPr>
@@ -2567,7 +2599,7 @@
             <w:r/>
             <w:r>
               <w:rPr>
-                <w:rFonts w:ascii="Arial" w:hAnsi="Arial"/>
+                <w:rFonts w:ascii="Verdana" w:hAnsi="Verdana"/>
                 <w:b w:val="0"/>
                 <w:sz w:val="16"/>
               </w:rPr>
@@ -2583,7 +2615,7 @@
             <w:r/>
             <w:r>
               <w:rPr>
-                <w:rFonts w:ascii="Arial" w:hAnsi="Arial"/>
+                <w:rFonts w:ascii="Verdana" w:hAnsi="Verdana"/>
                 <w:b w:val="0"/>
                 <w:sz w:val="16"/>
               </w:rPr>
@@ -2599,7 +2631,7 @@
             <w:r/>
             <w:r>
               <w:rPr>
-                <w:rFonts w:ascii="Arial" w:hAnsi="Arial"/>
+                <w:rFonts w:ascii="Verdana" w:hAnsi="Verdana"/>
                 <w:b w:val="0"/>
                 <w:sz w:val="16"/>
               </w:rPr>
@@ -2615,7 +2647,7 @@
             <w:r/>
             <w:r>
               <w:rPr>
-                <w:rFonts w:ascii="Arial" w:hAnsi="Arial"/>
+                <w:rFonts w:ascii="Verdana" w:hAnsi="Verdana"/>
                 <w:b w:val="0"/>
                 <w:sz w:val="16"/>
               </w:rPr>
@@ -2631,7 +2663,7 @@
             <w:r/>
             <w:r>
               <w:rPr>
-                <w:rFonts w:ascii="Arial" w:hAnsi="Arial"/>
+                <w:rFonts w:ascii="Verdana" w:hAnsi="Verdana"/>
                 <w:b w:val="0"/>
                 <w:sz w:val="16"/>
               </w:rPr>
@@ -2647,7 +2679,7 @@
             <w:r/>
             <w:r>
               <w:rPr>
-                <w:rFonts w:ascii="Arial" w:hAnsi="Arial"/>
+                <w:rFonts w:ascii="Verdana" w:hAnsi="Verdana"/>
                 <w:b w:val="0"/>
                 <w:sz w:val="16"/>
               </w:rPr>
@@ -2656,6 +2688,9 @@
         </w:tc>
       </w:tr>
       <w:tr>
+        <w:trPr>
+          <w:cantSplit/>
+        </w:trPr>
         <w:tc>
           <w:tcPr>
             <w:tcW w:type="dxa" w:w="1514"/>
@@ -2664,7 +2699,7 @@
             <w:r/>
             <w:r>
               <w:rPr>
-                <w:rFonts w:ascii="Arial" w:hAnsi="Arial"/>
+                <w:rFonts w:ascii="Verdana" w:hAnsi="Verdana"/>
                 <w:b w:val="0"/>
                 <w:sz w:val="16"/>
               </w:rPr>
@@ -2680,7 +2715,7 @@
             <w:r/>
             <w:r>
               <w:rPr>
-                <w:rFonts w:ascii="Arial" w:hAnsi="Arial"/>
+                <w:rFonts w:ascii="Verdana" w:hAnsi="Verdana"/>
                 <w:b w:val="0"/>
                 <w:sz w:val="16"/>
               </w:rPr>
@@ -2696,7 +2731,7 @@
             <w:r/>
             <w:r>
               <w:rPr>
-                <w:rFonts w:ascii="Arial" w:hAnsi="Arial"/>
+                <w:rFonts w:ascii="Verdana" w:hAnsi="Verdana"/>
                 <w:b w:val="0"/>
                 <w:sz w:val="16"/>
               </w:rPr>
@@ -2712,7 +2747,7 @@
             <w:r/>
             <w:r>
               <w:rPr>
-                <w:rFonts w:ascii="Arial" w:hAnsi="Arial"/>
+                <w:rFonts w:ascii="Verdana" w:hAnsi="Verdana"/>
                 <w:b w:val="0"/>
                 <w:sz w:val="16"/>
               </w:rPr>
@@ -2728,7 +2763,7 @@
             <w:r/>
             <w:r>
               <w:rPr>
-                <w:rFonts w:ascii="Arial" w:hAnsi="Arial"/>
+                <w:rFonts w:ascii="Verdana" w:hAnsi="Verdana"/>
                 <w:b w:val="0"/>
                 <w:sz w:val="16"/>
               </w:rPr>
@@ -2744,7 +2779,7 @@
             <w:r/>
             <w:r>
               <w:rPr>
-                <w:rFonts w:ascii="Arial" w:hAnsi="Arial"/>
+                <w:rFonts w:ascii="Verdana" w:hAnsi="Verdana"/>
                 <w:b w:val="0"/>
                 <w:sz w:val="16"/>
               </w:rPr>
@@ -2760,7 +2795,7 @@
             <w:r/>
             <w:r>
               <w:rPr>
-                <w:rFonts w:ascii="Arial" w:hAnsi="Arial"/>
+                <w:rFonts w:ascii="Verdana" w:hAnsi="Verdana"/>
                 <w:b w:val="0"/>
                 <w:sz w:val="16"/>
               </w:rPr>
@@ -2776,7 +2811,7 @@
             <w:r/>
             <w:r>
               <w:rPr>
-                <w:rFonts w:ascii="Arial" w:hAnsi="Arial"/>
+                <w:rFonts w:ascii="Verdana" w:hAnsi="Verdana"/>
                 <w:b w:val="0"/>
                 <w:sz w:val="16"/>
               </w:rPr>
@@ -2792,7 +2827,7 @@
             <w:r/>
             <w:r>
               <w:rPr>
-                <w:rFonts w:ascii="Arial" w:hAnsi="Arial"/>
+                <w:rFonts w:ascii="Verdana" w:hAnsi="Verdana"/>
                 <w:b w:val="0"/>
                 <w:sz w:val="16"/>
               </w:rPr>
@@ -2808,7 +2843,7 @@
             <w:r/>
             <w:r>
               <w:rPr>
-                <w:rFonts w:ascii="Arial" w:hAnsi="Arial"/>
+                <w:rFonts w:ascii="Verdana" w:hAnsi="Verdana"/>
                 <w:b w:val="0"/>
                 <w:sz w:val="16"/>
               </w:rPr>
@@ -2817,6 +2852,9 @@
         </w:tc>
       </w:tr>
       <w:tr>
+        <w:trPr>
+          <w:cantSplit/>
+        </w:trPr>
         <w:tc>
           <w:tcPr>
             <w:tcW w:type="dxa" w:w="1514"/>
@@ -2825,7 +2863,7 @@
             <w:r/>
             <w:r>
               <w:rPr>
-                <w:rFonts w:ascii="Arial" w:hAnsi="Arial"/>
+                <w:rFonts w:ascii="Verdana" w:hAnsi="Verdana"/>
                 <w:b w:val="0"/>
                 <w:sz w:val="16"/>
               </w:rPr>
@@ -2841,7 +2879,7 @@
             <w:r/>
             <w:r>
               <w:rPr>
-                <w:rFonts w:ascii="Arial" w:hAnsi="Arial"/>
+                <w:rFonts w:ascii="Verdana" w:hAnsi="Verdana"/>
                 <w:b w:val="0"/>
                 <w:sz w:val="16"/>
               </w:rPr>
@@ -2857,7 +2895,7 @@
             <w:r/>
             <w:r>
               <w:rPr>
-                <w:rFonts w:ascii="Arial" w:hAnsi="Arial"/>
+                <w:rFonts w:ascii="Verdana" w:hAnsi="Verdana"/>
                 <w:b w:val="0"/>
                 <w:sz w:val="16"/>
               </w:rPr>
@@ -2873,7 +2911,7 @@
             <w:r/>
             <w:r>
               <w:rPr>
-                <w:rFonts w:ascii="Arial" w:hAnsi="Arial"/>
+                <w:rFonts w:ascii="Verdana" w:hAnsi="Verdana"/>
                 <w:b w:val="0"/>
                 <w:sz w:val="16"/>
               </w:rPr>
@@ -2889,7 +2927,7 @@
             <w:r/>
             <w:r>
               <w:rPr>
-                <w:rFonts w:ascii="Arial" w:hAnsi="Arial"/>
+                <w:rFonts w:ascii="Verdana" w:hAnsi="Verdana"/>
                 <w:b w:val="0"/>
                 <w:sz w:val="16"/>
               </w:rPr>
@@ -2905,7 +2943,7 @@
             <w:r/>
             <w:r>
               <w:rPr>
-                <w:rFonts w:ascii="Arial" w:hAnsi="Arial"/>
+                <w:rFonts w:ascii="Verdana" w:hAnsi="Verdana"/>
                 <w:b w:val="0"/>
                 <w:sz w:val="16"/>
               </w:rPr>
@@ -2921,7 +2959,7 @@
             <w:r/>
             <w:r>
               <w:rPr>
-                <w:rFonts w:ascii="Arial" w:hAnsi="Arial"/>
+                <w:rFonts w:ascii="Verdana" w:hAnsi="Verdana"/>
                 <w:b w:val="0"/>
                 <w:sz w:val="16"/>
               </w:rPr>
@@ -2937,7 +2975,7 @@
             <w:r/>
             <w:r>
               <w:rPr>
-                <w:rFonts w:ascii="Arial" w:hAnsi="Arial"/>
+                <w:rFonts w:ascii="Verdana" w:hAnsi="Verdana"/>
                 <w:b w:val="0"/>
                 <w:sz w:val="16"/>
               </w:rPr>
@@ -2953,7 +2991,7 @@
             <w:r/>
             <w:r>
               <w:rPr>
-                <w:rFonts w:ascii="Arial" w:hAnsi="Arial"/>
+                <w:rFonts w:ascii="Verdana" w:hAnsi="Verdana"/>
                 <w:b w:val="0"/>
                 <w:sz w:val="16"/>
               </w:rPr>
@@ -2969,7 +3007,7 @@
             <w:r/>
             <w:r>
               <w:rPr>
-                <w:rFonts w:ascii="Arial" w:hAnsi="Arial"/>
+                <w:rFonts w:ascii="Verdana" w:hAnsi="Verdana"/>
                 <w:b w:val="0"/>
                 <w:sz w:val="16"/>
               </w:rPr>
@@ -2978,6 +3016,9 @@
         </w:tc>
       </w:tr>
       <w:tr>
+        <w:trPr>
+          <w:cantSplit/>
+        </w:trPr>
         <w:tc>
           <w:tcPr>
             <w:tcW w:type="dxa" w:w="1514"/>
@@ -2986,7 +3027,7 @@
             <w:r/>
             <w:r>
               <w:rPr>
-                <w:rFonts w:ascii="Arial" w:hAnsi="Arial"/>
+                <w:rFonts w:ascii="Verdana" w:hAnsi="Verdana"/>
                 <w:b w:val="0"/>
                 <w:sz w:val="16"/>
               </w:rPr>
@@ -3002,7 +3043,7 @@
             <w:r/>
             <w:r>
               <w:rPr>
-                <w:rFonts w:ascii="Arial" w:hAnsi="Arial"/>
+                <w:rFonts w:ascii="Verdana" w:hAnsi="Verdana"/>
                 <w:b w:val="0"/>
                 <w:sz w:val="16"/>
               </w:rPr>
@@ -3018,7 +3059,7 @@
             <w:r/>
             <w:r>
               <w:rPr>
-                <w:rFonts w:ascii="Arial" w:hAnsi="Arial"/>
+                <w:rFonts w:ascii="Verdana" w:hAnsi="Verdana"/>
                 <w:b w:val="0"/>
                 <w:sz w:val="16"/>
               </w:rPr>
@@ -3034,7 +3075,7 @@
             <w:r/>
             <w:r>
               <w:rPr>
-                <w:rFonts w:ascii="Arial" w:hAnsi="Arial"/>
+                <w:rFonts w:ascii="Verdana" w:hAnsi="Verdana"/>
                 <w:b w:val="0"/>
                 <w:sz w:val="16"/>
               </w:rPr>
@@ -3050,7 +3091,7 @@
             <w:r/>
             <w:r>
               <w:rPr>
-                <w:rFonts w:ascii="Arial" w:hAnsi="Arial"/>
+                <w:rFonts w:ascii="Verdana" w:hAnsi="Verdana"/>
                 <w:b w:val="0"/>
                 <w:sz w:val="16"/>
               </w:rPr>
@@ -3066,7 +3107,7 @@
             <w:r/>
             <w:r>
               <w:rPr>
-                <w:rFonts w:ascii="Arial" w:hAnsi="Arial"/>
+                <w:rFonts w:ascii="Verdana" w:hAnsi="Verdana"/>
                 <w:b w:val="0"/>
                 <w:sz w:val="16"/>
               </w:rPr>
@@ -3082,7 +3123,7 @@
             <w:r/>
             <w:r>
               <w:rPr>
-                <w:rFonts w:ascii="Arial" w:hAnsi="Arial"/>
+                <w:rFonts w:ascii="Verdana" w:hAnsi="Verdana"/>
                 <w:b w:val="0"/>
                 <w:sz w:val="16"/>
               </w:rPr>
@@ -3098,7 +3139,7 @@
             <w:r/>
             <w:r>
               <w:rPr>
-                <w:rFonts w:ascii="Arial" w:hAnsi="Arial"/>
+                <w:rFonts w:ascii="Verdana" w:hAnsi="Verdana"/>
                 <w:b w:val="0"/>
                 <w:sz w:val="16"/>
               </w:rPr>
@@ -3114,7 +3155,7 @@
             <w:r/>
             <w:r>
               <w:rPr>
-                <w:rFonts w:ascii="Arial" w:hAnsi="Arial"/>
+                <w:rFonts w:ascii="Verdana" w:hAnsi="Verdana"/>
                 <w:b w:val="0"/>
                 <w:sz w:val="16"/>
               </w:rPr>
@@ -3130,7 +3171,7 @@
             <w:r/>
             <w:r>
               <w:rPr>
-                <w:rFonts w:ascii="Arial" w:hAnsi="Arial"/>
+                <w:rFonts w:ascii="Verdana" w:hAnsi="Verdana"/>
                 <w:b w:val="0"/>
                 <w:sz w:val="16"/>
               </w:rPr>
@@ -3139,6 +3180,9 @@
         </w:tc>
       </w:tr>
       <w:tr>
+        <w:trPr>
+          <w:cantSplit/>
+        </w:trPr>
         <w:tc>
           <w:tcPr>
             <w:tcW w:type="dxa" w:w="1514"/>
@@ -3147,7 +3191,7 @@
             <w:r/>
             <w:r>
               <w:rPr>
-                <w:rFonts w:ascii="Arial" w:hAnsi="Arial"/>
+                <w:rFonts w:ascii="Verdana" w:hAnsi="Verdana"/>
                 <w:b w:val="0"/>
                 <w:sz w:val="16"/>
               </w:rPr>
@@ -3163,7 +3207,7 @@
             <w:r/>
             <w:r>
               <w:rPr>
-                <w:rFonts w:ascii="Arial" w:hAnsi="Arial"/>
+                <w:rFonts w:ascii="Verdana" w:hAnsi="Verdana"/>
                 <w:b w:val="0"/>
                 <w:sz w:val="16"/>
               </w:rPr>
@@ -3179,7 +3223,7 @@
             <w:r/>
             <w:r>
               <w:rPr>
-                <w:rFonts w:ascii="Arial" w:hAnsi="Arial"/>
+                <w:rFonts w:ascii="Verdana" w:hAnsi="Verdana"/>
                 <w:b w:val="0"/>
                 <w:sz w:val="16"/>
               </w:rPr>
@@ -3195,7 +3239,7 @@
             <w:r/>
             <w:r>
               <w:rPr>
-                <w:rFonts w:ascii="Arial" w:hAnsi="Arial"/>
+                <w:rFonts w:ascii="Verdana" w:hAnsi="Verdana"/>
                 <w:b w:val="0"/>
                 <w:sz w:val="16"/>
               </w:rPr>
@@ -3211,7 +3255,7 @@
             <w:r/>
             <w:r>
               <w:rPr>
-                <w:rFonts w:ascii="Arial" w:hAnsi="Arial"/>
+                <w:rFonts w:ascii="Verdana" w:hAnsi="Verdana"/>
                 <w:b w:val="0"/>
                 <w:sz w:val="16"/>
               </w:rPr>
@@ -3227,7 +3271,7 @@
             <w:r/>
             <w:r>
               <w:rPr>
-                <w:rFonts w:ascii="Arial" w:hAnsi="Arial"/>
+                <w:rFonts w:ascii="Verdana" w:hAnsi="Verdana"/>
                 <w:b w:val="0"/>
                 <w:sz w:val="16"/>
               </w:rPr>
@@ -3243,7 +3287,7 @@
             <w:r/>
             <w:r>
               <w:rPr>
-                <w:rFonts w:ascii="Arial" w:hAnsi="Arial"/>
+                <w:rFonts w:ascii="Verdana" w:hAnsi="Verdana"/>
                 <w:b w:val="0"/>
                 <w:sz w:val="16"/>
               </w:rPr>
@@ -3259,7 +3303,7 @@
             <w:r/>
             <w:r>
               <w:rPr>
-                <w:rFonts w:ascii="Arial" w:hAnsi="Arial"/>
+                <w:rFonts w:ascii="Verdana" w:hAnsi="Verdana"/>
                 <w:b w:val="0"/>
                 <w:sz w:val="16"/>
               </w:rPr>
@@ -3275,7 +3319,7 @@
             <w:r/>
             <w:r>
               <w:rPr>
-                <w:rFonts w:ascii="Arial" w:hAnsi="Arial"/>
+                <w:rFonts w:ascii="Verdana" w:hAnsi="Verdana"/>
                 <w:b w:val="0"/>
                 <w:sz w:val="16"/>
               </w:rPr>
@@ -3291,7 +3335,7 @@
             <w:r/>
             <w:r>
               <w:rPr>
-                <w:rFonts w:ascii="Arial" w:hAnsi="Arial"/>
+                <w:rFonts w:ascii="Verdana" w:hAnsi="Verdana"/>
                 <w:b w:val="0"/>
                 <w:sz w:val="16"/>
               </w:rPr>
@@ -3300,6 +3344,9 @@
         </w:tc>
       </w:tr>
       <w:tr>
+        <w:trPr>
+          <w:cantSplit/>
+        </w:trPr>
         <w:tc>
           <w:tcPr>
             <w:tcW w:type="dxa" w:w="1514"/>
@@ -3308,7 +3355,7 @@
             <w:r/>
             <w:r>
               <w:rPr>
-                <w:rFonts w:ascii="Arial" w:hAnsi="Arial"/>
+                <w:rFonts w:ascii="Verdana" w:hAnsi="Verdana"/>
                 <w:b w:val="0"/>
                 <w:sz w:val="16"/>
               </w:rPr>
@@ -3324,7 +3371,7 @@
             <w:r/>
             <w:r>
               <w:rPr>
-                <w:rFonts w:ascii="Arial" w:hAnsi="Arial"/>
+                <w:rFonts w:ascii="Verdana" w:hAnsi="Verdana"/>
                 <w:b w:val="0"/>
                 <w:sz w:val="16"/>
               </w:rPr>
@@ -3340,7 +3387,7 @@
             <w:r/>
             <w:r>
               <w:rPr>
-                <w:rFonts w:ascii="Arial" w:hAnsi="Arial"/>
+                <w:rFonts w:ascii="Verdana" w:hAnsi="Verdana"/>
                 <w:b w:val="0"/>
                 <w:sz w:val="16"/>
               </w:rPr>
@@ -3356,7 +3403,7 @@
             <w:r/>
             <w:r>
               <w:rPr>
-                <w:rFonts w:ascii="Arial" w:hAnsi="Arial"/>
+                <w:rFonts w:ascii="Verdana" w:hAnsi="Verdana"/>
                 <w:b w:val="0"/>
                 <w:sz w:val="16"/>
               </w:rPr>
@@ -3372,7 +3419,7 @@
             <w:r/>
             <w:r>
               <w:rPr>
-                <w:rFonts w:ascii="Arial" w:hAnsi="Arial"/>
+                <w:rFonts w:ascii="Verdana" w:hAnsi="Verdana"/>
                 <w:b w:val="0"/>
                 <w:sz w:val="16"/>
               </w:rPr>
@@ -3388,7 +3435,7 @@
             <w:r/>
             <w:r>
               <w:rPr>
-                <w:rFonts w:ascii="Arial" w:hAnsi="Arial"/>
+                <w:rFonts w:ascii="Verdana" w:hAnsi="Verdana"/>
                 <w:b w:val="0"/>
                 <w:sz w:val="16"/>
               </w:rPr>
@@ -3404,7 +3451,7 @@
             <w:r/>
             <w:r>
               <w:rPr>
-                <w:rFonts w:ascii="Arial" w:hAnsi="Arial"/>
+                <w:rFonts w:ascii="Verdana" w:hAnsi="Verdana"/>
                 <w:b w:val="0"/>
                 <w:sz w:val="16"/>
               </w:rPr>
@@ -3420,7 +3467,7 @@
             <w:r/>
             <w:r>
               <w:rPr>
-                <w:rFonts w:ascii="Arial" w:hAnsi="Arial"/>
+                <w:rFonts w:ascii="Verdana" w:hAnsi="Verdana"/>
                 <w:b w:val="0"/>
                 <w:sz w:val="16"/>
               </w:rPr>
@@ -3436,7 +3483,7 @@
             <w:r/>
             <w:r>
               <w:rPr>
-                <w:rFonts w:ascii="Arial" w:hAnsi="Arial"/>
+                <w:rFonts w:ascii="Verdana" w:hAnsi="Verdana"/>
                 <w:b w:val="0"/>
                 <w:sz w:val="16"/>
               </w:rPr>
@@ -3452,7 +3499,7 @@
             <w:r/>
             <w:r>
               <w:rPr>
-                <w:rFonts w:ascii="Arial" w:hAnsi="Arial"/>
+                <w:rFonts w:ascii="Verdana" w:hAnsi="Verdana"/>
                 <w:b w:val="0"/>
                 <w:sz w:val="16"/>
               </w:rPr>
@@ -3461,6 +3508,9 @@
         </w:tc>
       </w:tr>
       <w:tr>
+        <w:trPr>
+          <w:cantSplit/>
+        </w:trPr>
         <w:tc>
           <w:tcPr>
             <w:tcW w:type="dxa" w:w="1514"/>
@@ -3469,7 +3519,7 @@
             <w:r/>
             <w:r>
               <w:rPr>
-                <w:rFonts w:ascii="Arial" w:hAnsi="Arial"/>
+                <w:rFonts w:ascii="Verdana" w:hAnsi="Verdana"/>
                 <w:b w:val="0"/>
                 <w:sz w:val="16"/>
               </w:rPr>
@@ -3485,7 +3535,7 @@
             <w:r/>
             <w:r>
               <w:rPr>
-                <w:rFonts w:ascii="Arial" w:hAnsi="Arial"/>
+                <w:rFonts w:ascii="Verdana" w:hAnsi="Verdana"/>
                 <w:b w:val="0"/>
                 <w:sz w:val="16"/>
               </w:rPr>
@@ -3501,7 +3551,7 @@
             <w:r/>
             <w:r>
               <w:rPr>
-                <w:rFonts w:ascii="Arial" w:hAnsi="Arial"/>
+                <w:rFonts w:ascii="Verdana" w:hAnsi="Verdana"/>
                 <w:b w:val="0"/>
                 <w:sz w:val="16"/>
               </w:rPr>
@@ -3517,7 +3567,7 @@
             <w:r/>
             <w:r>
               <w:rPr>
-                <w:rFonts w:ascii="Arial" w:hAnsi="Arial"/>
+                <w:rFonts w:ascii="Verdana" w:hAnsi="Verdana"/>
                 <w:b w:val="0"/>
                 <w:sz w:val="16"/>
               </w:rPr>
@@ -3533,7 +3583,7 @@
             <w:r/>
             <w:r>
               <w:rPr>
-                <w:rFonts w:ascii="Arial" w:hAnsi="Arial"/>
+                <w:rFonts w:ascii="Verdana" w:hAnsi="Verdana"/>
                 <w:b w:val="0"/>
                 <w:sz w:val="16"/>
               </w:rPr>
@@ -3549,7 +3599,7 @@
             <w:r/>
             <w:r>
               <w:rPr>
-                <w:rFonts w:ascii="Arial" w:hAnsi="Arial"/>
+                <w:rFonts w:ascii="Verdana" w:hAnsi="Verdana"/>
                 <w:b w:val="0"/>
                 <w:sz w:val="16"/>
               </w:rPr>
@@ -3565,7 +3615,7 @@
             <w:r/>
             <w:r>
               <w:rPr>
-                <w:rFonts w:ascii="Arial" w:hAnsi="Arial"/>
+                <w:rFonts w:ascii="Verdana" w:hAnsi="Verdana"/>
                 <w:b w:val="0"/>
                 <w:sz w:val="16"/>
               </w:rPr>
@@ -3581,7 +3631,7 @@
             <w:r/>
             <w:r>
               <w:rPr>
-                <w:rFonts w:ascii="Arial" w:hAnsi="Arial"/>
+                <w:rFonts w:ascii="Verdana" w:hAnsi="Verdana"/>
                 <w:b w:val="0"/>
                 <w:sz w:val="16"/>
               </w:rPr>
@@ -3597,7 +3647,7 @@
             <w:r/>
             <w:r>
               <w:rPr>
-                <w:rFonts w:ascii="Arial" w:hAnsi="Arial"/>
+                <w:rFonts w:ascii="Verdana" w:hAnsi="Verdana"/>
                 <w:b w:val="0"/>
                 <w:sz w:val="16"/>
               </w:rPr>
@@ -3613,7 +3663,7 @@
             <w:r/>
             <w:r>
               <w:rPr>
-                <w:rFonts w:ascii="Arial" w:hAnsi="Arial"/>
+                <w:rFonts w:ascii="Verdana" w:hAnsi="Verdana"/>
                 <w:b w:val="0"/>
                 <w:sz w:val="16"/>
               </w:rPr>
@@ -3622,6 +3672,9 @@
         </w:tc>
       </w:tr>
       <w:tr>
+        <w:trPr>
+          <w:cantSplit/>
+        </w:trPr>
         <w:tc>
           <w:tcPr>
             <w:tcW w:type="dxa" w:w="1514"/>
@@ -3630,7 +3683,7 @@
             <w:r/>
             <w:r>
               <w:rPr>
-                <w:rFonts w:ascii="Arial" w:hAnsi="Arial"/>
+                <w:rFonts w:ascii="Verdana" w:hAnsi="Verdana"/>
                 <w:b w:val="0"/>
                 <w:sz w:val="16"/>
               </w:rPr>
@@ -3646,7 +3699,7 @@
             <w:r/>
             <w:r>
               <w:rPr>
-                <w:rFonts w:ascii="Arial" w:hAnsi="Arial"/>
+                <w:rFonts w:ascii="Verdana" w:hAnsi="Verdana"/>
                 <w:b w:val="0"/>
                 <w:sz w:val="16"/>
               </w:rPr>
@@ -3662,7 +3715,7 @@
             <w:r/>
             <w:r>
               <w:rPr>
-                <w:rFonts w:ascii="Arial" w:hAnsi="Arial"/>
+                <w:rFonts w:ascii="Verdana" w:hAnsi="Verdana"/>
                 <w:b w:val="0"/>
                 <w:sz w:val="16"/>
               </w:rPr>
@@ -3678,7 +3731,7 @@
             <w:r/>
             <w:r>
               <w:rPr>
-                <w:rFonts w:ascii="Arial" w:hAnsi="Arial"/>
+                <w:rFonts w:ascii="Verdana" w:hAnsi="Verdana"/>
                 <w:b w:val="0"/>
                 <w:sz w:val="16"/>
               </w:rPr>
@@ -3694,7 +3747,7 @@
             <w:r/>
             <w:r>
               <w:rPr>
-                <w:rFonts w:ascii="Arial" w:hAnsi="Arial"/>
+                <w:rFonts w:ascii="Verdana" w:hAnsi="Verdana"/>
                 <w:b w:val="0"/>
                 <w:sz w:val="16"/>
               </w:rPr>
@@ -3710,7 +3763,7 @@
             <w:r/>
             <w:r>
               <w:rPr>
-                <w:rFonts w:ascii="Arial" w:hAnsi="Arial"/>
+                <w:rFonts w:ascii="Verdana" w:hAnsi="Verdana"/>
                 <w:b w:val="0"/>
                 <w:sz w:val="16"/>
               </w:rPr>
@@ -3726,7 +3779,7 @@
             <w:r/>
             <w:r>
               <w:rPr>
-                <w:rFonts w:ascii="Arial" w:hAnsi="Arial"/>
+                <w:rFonts w:ascii="Verdana" w:hAnsi="Verdana"/>
                 <w:b w:val="0"/>
                 <w:sz w:val="16"/>
               </w:rPr>
@@ -3742,7 +3795,7 @@
             <w:r/>
             <w:r>
               <w:rPr>
-                <w:rFonts w:ascii="Arial" w:hAnsi="Arial"/>
+                <w:rFonts w:ascii="Verdana" w:hAnsi="Verdana"/>
                 <w:b w:val="0"/>
                 <w:sz w:val="16"/>
               </w:rPr>
@@ -3758,7 +3811,7 @@
             <w:r/>
             <w:r>
               <w:rPr>
-                <w:rFonts w:ascii="Arial" w:hAnsi="Arial"/>
+                <w:rFonts w:ascii="Verdana" w:hAnsi="Verdana"/>
                 <w:b w:val="0"/>
                 <w:sz w:val="16"/>
               </w:rPr>
@@ -3774,7 +3827,7 @@
             <w:r/>
             <w:r>
               <w:rPr>
-                <w:rFonts w:ascii="Arial" w:hAnsi="Arial"/>
+                <w:rFonts w:ascii="Verdana" w:hAnsi="Verdana"/>
                 <w:b w:val="0"/>
                 <w:sz w:val="16"/>
               </w:rPr>
@@ -3783,6 +3836,9 @@
         </w:tc>
       </w:tr>
       <w:tr>
+        <w:trPr>
+          <w:cantSplit/>
+        </w:trPr>
         <w:tc>
           <w:tcPr>
             <w:tcW w:type="dxa" w:w="1514"/>
@@ -3791,7 +3847,7 @@
             <w:r/>
             <w:r>
               <w:rPr>
-                <w:rFonts w:ascii="Arial" w:hAnsi="Arial"/>
+                <w:rFonts w:ascii="Verdana" w:hAnsi="Verdana"/>
                 <w:b w:val="0"/>
                 <w:sz w:val="16"/>
               </w:rPr>
@@ -3807,7 +3863,7 @@
             <w:r/>
             <w:r>
               <w:rPr>
-                <w:rFonts w:ascii="Arial" w:hAnsi="Arial"/>
+                <w:rFonts w:ascii="Verdana" w:hAnsi="Verdana"/>
                 <w:b w:val="0"/>
                 <w:sz w:val="16"/>
               </w:rPr>
@@ -3823,7 +3879,7 @@
             <w:r/>
             <w:r>
               <w:rPr>
-                <w:rFonts w:ascii="Arial" w:hAnsi="Arial"/>
+                <w:rFonts w:ascii="Verdana" w:hAnsi="Verdana"/>
                 <w:b w:val="0"/>
                 <w:sz w:val="16"/>
               </w:rPr>
@@ -3839,7 +3895,7 @@
             <w:r/>
             <w:r>
               <w:rPr>
-                <w:rFonts w:ascii="Arial" w:hAnsi="Arial"/>
+                <w:rFonts w:ascii="Verdana" w:hAnsi="Verdana"/>
                 <w:b w:val="0"/>
                 <w:sz w:val="16"/>
               </w:rPr>
@@ -3855,7 +3911,7 @@
             <w:r/>
             <w:r>
               <w:rPr>
-                <w:rFonts w:ascii="Arial" w:hAnsi="Arial"/>
+                <w:rFonts w:ascii="Verdana" w:hAnsi="Verdana"/>
                 <w:b w:val="0"/>
                 <w:sz w:val="16"/>
               </w:rPr>
@@ -3871,7 +3927,7 @@
             <w:r/>
             <w:r>
               <w:rPr>
-                <w:rFonts w:ascii="Arial" w:hAnsi="Arial"/>
+                <w:rFonts w:ascii="Verdana" w:hAnsi="Verdana"/>
                 <w:b w:val="0"/>
                 <w:sz w:val="16"/>
               </w:rPr>
@@ -3887,7 +3943,7 @@
             <w:r/>
             <w:r>
               <w:rPr>
-                <w:rFonts w:ascii="Arial" w:hAnsi="Arial"/>
+                <w:rFonts w:ascii="Verdana" w:hAnsi="Verdana"/>
                 <w:b w:val="0"/>
                 <w:sz w:val="16"/>
               </w:rPr>
@@ -3903,7 +3959,7 @@
             <w:r/>
             <w:r>
               <w:rPr>
-                <w:rFonts w:ascii="Arial" w:hAnsi="Arial"/>
+                <w:rFonts w:ascii="Verdana" w:hAnsi="Verdana"/>
                 <w:b w:val="0"/>
                 <w:sz w:val="16"/>
               </w:rPr>
@@ -3919,7 +3975,7 @@
             <w:r/>
             <w:r>
               <w:rPr>
-                <w:rFonts w:ascii="Arial" w:hAnsi="Arial"/>
+                <w:rFonts w:ascii="Verdana" w:hAnsi="Verdana"/>
                 <w:b w:val="0"/>
                 <w:sz w:val="16"/>
               </w:rPr>
@@ -3935,7 +3991,7 @@
             <w:r/>
             <w:r>
               <w:rPr>
-                <w:rFonts w:ascii="Arial" w:hAnsi="Arial"/>
+                <w:rFonts w:ascii="Verdana" w:hAnsi="Verdana"/>
                 <w:b w:val="0"/>
                 <w:sz w:val="16"/>
               </w:rPr>
@@ -3944,6 +4000,9 @@
         </w:tc>
       </w:tr>
       <w:tr>
+        <w:trPr>
+          <w:cantSplit/>
+        </w:trPr>
         <w:tc>
           <w:tcPr>
             <w:tcW w:type="dxa" w:w="1514"/>
@@ -3952,7 +4011,7 @@
             <w:r/>
             <w:r>
               <w:rPr>
-                <w:rFonts w:ascii="Arial" w:hAnsi="Arial"/>
+                <w:rFonts w:ascii="Verdana" w:hAnsi="Verdana"/>
                 <w:b w:val="0"/>
                 <w:sz w:val="16"/>
               </w:rPr>
@@ -3968,7 +4027,7 @@
             <w:r/>
             <w:r>
               <w:rPr>
-                <w:rFonts w:ascii="Arial" w:hAnsi="Arial"/>
+                <w:rFonts w:ascii="Verdana" w:hAnsi="Verdana"/>
                 <w:b w:val="0"/>
                 <w:sz w:val="16"/>
               </w:rPr>
@@ -3984,7 +4043,7 @@
             <w:r/>
             <w:r>
               <w:rPr>
-                <w:rFonts w:ascii="Arial" w:hAnsi="Arial"/>
+                <w:rFonts w:ascii="Verdana" w:hAnsi="Verdana"/>
                 <w:b w:val="0"/>
                 <w:sz w:val="16"/>
               </w:rPr>
@@ -4000,7 +4059,7 @@
             <w:r/>
             <w:r>
               <w:rPr>
-                <w:rFonts w:ascii="Arial" w:hAnsi="Arial"/>
+                <w:rFonts w:ascii="Verdana" w:hAnsi="Verdana"/>
                 <w:b w:val="0"/>
                 <w:sz w:val="16"/>
               </w:rPr>
@@ -4016,7 +4075,7 @@
             <w:r/>
             <w:r>
               <w:rPr>
-                <w:rFonts w:ascii="Arial" w:hAnsi="Arial"/>
+                <w:rFonts w:ascii="Verdana" w:hAnsi="Verdana"/>
                 <w:b w:val="0"/>
                 <w:sz w:val="16"/>
               </w:rPr>
@@ -4032,7 +4091,7 @@
             <w:r/>
             <w:r>
               <w:rPr>
-                <w:rFonts w:ascii="Arial" w:hAnsi="Arial"/>
+                <w:rFonts w:ascii="Verdana" w:hAnsi="Verdana"/>
                 <w:b w:val="0"/>
                 <w:sz w:val="16"/>
               </w:rPr>
@@ -4048,7 +4107,7 @@
             <w:r/>
             <w:r>
               <w:rPr>
-                <w:rFonts w:ascii="Arial" w:hAnsi="Arial"/>
+                <w:rFonts w:ascii="Verdana" w:hAnsi="Verdana"/>
                 <w:b w:val="0"/>
                 <w:sz w:val="16"/>
               </w:rPr>
@@ -4064,7 +4123,7 @@
             <w:r/>
             <w:r>
               <w:rPr>
-                <w:rFonts w:ascii="Arial" w:hAnsi="Arial"/>
+                <w:rFonts w:ascii="Verdana" w:hAnsi="Verdana"/>
                 <w:b w:val="0"/>
                 <w:sz w:val="16"/>
               </w:rPr>
@@ -4080,7 +4139,7 @@
             <w:r/>
             <w:r>
               <w:rPr>
-                <w:rFonts w:ascii="Arial" w:hAnsi="Arial"/>
+                <w:rFonts w:ascii="Verdana" w:hAnsi="Verdana"/>
                 <w:b w:val="0"/>
                 <w:sz w:val="16"/>
               </w:rPr>
@@ -4096,7 +4155,7 @@
             <w:r/>
             <w:r>
               <w:rPr>
-                <w:rFonts w:ascii="Arial" w:hAnsi="Arial"/>
+                <w:rFonts w:ascii="Verdana" w:hAnsi="Verdana"/>
                 <w:b w:val="0"/>
                 <w:sz w:val="16"/>
               </w:rPr>

--- a/docx/en/BUFRCREX_TableB_en_00.docx
+++ b/docx/en/BUFRCREX_TableB_en_00.docx
@@ -239,7 +239,7 @@
                 <w:b w:val="0"/>
                 <w:sz w:val="16"/>
               </w:rPr>
-              <w:t>000001</w:t>
+              <w:t>0 00 001</w:t>
             </w:r>
           </w:p>
         </w:tc>
@@ -403,7 +403,7 @@
                 <w:b w:val="0"/>
                 <w:sz w:val="16"/>
               </w:rPr>
-              <w:t>000002</w:t>
+              <w:t>0 00 002</w:t>
             </w:r>
           </w:p>
         </w:tc>
@@ -567,7 +567,7 @@
                 <w:b w:val="0"/>
                 <w:sz w:val="16"/>
               </w:rPr>
-              <w:t>000003</w:t>
+              <w:t>0 00 003</w:t>
             </w:r>
           </w:p>
         </w:tc>
@@ -731,7 +731,7 @@
                 <w:b w:val="0"/>
                 <w:sz w:val="16"/>
               </w:rPr>
-              <w:t>000004</w:t>
+              <w:t>0 00 004</w:t>
             </w:r>
           </w:p>
         </w:tc>
@@ -896,7 +896,7 @@
                 <w:b w:val="0"/>
                 <w:sz w:val="16"/>
               </w:rPr>
-              <w:t>000005</w:t>
+              <w:t>0 00 005</w:t>
             </w:r>
           </w:p>
         </w:tc>
@@ -1060,7 +1060,7 @@
                 <w:b w:val="0"/>
                 <w:sz w:val="16"/>
               </w:rPr>
-              <w:t>000006</w:t>
+              <w:t>0 00 006</w:t>
             </w:r>
           </w:p>
         </w:tc>
@@ -1225,7 +1225,7 @@
                 <w:b w:val="0"/>
                 <w:sz w:val="16"/>
               </w:rPr>
-              <w:t>000007</w:t>
+              <w:t>0 00 007</w:t>
             </w:r>
           </w:p>
         </w:tc>
@@ -1390,7 +1390,7 @@
                 <w:b w:val="0"/>
                 <w:sz w:val="16"/>
               </w:rPr>
-              <w:t>000008</w:t>
+              <w:t>0 00 008</w:t>
             </w:r>
           </w:p>
         </w:tc>
@@ -1555,7 +1555,7 @@
                 <w:b w:val="0"/>
                 <w:sz w:val="16"/>
               </w:rPr>
-              <w:t>000010</w:t>
+              <w:t>0 00 010</w:t>
             </w:r>
           </w:p>
         </w:tc>
@@ -1719,7 +1719,7 @@
                 <w:b w:val="0"/>
                 <w:sz w:val="16"/>
               </w:rPr>
-              <w:t>000011</w:t>
+              <w:t>0 00 011</w:t>
             </w:r>
           </w:p>
         </w:tc>
@@ -1883,7 +1883,7 @@
                 <w:b w:val="0"/>
                 <w:sz w:val="16"/>
               </w:rPr>
-              <w:t>000012</w:t>
+              <w:t>0 00 012</w:t>
             </w:r>
           </w:p>
         </w:tc>
@@ -2047,7 +2047,7 @@
                 <w:b w:val="0"/>
                 <w:sz w:val="16"/>
               </w:rPr>
-              <w:t>000013</w:t>
+              <w:t>0 00 013</w:t>
             </w:r>
           </w:p>
         </w:tc>
@@ -2211,7 +2211,7 @@
                 <w:b w:val="0"/>
                 <w:sz w:val="16"/>
               </w:rPr>
-              <w:t>000014</w:t>
+              <w:t>0 00 014</w:t>
             </w:r>
           </w:p>
         </w:tc>
@@ -2375,7 +2375,7 @@
                 <w:b w:val="0"/>
                 <w:sz w:val="16"/>
               </w:rPr>
-              <w:t>000015</w:t>
+              <w:t>0 00 015</w:t>
             </w:r>
           </w:p>
         </w:tc>
@@ -2539,7 +2539,7 @@
                 <w:b w:val="0"/>
                 <w:sz w:val="16"/>
               </w:rPr>
-              <w:t>000016</w:t>
+              <w:t>0 00 016</w:t>
             </w:r>
           </w:p>
         </w:tc>
@@ -2703,7 +2703,7 @@
                 <w:b w:val="0"/>
                 <w:sz w:val="16"/>
               </w:rPr>
-              <w:t>000017</w:t>
+              <w:t>0 00 017</w:t>
             </w:r>
           </w:p>
         </w:tc>
@@ -2867,7 +2867,7 @@
                 <w:b w:val="0"/>
                 <w:sz w:val="16"/>
               </w:rPr>
-              <w:t>000018</w:t>
+              <w:t>0 00 018</w:t>
             </w:r>
           </w:p>
         </w:tc>
@@ -3031,7 +3031,7 @@
                 <w:b w:val="0"/>
                 <w:sz w:val="16"/>
               </w:rPr>
-              <w:t>000019</w:t>
+              <w:t>0 00 019</w:t>
             </w:r>
           </w:p>
         </w:tc>
@@ -3195,7 +3195,7 @@
                 <w:b w:val="0"/>
                 <w:sz w:val="16"/>
               </w:rPr>
-              <w:t>000020</w:t>
+              <w:t>0 00 020</w:t>
             </w:r>
           </w:p>
         </w:tc>
@@ -3359,7 +3359,7 @@
                 <w:b w:val="0"/>
                 <w:sz w:val="16"/>
               </w:rPr>
-              <w:t>000024</w:t>
+              <w:t>0 00 024</w:t>
             </w:r>
           </w:p>
         </w:tc>
@@ -3523,7 +3523,7 @@
                 <w:b w:val="0"/>
                 <w:sz w:val="16"/>
               </w:rPr>
-              <w:t>000025</w:t>
+              <w:t>0 00 025</w:t>
             </w:r>
           </w:p>
         </w:tc>
@@ -3687,7 +3687,7 @@
                 <w:b w:val="0"/>
                 <w:sz w:val="16"/>
               </w:rPr>
-              <w:t>000026</w:t>
+              <w:t>0 00 026</w:t>
             </w:r>
           </w:p>
         </w:tc>
@@ -3851,7 +3851,7 @@
                 <w:b w:val="0"/>
                 <w:sz w:val="16"/>
               </w:rPr>
-              <w:t>000027</w:t>
+              <w:t>0 00 027</w:t>
             </w:r>
           </w:p>
         </w:tc>
@@ -4015,7 +4015,7 @@
                 <w:b w:val="0"/>
                 <w:sz w:val="16"/>
               </w:rPr>
-              <w:t>000030</w:t>
+              <w:t>0 00 030</w:t>
             </w:r>
           </w:p>
         </w:tc>

--- a/docx/en/BUFRCREX_TableB_en_00.docx
+++ b/docx/en/BUFRCREX_TableB_en_00.docx
@@ -12,7 +12,377 @@
           <w:b/>
           <w:sz w:val="22"/>
         </w:rPr>
-        <w:t>Class 00: BUFR/CREX table entries</w:t>
+        <w:t>Class 00: table entries</w:t>
+      </w:r>
+    </w:p>
+    <w:p>
+      <w:r>
+        <w:rPr>
+          <w:rFonts w:ascii="Verdana" w:hAnsi="Verdana"/>
+          <w:i/>
+          <w:sz w:val="14"/>
+        </w:rPr>
+        <w:t>Note 23: A precipitation value of -0.1 kg m-2 before scaling (-1 after scaling or in CREX) shall indicate a "trace" (non-measurable, less than 0.05 kg m-2).</w:t>
+      </w:r>
+    </w:p>
+    <w:p>
+      <w:r>
+        <w:rPr>
+          <w:rFonts w:ascii="Verdana" w:hAnsi="Verdana"/>
+          <w:i/>
+          <w:sz w:val="14"/>
+        </w:rPr>
+        <w:t>Note 25: A previously defined significance may be cancelled by transmitting a "missing" from the appropriate code or flag table.</w:t>
+      </w:r>
+    </w:p>
+    <w:p>
+      <w:r>
+        <w:rPr>
+          <w:rFonts w:ascii="Verdana" w:hAnsi="Verdana"/>
+          <w:i/>
+          <w:sz w:val="14"/>
+        </w:rPr>
+        <w:t>Note 27: All times are Universal Time Coordinated (UTC) unless otherwise noted.</w:t>
+      </w:r>
+    </w:p>
+    <w:p>
+      <w:r>
+        <w:rPr>
+          <w:rFonts w:ascii="Verdana" w:hAnsi="Verdana"/>
+          <w:i/>
+          <w:sz w:val="14"/>
+        </w:rPr>
+        <w:t>Note 32: Bearing or azimuth shall only be used with respect to a stated location, and shall not redefine that location.</w:t>
+      </w:r>
+    </w:p>
+    <w:p>
+      <w:r>
+        <w:rPr>
+          <w:rFonts w:ascii="Verdana" w:hAnsi="Verdana"/>
+          <w:i/>
+          <w:sz w:val="14"/>
+        </w:rPr>
+        <w:t>Note 62: Distance shall only be used with respect to a stated location and a bearing, azimuth or elevation; it shall not redefine that location.</w:t>
+      </w:r>
+    </w:p>
+    <w:p>
+      <w:r>
+        <w:rPr>
+          <w:rFonts w:ascii="Verdana" w:hAnsi="Verdana"/>
+          <w:i/>
+          <w:sz w:val="14"/>
+        </w:rPr>
+        <w:t>Note 63: Downward radiation shall be assigned positive values.</w:t>
+      </w:r>
+    </w:p>
+    <w:p>
+      <w:r>
+        <w:rPr>
+          <w:rFonts w:ascii="Verdana" w:hAnsi="Verdana"/>
+          <w:i/>
+          <w:sz w:val="14"/>
+        </w:rPr>
+        <w:t>Note 64: Downward w-components shall be assigned positive values where units are Pa s-1.</w:t>
+      </w:r>
+    </w:p>
+    <w:p>
+      <w:r>
+        <w:rPr>
+          <w:rFonts w:ascii="Verdana" w:hAnsi="Verdana"/>
+          <w:i/>
+          <w:sz w:val="14"/>
+        </w:rPr>
+        <w:t>Note 66: East to west increments shall be assigned negative values.</w:t>
+      </w:r>
+    </w:p>
+    <w:p>
+      <w:r>
+        <w:rPr>
+          <w:rFonts w:ascii="Verdana" w:hAnsi="Verdana"/>
+          <w:i/>
+          <w:sz w:val="14"/>
+        </w:rPr>
+        <w:t>Note 75: For CREX descriptors F = B, not 0.</w:t>
+      </w:r>
+    </w:p>
+    <w:p>
+      <w:r>
+        <w:rPr>
+          <w:rFonts w:ascii="Verdana" w:hAnsi="Verdana"/>
+          <w:i/>
+          <w:sz w:val="14"/>
+        </w:rPr>
+        <w:t>Note 92: In order to distinguish unambiguously the cases of missing data and saturated pixels, n-bit image data should be encoded using a data width of n+1. Where such a descriptor is not already available in Class 30, operator descriptor 2 01 YYY should be used to modify the data width of the existing entry as required.</w:t>
+      </w:r>
+    </w:p>
+    <w:p>
+      <w:r>
+        <w:rPr>
+          <w:rFonts w:ascii="Verdana" w:hAnsi="Verdana"/>
+          <w:i/>
+          <w:sz w:val="14"/>
+        </w:rPr>
+        <w:t>Note 105: Negative time periods or displacements shall be used to indicate time periods or displacements preceding the currently defined time.</w:t>
+      </w:r>
+    </w:p>
+    <w:p>
+      <w:r>
+        <w:rPr>
+          <w:rFonts w:ascii="Verdana" w:hAnsi="Verdana"/>
+          <w:i/>
+          <w:sz w:val="14"/>
+        </w:rPr>
+        <w:t>Note 110: North to south increments shall be assigned negative values.</w:t>
+      </w:r>
+    </w:p>
+    <w:p>
+      <w:r>
+        <w:rPr>
+          <w:rFonts w:ascii="Verdana" w:hAnsi="Verdana"/>
+          <w:i/>
+          <w:sz w:val="14"/>
+        </w:rPr>
+        <w:t>Note 115: Pixel data width can be changed with descriptor 2 01 YYY.</w:t>
+      </w:r>
+    </w:p>
+    <w:p>
+      <w:r>
+        <w:rPr>
+          <w:rFonts w:ascii="Verdana" w:hAnsi="Verdana"/>
+          <w:i/>
+          <w:sz w:val="14"/>
+        </w:rPr>
+        <w:t>Note 121: Some indication of expected accuracy may be implied in conjunction with certain elements in this class.</w:t>
+      </w:r>
+    </w:p>
+    <w:p>
+      <w:r>
+        <w:rPr>
+          <w:rFonts w:ascii="Verdana" w:hAnsi="Verdana"/>
+          <w:i/>
+          <w:sz w:val="14"/>
+        </w:rPr>
+        <w:t>Note 122: South latitude shall be assigned negative values.</w:t>
+      </w:r>
+    </w:p>
+    <w:p>
+      <w:r>
+        <w:rPr>
+          <w:rFonts w:ascii="Verdana" w:hAnsi="Verdana"/>
+          <w:i/>
+          <w:sz w:val="14"/>
+        </w:rPr>
+        <w:t>Note 123: South to north v-components shall be assigned positive values.</w:t>
+      </w:r>
+    </w:p>
+    <w:p>
+      <w:r>
+        <w:rPr>
+          <w:rFonts w:ascii="Verdana" w:hAnsi="Verdana"/>
+          <w:i/>
+          <w:sz w:val="14"/>
+        </w:rPr>
+        <w:t>Note 126: Surface wind direction measured at a station within 1° of the North Pole or within 1° of the South Pole shall be reported in such a way that the azimuth ring shall be aligned with its zero coinciding with the Greenwich 0° meridian.</w:t>
+      </w:r>
+    </w:p>
+    <w:p>
+      <w:r>
+        <w:rPr>
+          <w:rFonts w:ascii="Verdana" w:hAnsi="Verdana"/>
+          <w:i/>
+          <w:sz w:val="14"/>
+        </w:rPr>
+        <w:t>Note 140: The pixel size on horizontal - 1 is given at location where map scale factor is unity.</w:t>
+      </w:r>
+    </w:p>
+    <w:p>
+      <w:r>
+        <w:rPr>
+          <w:rFonts w:ascii="Verdana" w:hAnsi="Verdana"/>
+          <w:i/>
+          <w:sz w:val="14"/>
+        </w:rPr>
+        <w:t>Note 141: The pixel size on horizontal - 2 is given at location where map scale factor is unity.</w:t>
+      </w:r>
+    </w:p>
+    <w:p>
+      <w:r>
+        <w:rPr>
+          <w:rFonts w:ascii="Verdana" w:hAnsi="Verdana"/>
+          <w:i/>
+          <w:sz w:val="14"/>
+        </w:rPr>
+        <w:t>Note 145: The significance of time periods or displacements may be indicated using the time significance code corresponding to table reference 0 08 021.</w:t>
+      </w:r>
+    </w:p>
+    <w:p>
+      <w:r>
+        <w:rPr>
+          <w:rFonts w:ascii="Verdana" w:hAnsi="Verdana"/>
+          <w:i/>
+          <w:sz w:val="14"/>
+        </w:rPr>
+        <w:t>Note 149: The time location, when used with forecast values, shall indicate the time of the initial state for the forecast, or the beginning of the forecast period; when used with ensemble means of forecast values, the time location shall indicate the initial state or the beginning of the first forecast over which ensemble means are derived.</w:t>
+      </w:r>
+    </w:p>
+    <w:p>
+      <w:r>
+        <w:rPr>
+          <w:rFonts w:ascii="Verdana" w:hAnsi="Verdana"/>
+          <w:i/>
+          <w:sz w:val="14"/>
+        </w:rPr>
+        <w:t>Note 155: This class may also contain elements relating to observational procedures.</w:t>
+      </w:r>
+    </w:p>
+    <w:p>
+      <w:r>
+        <w:rPr>
+          <w:rFonts w:ascii="Verdana" w:hAnsi="Verdana"/>
+          <w:i/>
+          <w:sz w:val="14"/>
+        </w:rPr>
+        <w:t>Note 156: This class shall contain elements to describe the instrumentation used to obtain the meteorological elements reported.</w:t>
+      </w:r>
+    </w:p>
+    <w:p>
+      <w:r>
+        <w:rPr>
+          <w:rFonts w:ascii="Verdana" w:hAnsi="Verdana"/>
+          <w:i/>
+          <w:sz w:val="14"/>
+        </w:rPr>
+        <w:t>Note 158: Time periods or displacements and time increments require an initial time location to be defined prior to their use, followed where appropriate by a time significance definition.</w:t>
+      </w:r>
+    </w:p>
+    <w:p>
+      <w:r>
+        <w:rPr>
+          <w:rFonts w:ascii="Verdana" w:hAnsi="Verdana"/>
+          <w:i/>
+          <w:sz w:val="14"/>
+        </w:rPr>
+        <w:t>Note 160: Upward radiation shall be assigned negative values.</w:t>
+      </w:r>
+    </w:p>
+    <w:p>
+      <w:r>
+        <w:rPr>
+          <w:rFonts w:ascii="Verdana" w:hAnsi="Verdana"/>
+          <w:i/>
+          <w:sz w:val="14"/>
+        </w:rPr>
+        <w:t>Note 161: Upward w-components shall be assigned positive values where units are m s-1.</w:t>
+      </w:r>
+    </w:p>
+    <w:p>
+      <w:r>
+        <w:rPr>
+          <w:rFonts w:ascii="Verdana" w:hAnsi="Verdana"/>
+          <w:i/>
+          <w:sz w:val="14"/>
+        </w:rPr>
+        <w:t>Note 162: Useful ranges used above:1011 Bq to 1019 Bq for releases;10-2 Bq to 107 Bq and 10-2 mSv to 107 mSv for concentration and doses.</w:t>
+      </w:r>
+    </w:p>
+    <w:p>
+      <w:r>
+        <w:rPr>
+          <w:rFonts w:ascii="Verdana" w:hAnsi="Verdana"/>
+          <w:i/>
+          <w:sz w:val="14"/>
+        </w:rPr>
+        <w:t>Note 163: Values of latitude and latitude increments are limited to the range -90 degrees to +90 degrees.</w:t>
+      </w:r>
+    </w:p>
+    <w:p>
+      <w:r>
+        <w:rPr>
+          <w:rFonts w:ascii="Verdana" w:hAnsi="Verdana"/>
+          <w:i/>
+          <w:sz w:val="14"/>
+        </w:rPr>
+        <w:t>Note 164: Values of longitude are limited to the range -180 degrees to +180 degrees.</w:t>
+      </w:r>
+    </w:p>
+    <w:p>
+      <w:r>
+        <w:rPr>
+          <w:rFonts w:ascii="Verdana" w:hAnsi="Verdana"/>
+          <w:i/>
+          <w:sz w:val="14"/>
+        </w:rPr>
+        <w:t>Note 165: Vertical elements and pressure shall be used to define values of these elements independent of the element or variable denoting the vertical coordinate.</w:t>
+      </w:r>
+    </w:p>
+    <w:p>
+      <w:r>
+        <w:rPr>
+          <w:rFonts w:ascii="Verdana" w:hAnsi="Verdana"/>
+          <w:i/>
+          <w:sz w:val="14"/>
+        </w:rPr>
+        <w:t>Note 166: West longitude shall be assigned negative values.</w:t>
+      </w:r>
+    </w:p>
+    <w:p>
+      <w:r>
+        <w:rPr>
+          <w:rFonts w:ascii="Verdana" w:hAnsi="Verdana"/>
+          <w:i/>
+          <w:sz w:val="14"/>
+        </w:rPr>
+        <w:t>Note 167: West to east u-components shall be assigned positive values.</w:t>
+      </w:r>
+    </w:p>
+    <w:p>
+      <w:r>
+        <w:rPr>
+          <w:rFonts w:ascii="Verdana" w:hAnsi="Verdana"/>
+          <w:i/>
+          <w:sz w:val="14"/>
+        </w:rPr>
+        <w:t>Note 176: Where more than one time period or displacement is required to define complex time structures, they shall be defined in immediate succession, and the following ordering shall apply: ensemble period (if required), followed by forecast period (if required), followed by period for averaging or accumulation (if required).</w:t>
+      </w:r>
+    </w:p>
+    <w:p>
+      <w:r>
+        <w:rPr>
+          <w:rFonts w:ascii="Verdana" w:hAnsi="Verdana"/>
+          <w:i/>
+          <w:sz w:val="14"/>
+        </w:rPr>
+        <w:t>Note 178: Where the expression "period specified" is entered under element name, an appropriate period shall be specified using descriptors from Class 04.</w:t>
+      </w:r>
+    </w:p>
+    <w:p>
+      <w:r>
+        <w:rPr>
+          <w:rFonts w:ascii="Verdana" w:hAnsi="Verdana"/>
+          <w:i/>
+          <w:sz w:val="14"/>
+        </w:rPr>
+        <w:t>Note 179: Where values are accumulated or averaged (for example over a time period), the total number of values from which the accumulated or averaged values are obtained may be represented using reference 0 08 022.</w:t>
+      </w:r>
+    </w:p>
+    <w:p>
+      <w:r>
+        <w:rPr>
+          <w:rFonts w:ascii="Verdana" w:hAnsi="Verdana"/>
+          <w:i/>
+          <w:sz w:val="14"/>
+        </w:rPr>
+        <w:t>Note 180: Wind reporting standards: Speed Direction No observation Missing Missing Calm 0 0 Normal observation &gt; 0 1° - 360° Speed only &gt; 0 Missing Direction only Missing 1°-360° "Light and variable" &gt; 0 0</w:t>
+      </w:r>
+    </w:p>
+    <w:p>
+      <w:r>
+        <w:rPr>
+          <w:rFonts w:ascii="Verdana" w:hAnsi="Verdana"/>
+          <w:i/>
+          <w:sz w:val="14"/>
+        </w:rPr>
+        <w:t>Note 181: Wind waves and waves reporting standards:Observation Speed Direction No observation Missing Missing Calm 0 0 Normal observation &gt;0 1-360 Speed only &gt;0 Missing Direction only Missing 1-360"Light and variable" &gt;0 0</w:t>
       </w:r>
     </w:p>
     <w:tbl>
@@ -58,6 +428,9 @@
             <w:shd w:val="clear" w:color="auto" w:fill="D9D9D9"/>
           </w:tcPr>
           <w:p>
+            <w:pPr>
+              <w:spacing w:before="20" w:after="20"/>
+            </w:pPr>
             <w:r/>
             <w:r>
               <w:rPr>
@@ -75,6 +448,9 @@
             <w:shd w:val="clear" w:color="auto" w:fill="D9D9D9"/>
           </w:tcPr>
           <w:p>
+            <w:pPr>
+              <w:spacing w:before="20" w:after="20"/>
+            </w:pPr>
             <w:r/>
             <w:r>
               <w:rPr>
@@ -92,6 +468,9 @@
             <w:shd w:val="clear" w:color="auto" w:fill="D9D9D9"/>
           </w:tcPr>
           <w:p>
+            <w:pPr>
+              <w:spacing w:before="20" w:after="20"/>
+            </w:pPr>
             <w:r/>
             <w:r>
               <w:rPr>
@@ -109,6 +488,9 @@
             <w:shd w:val="clear" w:color="auto" w:fill="D9D9D9"/>
           </w:tcPr>
           <w:p>
+            <w:pPr>
+              <w:spacing w:before="20" w:after="20"/>
+            </w:pPr>
             <w:r/>
             <w:r>
               <w:rPr>
@@ -126,6 +508,9 @@
             <w:shd w:val="clear" w:color="auto" w:fill="D9D9D9"/>
           </w:tcPr>
           <w:p>
+            <w:pPr>
+              <w:spacing w:before="20" w:after="20"/>
+            </w:pPr>
             <w:r/>
             <w:r>
               <w:rPr>
@@ -143,6 +528,9 @@
             <w:shd w:val="clear" w:color="auto" w:fill="D9D9D9"/>
           </w:tcPr>
           <w:p>
+            <w:pPr>
+              <w:spacing w:before="20" w:after="20"/>
+            </w:pPr>
             <w:r/>
             <w:r>
               <w:rPr>
@@ -160,6 +548,9 @@
             <w:shd w:val="clear" w:color="auto" w:fill="D9D9D9"/>
           </w:tcPr>
           <w:p>
+            <w:pPr>
+              <w:spacing w:before="20" w:after="20"/>
+            </w:pPr>
             <w:r/>
             <w:r>
               <w:rPr>
@@ -177,6 +568,9 @@
             <w:shd w:val="clear" w:color="auto" w:fill="D9D9D9"/>
           </w:tcPr>
           <w:p>
+            <w:pPr>
+              <w:spacing w:before="20" w:after="20"/>
+            </w:pPr>
             <w:r/>
             <w:r>
               <w:rPr>
@@ -194,6 +588,9 @@
             <w:shd w:val="clear" w:color="auto" w:fill="D9D9D9"/>
           </w:tcPr>
           <w:p>
+            <w:pPr>
+              <w:spacing w:before="20" w:after="20"/>
+            </w:pPr>
             <w:r/>
             <w:r>
               <w:rPr>
@@ -211,6 +608,9 @@
             <w:shd w:val="clear" w:color="auto" w:fill="D9D9D9"/>
           </w:tcPr>
           <w:p>
+            <w:pPr>
+              <w:spacing w:before="20" w:after="20"/>
+            </w:pPr>
             <w:r/>
             <w:r>
               <w:rPr>
@@ -232,6 +632,9 @@
             <w:tcW w:type="dxa" w:w="1514"/>
           </w:tcPr>
           <w:p>
+            <w:pPr>
+              <w:spacing w:before="20" w:after="20"/>
+            </w:pPr>
             <w:r/>
             <w:r>
               <w:rPr>
@@ -248,6 +651,9 @@
             <w:tcW w:type="dxa" w:w="1514"/>
           </w:tcPr>
           <w:p>
+            <w:pPr>
+              <w:spacing w:before="20" w:after="20"/>
+            </w:pPr>
             <w:r/>
             <w:r>
               <w:rPr>
@@ -264,11 +670,13 @@
             <w:tcW w:type="dxa" w:w="1514"/>
           </w:tcPr>
           <w:p>
+            <w:pPr>
+              <w:spacing w:before="20" w:after="20"/>
+            </w:pPr>
             <w:r/>
             <w:r>
               <w:rPr>
                 <w:rFonts w:ascii="Verdana" w:hAnsi="Verdana"/>
-                <w:b w:val="0"/>
                 <w:sz w:val="16"/>
               </w:rPr>
               <w:t>CCITT IA5</w:t>
@@ -280,6 +688,9 @@
             <w:tcW w:type="dxa" w:w="1514"/>
           </w:tcPr>
           <w:p>
+            <w:pPr>
+              <w:spacing w:before="20" w:after="20"/>
+            </w:pPr>
             <w:r/>
             <w:r>
               <w:rPr>
@@ -296,6 +707,9 @@
             <w:tcW w:type="dxa" w:w="1514"/>
           </w:tcPr>
           <w:p>
+            <w:pPr>
+              <w:spacing w:before="20" w:after="20"/>
+            </w:pPr>
             <w:r/>
             <w:r>
               <w:rPr>
@@ -312,6 +726,9 @@
             <w:tcW w:type="dxa" w:w="1514"/>
           </w:tcPr>
           <w:p>
+            <w:pPr>
+              <w:spacing w:before="20" w:after="20"/>
+            </w:pPr>
             <w:r/>
             <w:r>
               <w:rPr>
@@ -328,11 +745,13 @@
             <w:tcW w:type="dxa" w:w="1514"/>
           </w:tcPr>
           <w:p>
+            <w:pPr>
+              <w:spacing w:before="20" w:after="20"/>
+            </w:pPr>
             <w:r/>
             <w:r>
               <w:rPr>
                 <w:rFonts w:ascii="Verdana" w:hAnsi="Verdana"/>
-                <w:b w:val="0"/>
                 <w:sz w:val="16"/>
               </w:rPr>
               <w:t>Character</w:t>
@@ -344,6 +763,9 @@
             <w:tcW w:type="dxa" w:w="1514"/>
           </w:tcPr>
           <w:p>
+            <w:pPr>
+              <w:spacing w:before="20" w:after="20"/>
+            </w:pPr>
             <w:r/>
             <w:r>
               <w:rPr>
@@ -360,6 +782,9 @@
             <w:tcW w:type="dxa" w:w="1514"/>
           </w:tcPr>
           <w:p>
+            <w:pPr>
+              <w:spacing w:before="20" w:after="20"/>
+            </w:pPr>
             <w:r/>
             <w:r>
               <w:rPr>
@@ -376,6 +801,9 @@
             <w:tcW w:type="dxa" w:w="1514"/>
           </w:tcPr>
           <w:p>
+            <w:pPr>
+              <w:spacing w:before="20" w:after="20"/>
+            </w:pPr>
             <w:r/>
             <w:r>
               <w:rPr>
@@ -396,6 +824,9 @@
             <w:tcW w:type="dxa" w:w="1514"/>
           </w:tcPr>
           <w:p>
+            <w:pPr>
+              <w:spacing w:before="20" w:after="20"/>
+            </w:pPr>
             <w:r/>
             <w:r>
               <w:rPr>
@@ -412,6 +843,9 @@
             <w:tcW w:type="dxa" w:w="1514"/>
           </w:tcPr>
           <w:p>
+            <w:pPr>
+              <w:spacing w:before="20" w:after="20"/>
+            </w:pPr>
             <w:r/>
             <w:r>
               <w:rPr>
@@ -428,11 +862,13 @@
             <w:tcW w:type="dxa" w:w="1514"/>
           </w:tcPr>
           <w:p>
+            <w:pPr>
+              <w:spacing w:before="20" w:after="20"/>
+            </w:pPr>
             <w:r/>
             <w:r>
               <w:rPr>
                 <w:rFonts w:ascii="Verdana" w:hAnsi="Verdana"/>
-                <w:b w:val="0"/>
                 <w:sz w:val="16"/>
               </w:rPr>
               <w:t>CCITT IA5</w:t>
@@ -444,6 +880,9 @@
             <w:tcW w:type="dxa" w:w="1514"/>
           </w:tcPr>
           <w:p>
+            <w:pPr>
+              <w:spacing w:before="20" w:after="20"/>
+            </w:pPr>
             <w:r/>
             <w:r>
               <w:rPr>
@@ -460,6 +899,9 @@
             <w:tcW w:type="dxa" w:w="1514"/>
           </w:tcPr>
           <w:p>
+            <w:pPr>
+              <w:spacing w:before="20" w:after="20"/>
+            </w:pPr>
             <w:r/>
             <w:r>
               <w:rPr>
@@ -476,6 +918,9 @@
             <w:tcW w:type="dxa" w:w="1514"/>
           </w:tcPr>
           <w:p>
+            <w:pPr>
+              <w:spacing w:before="20" w:after="20"/>
+            </w:pPr>
             <w:r/>
             <w:r>
               <w:rPr>
@@ -492,11 +937,13 @@
             <w:tcW w:type="dxa" w:w="1514"/>
           </w:tcPr>
           <w:p>
+            <w:pPr>
+              <w:spacing w:before="20" w:after="20"/>
+            </w:pPr>
             <w:r/>
             <w:r>
               <w:rPr>
                 <w:rFonts w:ascii="Verdana" w:hAnsi="Verdana"/>
-                <w:b w:val="0"/>
                 <w:sz w:val="16"/>
               </w:rPr>
               <w:t>Character</w:t>
@@ -508,6 +955,9 @@
             <w:tcW w:type="dxa" w:w="1514"/>
           </w:tcPr>
           <w:p>
+            <w:pPr>
+              <w:spacing w:before="20" w:after="20"/>
+            </w:pPr>
             <w:r/>
             <w:r>
               <w:rPr>
@@ -524,6 +974,9 @@
             <w:tcW w:type="dxa" w:w="1514"/>
           </w:tcPr>
           <w:p>
+            <w:pPr>
+              <w:spacing w:before="20" w:after="20"/>
+            </w:pPr>
             <w:r/>
             <w:r>
               <w:rPr>
@@ -540,6 +993,9 @@
             <w:tcW w:type="dxa" w:w="1514"/>
           </w:tcPr>
           <w:p>
+            <w:pPr>
+              <w:spacing w:before="20" w:after="20"/>
+            </w:pPr>
             <w:r/>
             <w:r>
               <w:rPr>
@@ -560,6 +1016,9 @@
             <w:tcW w:type="dxa" w:w="1514"/>
           </w:tcPr>
           <w:p>
+            <w:pPr>
+              <w:spacing w:before="20" w:after="20"/>
+            </w:pPr>
             <w:r/>
             <w:r>
               <w:rPr>
@@ -576,6 +1035,9 @@
             <w:tcW w:type="dxa" w:w="1514"/>
           </w:tcPr>
           <w:p>
+            <w:pPr>
+              <w:spacing w:before="20" w:after="20"/>
+            </w:pPr>
             <w:r/>
             <w:r>
               <w:rPr>
@@ -592,11 +1054,13 @@
             <w:tcW w:type="dxa" w:w="1514"/>
           </w:tcPr>
           <w:p>
+            <w:pPr>
+              <w:spacing w:before="20" w:after="20"/>
+            </w:pPr>
             <w:r/>
             <w:r>
               <w:rPr>
                 <w:rFonts w:ascii="Verdana" w:hAnsi="Verdana"/>
-                <w:b w:val="0"/>
                 <w:sz w:val="16"/>
               </w:rPr>
               <w:t>CCITT IA5</w:t>
@@ -608,6 +1072,9 @@
             <w:tcW w:type="dxa" w:w="1514"/>
           </w:tcPr>
           <w:p>
+            <w:pPr>
+              <w:spacing w:before="20" w:after="20"/>
+            </w:pPr>
             <w:r/>
             <w:r>
               <w:rPr>
@@ -624,6 +1091,9 @@
             <w:tcW w:type="dxa" w:w="1514"/>
           </w:tcPr>
           <w:p>
+            <w:pPr>
+              <w:spacing w:before="20" w:after="20"/>
+            </w:pPr>
             <w:r/>
             <w:r>
               <w:rPr>
@@ -640,6 +1110,9 @@
             <w:tcW w:type="dxa" w:w="1514"/>
           </w:tcPr>
           <w:p>
+            <w:pPr>
+              <w:spacing w:before="20" w:after="20"/>
+            </w:pPr>
             <w:r/>
             <w:r>
               <w:rPr>
@@ -656,11 +1129,13 @@
             <w:tcW w:type="dxa" w:w="1514"/>
           </w:tcPr>
           <w:p>
+            <w:pPr>
+              <w:spacing w:before="20" w:after="20"/>
+            </w:pPr>
             <w:r/>
             <w:r>
               <w:rPr>
                 <w:rFonts w:ascii="Verdana" w:hAnsi="Verdana"/>
-                <w:b w:val="0"/>
                 <w:sz w:val="16"/>
               </w:rPr>
               <w:t>Character</w:t>
@@ -672,6 +1147,9 @@
             <w:tcW w:type="dxa" w:w="1514"/>
           </w:tcPr>
           <w:p>
+            <w:pPr>
+              <w:spacing w:before="20" w:after="20"/>
+            </w:pPr>
             <w:r/>
             <w:r>
               <w:rPr>
@@ -688,6 +1166,9 @@
             <w:tcW w:type="dxa" w:w="1514"/>
           </w:tcPr>
           <w:p>
+            <w:pPr>
+              <w:spacing w:before="20" w:after="20"/>
+            </w:pPr>
             <w:r/>
             <w:r>
               <w:rPr>
@@ -704,6 +1185,9 @@
             <w:tcW w:type="dxa" w:w="1514"/>
           </w:tcPr>
           <w:p>
+            <w:pPr>
+              <w:spacing w:before="20" w:after="20"/>
+            </w:pPr>
             <w:r/>
             <w:r>
               <w:rPr>
@@ -724,6 +1208,9 @@
             <w:tcW w:type="dxa" w:w="1514"/>
           </w:tcPr>
           <w:p>
+            <w:pPr>
+              <w:spacing w:before="20" w:after="20"/>
+            </w:pPr>
             <w:r/>
             <w:r>
               <w:rPr>
@@ -740,6 +1227,9 @@
             <w:tcW w:type="dxa" w:w="1514"/>
           </w:tcPr>
           <w:p>
+            <w:pPr>
+              <w:spacing w:before="20" w:after="20"/>
+            </w:pPr>
             <w:r/>
             <w:r>
               <w:rPr>
@@ -756,11 +1246,13 @@
             <w:tcW w:type="dxa" w:w="1514"/>
           </w:tcPr>
           <w:p>
+            <w:pPr>
+              <w:spacing w:before="20" w:after="20"/>
+            </w:pPr>
             <w:r/>
             <w:r>
               <w:rPr>
                 <w:rFonts w:ascii="Verdana" w:hAnsi="Verdana"/>
-                <w:b w:val="0"/>
                 <w:sz w:val="16"/>
               </w:rPr>
               <w:t>CCITT IA5</w:t>
@@ -772,6 +1264,9 @@
             <w:tcW w:type="dxa" w:w="1514"/>
           </w:tcPr>
           <w:p>
+            <w:pPr>
+              <w:spacing w:before="20" w:after="20"/>
+            </w:pPr>
             <w:r/>
             <w:r>
               <w:rPr>
@@ -788,6 +1283,9 @@
             <w:tcW w:type="dxa" w:w="1514"/>
           </w:tcPr>
           <w:p>
+            <w:pPr>
+              <w:spacing w:before="20" w:after="20"/>
+            </w:pPr>
             <w:r/>
             <w:r>
               <w:rPr>
@@ -804,6 +1302,9 @@
             <w:tcW w:type="dxa" w:w="1514"/>
           </w:tcPr>
           <w:p>
+            <w:pPr>
+              <w:spacing w:before="20" w:after="20"/>
+            </w:pPr>
             <w:r/>
             <w:r>
               <w:rPr>
@@ -820,11 +1321,13 @@
             <w:tcW w:type="dxa" w:w="1514"/>
           </w:tcPr>
           <w:p>
+            <w:pPr>
+              <w:spacing w:before="20" w:after="20"/>
+            </w:pPr>
             <w:r/>
             <w:r>
               <w:rPr>
                 <w:rFonts w:ascii="Verdana" w:hAnsi="Verdana"/>
-                <w:b w:val="0"/>
                 <w:sz w:val="16"/>
               </w:rPr>
               <w:t>Character</w:t>
@@ -836,6 +1339,9 @@
             <w:tcW w:type="dxa" w:w="1514"/>
           </w:tcPr>
           <w:p>
+            <w:pPr>
+              <w:spacing w:before="20" w:after="20"/>
+            </w:pPr>
             <w:r/>
             <w:r>
               <w:rPr>
@@ -852,6 +1358,9 @@
             <w:tcW w:type="dxa" w:w="1514"/>
           </w:tcPr>
           <w:p>
+            <w:pPr>
+              <w:spacing w:before="20" w:after="20"/>
+            </w:pPr>
             <w:r/>
             <w:r>
               <w:rPr>
@@ -868,6 +1377,9 @@
             <w:tcW w:type="dxa" w:w="1514"/>
           </w:tcPr>
           <w:p>
+            <w:pPr>
+              <w:spacing w:before="20" w:after="20"/>
+            </w:pPr>
             <w:r/>
             <w:r>
               <w:rPr>
@@ -889,6 +1401,9 @@
             <w:tcW w:type="dxa" w:w="1514"/>
           </w:tcPr>
           <w:p>
+            <w:pPr>
+              <w:spacing w:before="20" w:after="20"/>
+            </w:pPr>
             <w:r/>
             <w:r>
               <w:rPr>
@@ -905,6 +1420,9 @@
             <w:tcW w:type="dxa" w:w="1514"/>
           </w:tcPr>
           <w:p>
+            <w:pPr>
+              <w:spacing w:before="20" w:after="20"/>
+            </w:pPr>
             <w:r/>
             <w:r>
               <w:rPr>
@@ -921,11 +1439,13 @@
             <w:tcW w:type="dxa" w:w="1514"/>
           </w:tcPr>
           <w:p>
+            <w:pPr>
+              <w:spacing w:before="20" w:after="20"/>
+            </w:pPr>
             <w:r/>
             <w:r>
               <w:rPr>
                 <w:rFonts w:ascii="Verdana" w:hAnsi="Verdana"/>
-                <w:b w:val="0"/>
                 <w:sz w:val="16"/>
               </w:rPr>
               <w:t>CCITT IA5</w:t>
@@ -937,6 +1457,9 @@
             <w:tcW w:type="dxa" w:w="1514"/>
           </w:tcPr>
           <w:p>
+            <w:pPr>
+              <w:spacing w:before="20" w:after="20"/>
+            </w:pPr>
             <w:r/>
             <w:r>
               <w:rPr>
@@ -953,6 +1476,9 @@
             <w:tcW w:type="dxa" w:w="1514"/>
           </w:tcPr>
           <w:p>
+            <w:pPr>
+              <w:spacing w:before="20" w:after="20"/>
+            </w:pPr>
             <w:r/>
             <w:r>
               <w:rPr>
@@ -969,6 +1495,9 @@
             <w:tcW w:type="dxa" w:w="1514"/>
           </w:tcPr>
           <w:p>
+            <w:pPr>
+              <w:spacing w:before="20" w:after="20"/>
+            </w:pPr>
             <w:r/>
             <w:r>
               <w:rPr>
@@ -985,11 +1514,13 @@
             <w:tcW w:type="dxa" w:w="1514"/>
           </w:tcPr>
           <w:p>
+            <w:pPr>
+              <w:spacing w:before="20" w:after="20"/>
+            </w:pPr>
             <w:r/>
             <w:r>
               <w:rPr>
                 <w:rFonts w:ascii="Verdana" w:hAnsi="Verdana"/>
-                <w:b w:val="0"/>
                 <w:sz w:val="16"/>
               </w:rPr>
               <w:t>Character</w:t>
@@ -1001,6 +1532,9 @@
             <w:tcW w:type="dxa" w:w="1514"/>
           </w:tcPr>
           <w:p>
+            <w:pPr>
+              <w:spacing w:before="20" w:after="20"/>
+            </w:pPr>
             <w:r/>
             <w:r>
               <w:rPr>
@@ -1017,6 +1551,9 @@
             <w:tcW w:type="dxa" w:w="1514"/>
           </w:tcPr>
           <w:p>
+            <w:pPr>
+              <w:spacing w:before="20" w:after="20"/>
+            </w:pPr>
             <w:r/>
             <w:r>
               <w:rPr>
@@ -1033,6 +1570,9 @@
             <w:tcW w:type="dxa" w:w="1514"/>
           </w:tcPr>
           <w:p>
+            <w:pPr>
+              <w:spacing w:before="20" w:after="20"/>
+            </w:pPr>
             <w:r/>
             <w:r>
               <w:rPr>
@@ -1053,6 +1593,9 @@
             <w:tcW w:type="dxa" w:w="1514"/>
           </w:tcPr>
           <w:p>
+            <w:pPr>
+              <w:spacing w:before="20" w:after="20"/>
+            </w:pPr>
             <w:r/>
             <w:r>
               <w:rPr>
@@ -1069,6 +1612,9 @@
             <w:tcW w:type="dxa" w:w="1514"/>
           </w:tcPr>
           <w:p>
+            <w:pPr>
+              <w:spacing w:before="20" w:after="20"/>
+            </w:pPr>
             <w:r/>
             <w:r>
               <w:rPr>
@@ -1085,11 +1631,13 @@
             <w:tcW w:type="dxa" w:w="1514"/>
           </w:tcPr>
           <w:p>
+            <w:pPr>
+              <w:spacing w:before="20" w:after="20"/>
+            </w:pPr>
             <w:r/>
             <w:r>
               <w:rPr>
                 <w:rFonts w:ascii="Verdana" w:hAnsi="Verdana"/>
-                <w:b w:val="0"/>
                 <w:sz w:val="16"/>
               </w:rPr>
               <w:t>CCITT IA5</w:t>
@@ -1101,6 +1649,9 @@
             <w:tcW w:type="dxa" w:w="1514"/>
           </w:tcPr>
           <w:p>
+            <w:pPr>
+              <w:spacing w:before="20" w:after="20"/>
+            </w:pPr>
             <w:r/>
             <w:r>
               <w:rPr>
@@ -1117,6 +1668,9 @@
             <w:tcW w:type="dxa" w:w="1514"/>
           </w:tcPr>
           <w:p>
+            <w:pPr>
+              <w:spacing w:before="20" w:after="20"/>
+            </w:pPr>
             <w:r/>
             <w:r>
               <w:rPr>
@@ -1133,6 +1687,9 @@
             <w:tcW w:type="dxa" w:w="1514"/>
           </w:tcPr>
           <w:p>
+            <w:pPr>
+              <w:spacing w:before="20" w:after="20"/>
+            </w:pPr>
             <w:r/>
             <w:r>
               <w:rPr>
@@ -1149,11 +1706,13 @@
             <w:tcW w:type="dxa" w:w="1514"/>
           </w:tcPr>
           <w:p>
+            <w:pPr>
+              <w:spacing w:before="20" w:after="20"/>
+            </w:pPr>
             <w:r/>
             <w:r>
               <w:rPr>
                 <w:rFonts w:ascii="Verdana" w:hAnsi="Verdana"/>
-                <w:b w:val="0"/>
                 <w:sz w:val="16"/>
               </w:rPr>
               <w:t>Character</w:t>
@@ -1165,6 +1724,9 @@
             <w:tcW w:type="dxa" w:w="1514"/>
           </w:tcPr>
           <w:p>
+            <w:pPr>
+              <w:spacing w:before="20" w:after="20"/>
+            </w:pPr>
             <w:r/>
             <w:r>
               <w:rPr>
@@ -1181,6 +1743,9 @@
             <w:tcW w:type="dxa" w:w="1514"/>
           </w:tcPr>
           <w:p>
+            <w:pPr>
+              <w:spacing w:before="20" w:after="20"/>
+            </w:pPr>
             <w:r/>
             <w:r>
               <w:rPr>
@@ -1197,6 +1762,9 @@
             <w:tcW w:type="dxa" w:w="1514"/>
           </w:tcPr>
           <w:p>
+            <w:pPr>
+              <w:spacing w:before="20" w:after="20"/>
+            </w:pPr>
             <w:r/>
             <w:r>
               <w:rPr>
@@ -1218,6 +1786,9 @@
             <w:tcW w:type="dxa" w:w="1514"/>
           </w:tcPr>
           <w:p>
+            <w:pPr>
+              <w:spacing w:before="20" w:after="20"/>
+            </w:pPr>
             <w:r/>
             <w:r>
               <w:rPr>
@@ -1234,6 +1805,9 @@
             <w:tcW w:type="dxa" w:w="1514"/>
           </w:tcPr>
           <w:p>
+            <w:pPr>
+              <w:spacing w:before="20" w:after="20"/>
+            </w:pPr>
             <w:r/>
             <w:r>
               <w:rPr>
@@ -1250,11 +1824,13 @@
             <w:tcW w:type="dxa" w:w="1514"/>
           </w:tcPr>
           <w:p>
+            <w:pPr>
+              <w:spacing w:before="20" w:after="20"/>
+            </w:pPr>
             <w:r/>
             <w:r>
               <w:rPr>
                 <w:rFonts w:ascii="Verdana" w:hAnsi="Verdana"/>
-                <w:b w:val="0"/>
                 <w:sz w:val="16"/>
               </w:rPr>
               <w:t>CCITT IA5</w:t>
@@ -1266,6 +1842,9 @@
             <w:tcW w:type="dxa" w:w="1514"/>
           </w:tcPr>
           <w:p>
+            <w:pPr>
+              <w:spacing w:before="20" w:after="20"/>
+            </w:pPr>
             <w:r/>
             <w:r>
               <w:rPr>
@@ -1282,6 +1861,9 @@
             <w:tcW w:type="dxa" w:w="1514"/>
           </w:tcPr>
           <w:p>
+            <w:pPr>
+              <w:spacing w:before="20" w:after="20"/>
+            </w:pPr>
             <w:r/>
             <w:r>
               <w:rPr>
@@ -1298,6 +1880,9 @@
             <w:tcW w:type="dxa" w:w="1514"/>
           </w:tcPr>
           <w:p>
+            <w:pPr>
+              <w:spacing w:before="20" w:after="20"/>
+            </w:pPr>
             <w:r/>
             <w:r>
               <w:rPr>
@@ -1314,11 +1899,13 @@
             <w:tcW w:type="dxa" w:w="1514"/>
           </w:tcPr>
           <w:p>
+            <w:pPr>
+              <w:spacing w:before="20" w:after="20"/>
+            </w:pPr>
             <w:r/>
             <w:r>
               <w:rPr>
                 <w:rFonts w:ascii="Verdana" w:hAnsi="Verdana"/>
-                <w:b w:val="0"/>
                 <w:sz w:val="16"/>
               </w:rPr>
               <w:t>Character</w:t>
@@ -1330,6 +1917,9 @@
             <w:tcW w:type="dxa" w:w="1514"/>
           </w:tcPr>
           <w:p>
+            <w:pPr>
+              <w:spacing w:before="20" w:after="20"/>
+            </w:pPr>
             <w:r/>
             <w:r>
               <w:rPr>
@@ -1346,6 +1936,9 @@
             <w:tcW w:type="dxa" w:w="1514"/>
           </w:tcPr>
           <w:p>
+            <w:pPr>
+              <w:spacing w:before="20" w:after="20"/>
+            </w:pPr>
             <w:r/>
             <w:r>
               <w:rPr>
@@ -1362,6 +1955,9 @@
             <w:tcW w:type="dxa" w:w="1514"/>
           </w:tcPr>
           <w:p>
+            <w:pPr>
+              <w:spacing w:before="20" w:after="20"/>
+            </w:pPr>
             <w:r/>
             <w:r>
               <w:rPr>
@@ -1383,6 +1979,9 @@
             <w:tcW w:type="dxa" w:w="1514"/>
           </w:tcPr>
           <w:p>
+            <w:pPr>
+              <w:spacing w:before="20" w:after="20"/>
+            </w:pPr>
             <w:r/>
             <w:r>
               <w:rPr>
@@ -1399,6 +1998,9 @@
             <w:tcW w:type="dxa" w:w="1514"/>
           </w:tcPr>
           <w:p>
+            <w:pPr>
+              <w:spacing w:before="20" w:after="20"/>
+            </w:pPr>
             <w:r/>
             <w:r>
               <w:rPr>
@@ -1415,11 +2017,13 @@
             <w:tcW w:type="dxa" w:w="1514"/>
           </w:tcPr>
           <w:p>
+            <w:pPr>
+              <w:spacing w:before="20" w:after="20"/>
+            </w:pPr>
             <w:r/>
             <w:r>
               <w:rPr>
                 <w:rFonts w:ascii="Verdana" w:hAnsi="Verdana"/>
-                <w:b w:val="0"/>
                 <w:sz w:val="16"/>
               </w:rPr>
               <w:t>CCITT IA5</w:t>
@@ -1431,6 +2035,9 @@
             <w:tcW w:type="dxa" w:w="1514"/>
           </w:tcPr>
           <w:p>
+            <w:pPr>
+              <w:spacing w:before="20" w:after="20"/>
+            </w:pPr>
             <w:r/>
             <w:r>
               <w:rPr>
@@ -1447,6 +2054,9 @@
             <w:tcW w:type="dxa" w:w="1514"/>
           </w:tcPr>
           <w:p>
+            <w:pPr>
+              <w:spacing w:before="20" w:after="20"/>
+            </w:pPr>
             <w:r/>
             <w:r>
               <w:rPr>
@@ -1463,6 +2073,9 @@
             <w:tcW w:type="dxa" w:w="1514"/>
           </w:tcPr>
           <w:p>
+            <w:pPr>
+              <w:spacing w:before="20" w:after="20"/>
+            </w:pPr>
             <w:r/>
             <w:r>
               <w:rPr>
@@ -1479,11 +2092,13 @@
             <w:tcW w:type="dxa" w:w="1514"/>
           </w:tcPr>
           <w:p>
+            <w:pPr>
+              <w:spacing w:before="20" w:after="20"/>
+            </w:pPr>
             <w:r/>
             <w:r>
               <w:rPr>
                 <w:rFonts w:ascii="Verdana" w:hAnsi="Verdana"/>
-                <w:b w:val="0"/>
                 <w:sz w:val="16"/>
               </w:rPr>
               <w:t>Character</w:t>
@@ -1495,6 +2110,9 @@
             <w:tcW w:type="dxa" w:w="1514"/>
           </w:tcPr>
           <w:p>
+            <w:pPr>
+              <w:spacing w:before="20" w:after="20"/>
+            </w:pPr>
             <w:r/>
             <w:r>
               <w:rPr>
@@ -1511,6 +2129,9 @@
             <w:tcW w:type="dxa" w:w="1514"/>
           </w:tcPr>
           <w:p>
+            <w:pPr>
+              <w:spacing w:before="20" w:after="20"/>
+            </w:pPr>
             <w:r/>
             <w:r>
               <w:rPr>
@@ -1527,6 +2148,9 @@
             <w:tcW w:type="dxa" w:w="1514"/>
           </w:tcPr>
           <w:p>
+            <w:pPr>
+              <w:spacing w:before="20" w:after="20"/>
+            </w:pPr>
             <w:r/>
             <w:r>
               <w:rPr>
@@ -1548,6 +2172,9 @@
             <w:tcW w:type="dxa" w:w="1514"/>
           </w:tcPr>
           <w:p>
+            <w:pPr>
+              <w:spacing w:before="20" w:after="20"/>
+            </w:pPr>
             <w:r/>
             <w:r>
               <w:rPr>
@@ -1564,6 +2191,9 @@
             <w:tcW w:type="dxa" w:w="1514"/>
           </w:tcPr>
           <w:p>
+            <w:pPr>
+              <w:spacing w:before="20" w:after="20"/>
+            </w:pPr>
             <w:r/>
             <w:r>
               <w:rPr>
@@ -1580,11 +2210,13 @@
             <w:tcW w:type="dxa" w:w="1514"/>
           </w:tcPr>
           <w:p>
+            <w:pPr>
+              <w:spacing w:before="20" w:after="20"/>
+            </w:pPr>
             <w:r/>
             <w:r>
               <w:rPr>
                 <w:rFonts w:ascii="Verdana" w:hAnsi="Verdana"/>
-                <w:b w:val="0"/>
                 <w:sz w:val="16"/>
               </w:rPr>
               <w:t>CCITT IA5</w:t>
@@ -1596,6 +2228,9 @@
             <w:tcW w:type="dxa" w:w="1514"/>
           </w:tcPr>
           <w:p>
+            <w:pPr>
+              <w:spacing w:before="20" w:after="20"/>
+            </w:pPr>
             <w:r/>
             <w:r>
               <w:rPr>
@@ -1612,6 +2247,9 @@
             <w:tcW w:type="dxa" w:w="1514"/>
           </w:tcPr>
           <w:p>
+            <w:pPr>
+              <w:spacing w:before="20" w:after="20"/>
+            </w:pPr>
             <w:r/>
             <w:r>
               <w:rPr>
@@ -1628,6 +2266,9 @@
             <w:tcW w:type="dxa" w:w="1514"/>
           </w:tcPr>
           <w:p>
+            <w:pPr>
+              <w:spacing w:before="20" w:after="20"/>
+            </w:pPr>
             <w:r/>
             <w:r>
               <w:rPr>
@@ -1644,11 +2285,13 @@
             <w:tcW w:type="dxa" w:w="1514"/>
           </w:tcPr>
           <w:p>
+            <w:pPr>
+              <w:spacing w:before="20" w:after="20"/>
+            </w:pPr>
             <w:r/>
             <w:r>
               <w:rPr>
                 <w:rFonts w:ascii="Verdana" w:hAnsi="Verdana"/>
-                <w:b w:val="0"/>
                 <w:sz w:val="16"/>
               </w:rPr>
               <w:t>Character</w:t>
@@ -1660,6 +2303,9 @@
             <w:tcW w:type="dxa" w:w="1514"/>
           </w:tcPr>
           <w:p>
+            <w:pPr>
+              <w:spacing w:before="20" w:after="20"/>
+            </w:pPr>
             <w:r/>
             <w:r>
               <w:rPr>
@@ -1676,6 +2322,9 @@
             <w:tcW w:type="dxa" w:w="1514"/>
           </w:tcPr>
           <w:p>
+            <w:pPr>
+              <w:spacing w:before="20" w:after="20"/>
+            </w:pPr>
             <w:r/>
             <w:r>
               <w:rPr>
@@ -1692,6 +2341,9 @@
             <w:tcW w:type="dxa" w:w="1514"/>
           </w:tcPr>
           <w:p>
+            <w:pPr>
+              <w:spacing w:before="20" w:after="20"/>
+            </w:pPr>
             <w:r/>
             <w:r>
               <w:rPr>
@@ -1712,6 +2364,9 @@
             <w:tcW w:type="dxa" w:w="1514"/>
           </w:tcPr>
           <w:p>
+            <w:pPr>
+              <w:spacing w:before="20" w:after="20"/>
+            </w:pPr>
             <w:r/>
             <w:r>
               <w:rPr>
@@ -1728,6 +2383,9 @@
             <w:tcW w:type="dxa" w:w="1514"/>
           </w:tcPr>
           <w:p>
+            <w:pPr>
+              <w:spacing w:before="20" w:after="20"/>
+            </w:pPr>
             <w:r/>
             <w:r>
               <w:rPr>
@@ -1744,11 +2402,13 @@
             <w:tcW w:type="dxa" w:w="1514"/>
           </w:tcPr>
           <w:p>
+            <w:pPr>
+              <w:spacing w:before="20" w:after="20"/>
+            </w:pPr>
             <w:r/>
             <w:r>
               <w:rPr>
                 <w:rFonts w:ascii="Verdana" w:hAnsi="Verdana"/>
-                <w:b w:val="0"/>
                 <w:sz w:val="16"/>
               </w:rPr>
               <w:t>CCITT IA5</w:t>
@@ -1760,6 +2420,9 @@
             <w:tcW w:type="dxa" w:w="1514"/>
           </w:tcPr>
           <w:p>
+            <w:pPr>
+              <w:spacing w:before="20" w:after="20"/>
+            </w:pPr>
             <w:r/>
             <w:r>
               <w:rPr>
@@ -1776,6 +2439,9 @@
             <w:tcW w:type="dxa" w:w="1514"/>
           </w:tcPr>
           <w:p>
+            <w:pPr>
+              <w:spacing w:before="20" w:after="20"/>
+            </w:pPr>
             <w:r/>
             <w:r>
               <w:rPr>
@@ -1792,6 +2458,9 @@
             <w:tcW w:type="dxa" w:w="1514"/>
           </w:tcPr>
           <w:p>
+            <w:pPr>
+              <w:spacing w:before="20" w:after="20"/>
+            </w:pPr>
             <w:r/>
             <w:r>
               <w:rPr>
@@ -1808,11 +2477,13 @@
             <w:tcW w:type="dxa" w:w="1514"/>
           </w:tcPr>
           <w:p>
+            <w:pPr>
+              <w:spacing w:before="20" w:after="20"/>
+            </w:pPr>
             <w:r/>
             <w:r>
               <w:rPr>
                 <w:rFonts w:ascii="Verdana" w:hAnsi="Verdana"/>
-                <w:b w:val="0"/>
                 <w:sz w:val="16"/>
               </w:rPr>
               <w:t>Character</w:t>
@@ -1824,6 +2495,9 @@
             <w:tcW w:type="dxa" w:w="1514"/>
           </w:tcPr>
           <w:p>
+            <w:pPr>
+              <w:spacing w:before="20" w:after="20"/>
+            </w:pPr>
             <w:r/>
             <w:r>
               <w:rPr>
@@ -1840,6 +2514,9 @@
             <w:tcW w:type="dxa" w:w="1514"/>
           </w:tcPr>
           <w:p>
+            <w:pPr>
+              <w:spacing w:before="20" w:after="20"/>
+            </w:pPr>
             <w:r/>
             <w:r>
               <w:rPr>
@@ -1856,6 +2533,9 @@
             <w:tcW w:type="dxa" w:w="1514"/>
           </w:tcPr>
           <w:p>
+            <w:pPr>
+              <w:spacing w:before="20" w:after="20"/>
+            </w:pPr>
             <w:r/>
             <w:r>
               <w:rPr>
@@ -1876,6 +2556,9 @@
             <w:tcW w:type="dxa" w:w="1514"/>
           </w:tcPr>
           <w:p>
+            <w:pPr>
+              <w:spacing w:before="20" w:after="20"/>
+            </w:pPr>
             <w:r/>
             <w:r>
               <w:rPr>
@@ -1892,6 +2575,9 @@
             <w:tcW w:type="dxa" w:w="1514"/>
           </w:tcPr>
           <w:p>
+            <w:pPr>
+              <w:spacing w:before="20" w:after="20"/>
+            </w:pPr>
             <w:r/>
             <w:r>
               <w:rPr>
@@ -1908,11 +2594,13 @@
             <w:tcW w:type="dxa" w:w="1514"/>
           </w:tcPr>
           <w:p>
+            <w:pPr>
+              <w:spacing w:before="20" w:after="20"/>
+            </w:pPr>
             <w:r/>
             <w:r>
               <w:rPr>
                 <w:rFonts w:ascii="Verdana" w:hAnsi="Verdana"/>
-                <w:b w:val="0"/>
                 <w:sz w:val="16"/>
               </w:rPr>
               <w:t>CCITT IA5</w:t>
@@ -1924,6 +2612,9 @@
             <w:tcW w:type="dxa" w:w="1514"/>
           </w:tcPr>
           <w:p>
+            <w:pPr>
+              <w:spacing w:before="20" w:after="20"/>
+            </w:pPr>
             <w:r/>
             <w:r>
               <w:rPr>
@@ -1940,6 +2631,9 @@
             <w:tcW w:type="dxa" w:w="1514"/>
           </w:tcPr>
           <w:p>
+            <w:pPr>
+              <w:spacing w:before="20" w:after="20"/>
+            </w:pPr>
             <w:r/>
             <w:r>
               <w:rPr>
@@ -1956,6 +2650,9 @@
             <w:tcW w:type="dxa" w:w="1514"/>
           </w:tcPr>
           <w:p>
+            <w:pPr>
+              <w:spacing w:before="20" w:after="20"/>
+            </w:pPr>
             <w:r/>
             <w:r>
               <w:rPr>
@@ -1972,11 +2669,13 @@
             <w:tcW w:type="dxa" w:w="1514"/>
           </w:tcPr>
           <w:p>
+            <w:pPr>
+              <w:spacing w:before="20" w:after="20"/>
+            </w:pPr>
             <w:r/>
             <w:r>
               <w:rPr>
                 <w:rFonts w:ascii="Verdana" w:hAnsi="Verdana"/>
-                <w:b w:val="0"/>
                 <w:sz w:val="16"/>
               </w:rPr>
               <w:t>Character</w:t>
@@ -1988,6 +2687,9 @@
             <w:tcW w:type="dxa" w:w="1514"/>
           </w:tcPr>
           <w:p>
+            <w:pPr>
+              <w:spacing w:before="20" w:after="20"/>
+            </w:pPr>
             <w:r/>
             <w:r>
               <w:rPr>
@@ -2004,6 +2706,9 @@
             <w:tcW w:type="dxa" w:w="1514"/>
           </w:tcPr>
           <w:p>
+            <w:pPr>
+              <w:spacing w:before="20" w:after="20"/>
+            </w:pPr>
             <w:r/>
             <w:r>
               <w:rPr>
@@ -2020,6 +2725,9 @@
             <w:tcW w:type="dxa" w:w="1514"/>
           </w:tcPr>
           <w:p>
+            <w:pPr>
+              <w:spacing w:before="20" w:after="20"/>
+            </w:pPr>
             <w:r/>
             <w:r>
               <w:rPr>
@@ -2040,6 +2748,9 @@
             <w:tcW w:type="dxa" w:w="1514"/>
           </w:tcPr>
           <w:p>
+            <w:pPr>
+              <w:spacing w:before="20" w:after="20"/>
+            </w:pPr>
             <w:r/>
             <w:r>
               <w:rPr>
@@ -2056,6 +2767,9 @@
             <w:tcW w:type="dxa" w:w="1514"/>
           </w:tcPr>
           <w:p>
+            <w:pPr>
+              <w:spacing w:before="20" w:after="20"/>
+            </w:pPr>
             <w:r/>
             <w:r>
               <w:rPr>
@@ -2072,11 +2786,13 @@
             <w:tcW w:type="dxa" w:w="1514"/>
           </w:tcPr>
           <w:p>
+            <w:pPr>
+              <w:spacing w:before="20" w:after="20"/>
+            </w:pPr>
             <w:r/>
             <w:r>
               <w:rPr>
                 <w:rFonts w:ascii="Verdana" w:hAnsi="Verdana"/>
-                <w:b w:val="0"/>
                 <w:sz w:val="16"/>
               </w:rPr>
               <w:t>CCITT IA5</w:t>
@@ -2088,6 +2804,9 @@
             <w:tcW w:type="dxa" w:w="1514"/>
           </w:tcPr>
           <w:p>
+            <w:pPr>
+              <w:spacing w:before="20" w:after="20"/>
+            </w:pPr>
             <w:r/>
             <w:r>
               <w:rPr>
@@ -2104,6 +2823,9 @@
             <w:tcW w:type="dxa" w:w="1514"/>
           </w:tcPr>
           <w:p>
+            <w:pPr>
+              <w:spacing w:before="20" w:after="20"/>
+            </w:pPr>
             <w:r/>
             <w:r>
               <w:rPr>
@@ -2120,6 +2842,9 @@
             <w:tcW w:type="dxa" w:w="1514"/>
           </w:tcPr>
           <w:p>
+            <w:pPr>
+              <w:spacing w:before="20" w:after="20"/>
+            </w:pPr>
             <w:r/>
             <w:r>
               <w:rPr>
@@ -2136,11 +2861,13 @@
             <w:tcW w:type="dxa" w:w="1514"/>
           </w:tcPr>
           <w:p>
+            <w:pPr>
+              <w:spacing w:before="20" w:after="20"/>
+            </w:pPr>
             <w:r/>
             <w:r>
               <w:rPr>
                 <w:rFonts w:ascii="Verdana" w:hAnsi="Verdana"/>
-                <w:b w:val="0"/>
                 <w:sz w:val="16"/>
               </w:rPr>
               <w:t>Character</w:t>
@@ -2152,6 +2879,9 @@
             <w:tcW w:type="dxa" w:w="1514"/>
           </w:tcPr>
           <w:p>
+            <w:pPr>
+              <w:spacing w:before="20" w:after="20"/>
+            </w:pPr>
             <w:r/>
             <w:r>
               <w:rPr>
@@ -2168,6 +2898,9 @@
             <w:tcW w:type="dxa" w:w="1514"/>
           </w:tcPr>
           <w:p>
+            <w:pPr>
+              <w:spacing w:before="20" w:after="20"/>
+            </w:pPr>
             <w:r/>
             <w:r>
               <w:rPr>
@@ -2184,6 +2917,9 @@
             <w:tcW w:type="dxa" w:w="1514"/>
           </w:tcPr>
           <w:p>
+            <w:pPr>
+              <w:spacing w:before="20" w:after="20"/>
+            </w:pPr>
             <w:r/>
             <w:r>
               <w:rPr>
@@ -2204,6 +2940,9 @@
             <w:tcW w:type="dxa" w:w="1514"/>
           </w:tcPr>
           <w:p>
+            <w:pPr>
+              <w:spacing w:before="20" w:after="20"/>
+            </w:pPr>
             <w:r/>
             <w:r>
               <w:rPr>
@@ -2220,6 +2959,9 @@
             <w:tcW w:type="dxa" w:w="1514"/>
           </w:tcPr>
           <w:p>
+            <w:pPr>
+              <w:spacing w:before="20" w:after="20"/>
+            </w:pPr>
             <w:r/>
             <w:r>
               <w:rPr>
@@ -2236,11 +2978,13 @@
             <w:tcW w:type="dxa" w:w="1514"/>
           </w:tcPr>
           <w:p>
+            <w:pPr>
+              <w:spacing w:before="20" w:after="20"/>
+            </w:pPr>
             <w:r/>
             <w:r>
               <w:rPr>
                 <w:rFonts w:ascii="Verdana" w:hAnsi="Verdana"/>
-                <w:b w:val="0"/>
                 <w:sz w:val="16"/>
               </w:rPr>
               <w:t>CCITT IA5</w:t>
@@ -2252,6 +2996,9 @@
             <w:tcW w:type="dxa" w:w="1514"/>
           </w:tcPr>
           <w:p>
+            <w:pPr>
+              <w:spacing w:before="20" w:after="20"/>
+            </w:pPr>
             <w:r/>
             <w:r>
               <w:rPr>
@@ -2268,6 +3015,9 @@
             <w:tcW w:type="dxa" w:w="1514"/>
           </w:tcPr>
           <w:p>
+            <w:pPr>
+              <w:spacing w:before="20" w:after="20"/>
+            </w:pPr>
             <w:r/>
             <w:r>
               <w:rPr>
@@ -2284,6 +3034,9 @@
             <w:tcW w:type="dxa" w:w="1514"/>
           </w:tcPr>
           <w:p>
+            <w:pPr>
+              <w:spacing w:before="20" w:after="20"/>
+            </w:pPr>
             <w:r/>
             <w:r>
               <w:rPr>
@@ -2300,11 +3053,13 @@
             <w:tcW w:type="dxa" w:w="1514"/>
           </w:tcPr>
           <w:p>
+            <w:pPr>
+              <w:spacing w:before="20" w:after="20"/>
+            </w:pPr>
             <w:r/>
             <w:r>
               <w:rPr>
                 <w:rFonts w:ascii="Verdana" w:hAnsi="Verdana"/>
-                <w:b w:val="0"/>
                 <w:sz w:val="16"/>
               </w:rPr>
               <w:t>Character</w:t>
@@ -2316,6 +3071,9 @@
             <w:tcW w:type="dxa" w:w="1514"/>
           </w:tcPr>
           <w:p>
+            <w:pPr>
+              <w:spacing w:before="20" w:after="20"/>
+            </w:pPr>
             <w:r/>
             <w:r>
               <w:rPr>
@@ -2332,6 +3090,9 @@
             <w:tcW w:type="dxa" w:w="1514"/>
           </w:tcPr>
           <w:p>
+            <w:pPr>
+              <w:spacing w:before="20" w:after="20"/>
+            </w:pPr>
             <w:r/>
             <w:r>
               <w:rPr>
@@ -2348,6 +3109,9 @@
             <w:tcW w:type="dxa" w:w="1514"/>
           </w:tcPr>
           <w:p>
+            <w:pPr>
+              <w:spacing w:before="20" w:after="20"/>
+            </w:pPr>
             <w:r/>
             <w:r>
               <w:rPr>
@@ -2368,6 +3132,9 @@
             <w:tcW w:type="dxa" w:w="1514"/>
           </w:tcPr>
           <w:p>
+            <w:pPr>
+              <w:spacing w:before="20" w:after="20"/>
+            </w:pPr>
             <w:r/>
             <w:r>
               <w:rPr>
@@ -2384,6 +3151,9 @@
             <w:tcW w:type="dxa" w:w="1514"/>
           </w:tcPr>
           <w:p>
+            <w:pPr>
+              <w:spacing w:before="20" w:after="20"/>
+            </w:pPr>
             <w:r/>
             <w:r>
               <w:rPr>
@@ -2400,11 +3170,13 @@
             <w:tcW w:type="dxa" w:w="1514"/>
           </w:tcPr>
           <w:p>
+            <w:pPr>
+              <w:spacing w:before="20" w:after="20"/>
+            </w:pPr>
             <w:r/>
             <w:r>
               <w:rPr>
                 <w:rFonts w:ascii="Verdana" w:hAnsi="Verdana"/>
-                <w:b w:val="0"/>
                 <w:sz w:val="16"/>
               </w:rPr>
               <w:t>CCITT IA5</w:t>
@@ -2416,6 +3188,9 @@
             <w:tcW w:type="dxa" w:w="1514"/>
           </w:tcPr>
           <w:p>
+            <w:pPr>
+              <w:spacing w:before="20" w:after="20"/>
+            </w:pPr>
             <w:r/>
             <w:r>
               <w:rPr>
@@ -2432,6 +3207,9 @@
             <w:tcW w:type="dxa" w:w="1514"/>
           </w:tcPr>
           <w:p>
+            <w:pPr>
+              <w:spacing w:before="20" w:after="20"/>
+            </w:pPr>
             <w:r/>
             <w:r>
               <w:rPr>
@@ -2448,6 +3226,9 @@
             <w:tcW w:type="dxa" w:w="1514"/>
           </w:tcPr>
           <w:p>
+            <w:pPr>
+              <w:spacing w:before="20" w:after="20"/>
+            </w:pPr>
             <w:r/>
             <w:r>
               <w:rPr>
@@ -2464,11 +3245,13 @@
             <w:tcW w:type="dxa" w:w="1514"/>
           </w:tcPr>
           <w:p>
+            <w:pPr>
+              <w:spacing w:before="20" w:after="20"/>
+            </w:pPr>
             <w:r/>
             <w:r>
               <w:rPr>
                 <w:rFonts w:ascii="Verdana" w:hAnsi="Verdana"/>
-                <w:b w:val="0"/>
                 <w:sz w:val="16"/>
               </w:rPr>
               <w:t>Character</w:t>
@@ -2480,6 +3263,9 @@
             <w:tcW w:type="dxa" w:w="1514"/>
           </w:tcPr>
           <w:p>
+            <w:pPr>
+              <w:spacing w:before="20" w:after="20"/>
+            </w:pPr>
             <w:r/>
             <w:r>
               <w:rPr>
@@ -2496,6 +3282,9 @@
             <w:tcW w:type="dxa" w:w="1514"/>
           </w:tcPr>
           <w:p>
+            <w:pPr>
+              <w:spacing w:before="20" w:after="20"/>
+            </w:pPr>
             <w:r/>
             <w:r>
               <w:rPr>
@@ -2512,6 +3301,9 @@
             <w:tcW w:type="dxa" w:w="1514"/>
           </w:tcPr>
           <w:p>
+            <w:pPr>
+              <w:spacing w:before="20" w:after="20"/>
+            </w:pPr>
             <w:r/>
             <w:r>
               <w:rPr>
@@ -2532,6 +3324,9 @@
             <w:tcW w:type="dxa" w:w="1514"/>
           </w:tcPr>
           <w:p>
+            <w:pPr>
+              <w:spacing w:before="20" w:after="20"/>
+            </w:pPr>
             <w:r/>
             <w:r>
               <w:rPr>
@@ -2548,6 +3343,9 @@
             <w:tcW w:type="dxa" w:w="1514"/>
           </w:tcPr>
           <w:p>
+            <w:pPr>
+              <w:spacing w:before="20" w:after="20"/>
+            </w:pPr>
             <w:r/>
             <w:r>
               <w:rPr>
@@ -2564,11 +3362,13 @@
             <w:tcW w:type="dxa" w:w="1514"/>
           </w:tcPr>
           <w:p>
+            <w:pPr>
+              <w:spacing w:before="20" w:after="20"/>
+            </w:pPr>
             <w:r/>
             <w:r>
               <w:rPr>
                 <w:rFonts w:ascii="Verdana" w:hAnsi="Verdana"/>
-                <w:b w:val="0"/>
                 <w:sz w:val="16"/>
               </w:rPr>
               <w:t>CCITT IA5</w:t>
@@ -2580,6 +3380,9 @@
             <w:tcW w:type="dxa" w:w="1514"/>
           </w:tcPr>
           <w:p>
+            <w:pPr>
+              <w:spacing w:before="20" w:after="20"/>
+            </w:pPr>
             <w:r/>
             <w:r>
               <w:rPr>
@@ -2596,6 +3399,9 @@
             <w:tcW w:type="dxa" w:w="1514"/>
           </w:tcPr>
           <w:p>
+            <w:pPr>
+              <w:spacing w:before="20" w:after="20"/>
+            </w:pPr>
             <w:r/>
             <w:r>
               <w:rPr>
@@ -2612,6 +3418,9 @@
             <w:tcW w:type="dxa" w:w="1514"/>
           </w:tcPr>
           <w:p>
+            <w:pPr>
+              <w:spacing w:before="20" w:after="20"/>
+            </w:pPr>
             <w:r/>
             <w:r>
               <w:rPr>
@@ -2628,11 +3437,13 @@
             <w:tcW w:type="dxa" w:w="1514"/>
           </w:tcPr>
           <w:p>
+            <w:pPr>
+              <w:spacing w:before="20" w:after="20"/>
+            </w:pPr>
             <w:r/>
             <w:r>
               <w:rPr>
                 <w:rFonts w:ascii="Verdana" w:hAnsi="Verdana"/>
-                <w:b w:val="0"/>
                 <w:sz w:val="16"/>
               </w:rPr>
               <w:t>Character</w:t>
@@ -2644,6 +3455,9 @@
             <w:tcW w:type="dxa" w:w="1514"/>
           </w:tcPr>
           <w:p>
+            <w:pPr>
+              <w:spacing w:before="20" w:after="20"/>
+            </w:pPr>
             <w:r/>
             <w:r>
               <w:rPr>
@@ -2660,6 +3474,9 @@
             <w:tcW w:type="dxa" w:w="1514"/>
           </w:tcPr>
           <w:p>
+            <w:pPr>
+              <w:spacing w:before="20" w:after="20"/>
+            </w:pPr>
             <w:r/>
             <w:r>
               <w:rPr>
@@ -2676,6 +3493,9 @@
             <w:tcW w:type="dxa" w:w="1514"/>
           </w:tcPr>
           <w:p>
+            <w:pPr>
+              <w:spacing w:before="20" w:after="20"/>
+            </w:pPr>
             <w:r/>
             <w:r>
               <w:rPr>
@@ -2696,6 +3516,9 @@
             <w:tcW w:type="dxa" w:w="1514"/>
           </w:tcPr>
           <w:p>
+            <w:pPr>
+              <w:spacing w:before="20" w:after="20"/>
+            </w:pPr>
             <w:r/>
             <w:r>
               <w:rPr>
@@ -2712,6 +3535,9 @@
             <w:tcW w:type="dxa" w:w="1514"/>
           </w:tcPr>
           <w:p>
+            <w:pPr>
+              <w:spacing w:before="20" w:after="20"/>
+            </w:pPr>
             <w:r/>
             <w:r>
               <w:rPr>
@@ -2728,11 +3554,13 @@
             <w:tcW w:type="dxa" w:w="1514"/>
           </w:tcPr>
           <w:p>
+            <w:pPr>
+              <w:spacing w:before="20" w:after="20"/>
+            </w:pPr>
             <w:r/>
             <w:r>
               <w:rPr>
                 <w:rFonts w:ascii="Verdana" w:hAnsi="Verdana"/>
-                <w:b w:val="0"/>
                 <w:sz w:val="16"/>
               </w:rPr>
               <w:t>CCITT IA5</w:t>
@@ -2744,6 +3572,9 @@
             <w:tcW w:type="dxa" w:w="1514"/>
           </w:tcPr>
           <w:p>
+            <w:pPr>
+              <w:spacing w:before="20" w:after="20"/>
+            </w:pPr>
             <w:r/>
             <w:r>
               <w:rPr>
@@ -2760,6 +3591,9 @@
             <w:tcW w:type="dxa" w:w="1514"/>
           </w:tcPr>
           <w:p>
+            <w:pPr>
+              <w:spacing w:before="20" w:after="20"/>
+            </w:pPr>
             <w:r/>
             <w:r>
               <w:rPr>
@@ -2776,6 +3610,9 @@
             <w:tcW w:type="dxa" w:w="1514"/>
           </w:tcPr>
           <w:p>
+            <w:pPr>
+              <w:spacing w:before="20" w:after="20"/>
+            </w:pPr>
             <w:r/>
             <w:r>
               <w:rPr>
@@ -2792,11 +3629,13 @@
             <w:tcW w:type="dxa" w:w="1514"/>
           </w:tcPr>
           <w:p>
+            <w:pPr>
+              <w:spacing w:before="20" w:after="20"/>
+            </w:pPr>
             <w:r/>
             <w:r>
               <w:rPr>
                 <w:rFonts w:ascii="Verdana" w:hAnsi="Verdana"/>
-                <w:b w:val="0"/>
                 <w:sz w:val="16"/>
               </w:rPr>
               <w:t>Character</w:t>
@@ -2808,6 +3647,9 @@
             <w:tcW w:type="dxa" w:w="1514"/>
           </w:tcPr>
           <w:p>
+            <w:pPr>
+              <w:spacing w:before="20" w:after="20"/>
+            </w:pPr>
             <w:r/>
             <w:r>
               <w:rPr>
@@ -2824,6 +3666,9 @@
             <w:tcW w:type="dxa" w:w="1514"/>
           </w:tcPr>
           <w:p>
+            <w:pPr>
+              <w:spacing w:before="20" w:after="20"/>
+            </w:pPr>
             <w:r/>
             <w:r>
               <w:rPr>
@@ -2840,6 +3685,9 @@
             <w:tcW w:type="dxa" w:w="1514"/>
           </w:tcPr>
           <w:p>
+            <w:pPr>
+              <w:spacing w:before="20" w:after="20"/>
+            </w:pPr>
             <w:r/>
             <w:r>
               <w:rPr>
@@ -2860,6 +3708,9 @@
             <w:tcW w:type="dxa" w:w="1514"/>
           </w:tcPr>
           <w:p>
+            <w:pPr>
+              <w:spacing w:before="20" w:after="20"/>
+            </w:pPr>
             <w:r/>
             <w:r>
               <w:rPr>
@@ -2876,6 +3727,9 @@
             <w:tcW w:type="dxa" w:w="1514"/>
           </w:tcPr>
           <w:p>
+            <w:pPr>
+              <w:spacing w:before="20" w:after="20"/>
+            </w:pPr>
             <w:r/>
             <w:r>
               <w:rPr>
@@ -2892,11 +3746,13 @@
             <w:tcW w:type="dxa" w:w="1514"/>
           </w:tcPr>
           <w:p>
+            <w:pPr>
+              <w:spacing w:before="20" w:after="20"/>
+            </w:pPr>
             <w:r/>
             <w:r>
               <w:rPr>
                 <w:rFonts w:ascii="Verdana" w:hAnsi="Verdana"/>
-                <w:b w:val="0"/>
                 <w:sz w:val="16"/>
               </w:rPr>
               <w:t>CCITT IA5</w:t>
@@ -2908,6 +3764,9 @@
             <w:tcW w:type="dxa" w:w="1514"/>
           </w:tcPr>
           <w:p>
+            <w:pPr>
+              <w:spacing w:before="20" w:after="20"/>
+            </w:pPr>
             <w:r/>
             <w:r>
               <w:rPr>
@@ -2924,6 +3783,9 @@
             <w:tcW w:type="dxa" w:w="1514"/>
           </w:tcPr>
           <w:p>
+            <w:pPr>
+              <w:spacing w:before="20" w:after="20"/>
+            </w:pPr>
             <w:r/>
             <w:r>
               <w:rPr>
@@ -2940,6 +3802,9 @@
             <w:tcW w:type="dxa" w:w="1514"/>
           </w:tcPr>
           <w:p>
+            <w:pPr>
+              <w:spacing w:before="20" w:after="20"/>
+            </w:pPr>
             <w:r/>
             <w:r>
               <w:rPr>
@@ -2956,11 +3821,13 @@
             <w:tcW w:type="dxa" w:w="1514"/>
           </w:tcPr>
           <w:p>
+            <w:pPr>
+              <w:spacing w:before="20" w:after="20"/>
+            </w:pPr>
             <w:r/>
             <w:r>
               <w:rPr>
                 <w:rFonts w:ascii="Verdana" w:hAnsi="Verdana"/>
-                <w:b w:val="0"/>
                 <w:sz w:val="16"/>
               </w:rPr>
               <w:t>Character</w:t>
@@ -2972,6 +3839,9 @@
             <w:tcW w:type="dxa" w:w="1514"/>
           </w:tcPr>
           <w:p>
+            <w:pPr>
+              <w:spacing w:before="20" w:after="20"/>
+            </w:pPr>
             <w:r/>
             <w:r>
               <w:rPr>
@@ -2988,6 +3858,9 @@
             <w:tcW w:type="dxa" w:w="1514"/>
           </w:tcPr>
           <w:p>
+            <w:pPr>
+              <w:spacing w:before="20" w:after="20"/>
+            </w:pPr>
             <w:r/>
             <w:r>
               <w:rPr>
@@ -3004,6 +3877,9 @@
             <w:tcW w:type="dxa" w:w="1514"/>
           </w:tcPr>
           <w:p>
+            <w:pPr>
+              <w:spacing w:before="20" w:after="20"/>
+            </w:pPr>
             <w:r/>
             <w:r>
               <w:rPr>
@@ -3024,6 +3900,9 @@
             <w:tcW w:type="dxa" w:w="1514"/>
           </w:tcPr>
           <w:p>
+            <w:pPr>
+              <w:spacing w:before="20" w:after="20"/>
+            </w:pPr>
             <w:r/>
             <w:r>
               <w:rPr>
@@ -3040,6 +3919,9 @@
             <w:tcW w:type="dxa" w:w="1514"/>
           </w:tcPr>
           <w:p>
+            <w:pPr>
+              <w:spacing w:before="20" w:after="20"/>
+            </w:pPr>
             <w:r/>
             <w:r>
               <w:rPr>
@@ -3056,11 +3938,13 @@
             <w:tcW w:type="dxa" w:w="1514"/>
           </w:tcPr>
           <w:p>
+            <w:pPr>
+              <w:spacing w:before="20" w:after="20"/>
+            </w:pPr>
             <w:r/>
             <w:r>
               <w:rPr>
                 <w:rFonts w:ascii="Verdana" w:hAnsi="Verdana"/>
-                <w:b w:val="0"/>
                 <w:sz w:val="16"/>
               </w:rPr>
               <w:t>CCITT IA5</w:t>
@@ -3072,6 +3956,9 @@
             <w:tcW w:type="dxa" w:w="1514"/>
           </w:tcPr>
           <w:p>
+            <w:pPr>
+              <w:spacing w:before="20" w:after="20"/>
+            </w:pPr>
             <w:r/>
             <w:r>
               <w:rPr>
@@ -3088,6 +3975,9 @@
             <w:tcW w:type="dxa" w:w="1514"/>
           </w:tcPr>
           <w:p>
+            <w:pPr>
+              <w:spacing w:before="20" w:after="20"/>
+            </w:pPr>
             <w:r/>
             <w:r>
               <w:rPr>
@@ -3104,6 +3994,9 @@
             <w:tcW w:type="dxa" w:w="1514"/>
           </w:tcPr>
           <w:p>
+            <w:pPr>
+              <w:spacing w:before="20" w:after="20"/>
+            </w:pPr>
             <w:r/>
             <w:r>
               <w:rPr>
@@ -3120,11 +4013,13 @@
             <w:tcW w:type="dxa" w:w="1514"/>
           </w:tcPr>
           <w:p>
+            <w:pPr>
+              <w:spacing w:before="20" w:after="20"/>
+            </w:pPr>
             <w:r/>
             <w:r>
               <w:rPr>
                 <w:rFonts w:ascii="Verdana" w:hAnsi="Verdana"/>
-                <w:b w:val="0"/>
                 <w:sz w:val="16"/>
               </w:rPr>
               <w:t>Character</w:t>
@@ -3136,6 +4031,9 @@
             <w:tcW w:type="dxa" w:w="1514"/>
           </w:tcPr>
           <w:p>
+            <w:pPr>
+              <w:spacing w:before="20" w:after="20"/>
+            </w:pPr>
             <w:r/>
             <w:r>
               <w:rPr>
@@ -3152,6 +4050,9 @@
             <w:tcW w:type="dxa" w:w="1514"/>
           </w:tcPr>
           <w:p>
+            <w:pPr>
+              <w:spacing w:before="20" w:after="20"/>
+            </w:pPr>
             <w:r/>
             <w:r>
               <w:rPr>
@@ -3168,6 +4069,9 @@
             <w:tcW w:type="dxa" w:w="1514"/>
           </w:tcPr>
           <w:p>
+            <w:pPr>
+              <w:spacing w:before="20" w:after="20"/>
+            </w:pPr>
             <w:r/>
             <w:r>
               <w:rPr>
@@ -3188,6 +4092,9 @@
             <w:tcW w:type="dxa" w:w="1514"/>
           </w:tcPr>
           <w:p>
+            <w:pPr>
+              <w:spacing w:before="20" w:after="20"/>
+            </w:pPr>
             <w:r/>
             <w:r>
               <w:rPr>
@@ -3204,6 +4111,9 @@
             <w:tcW w:type="dxa" w:w="1514"/>
           </w:tcPr>
           <w:p>
+            <w:pPr>
+              <w:spacing w:before="20" w:after="20"/>
+            </w:pPr>
             <w:r/>
             <w:r>
               <w:rPr>
@@ -3220,11 +4130,13 @@
             <w:tcW w:type="dxa" w:w="1514"/>
           </w:tcPr>
           <w:p>
+            <w:pPr>
+              <w:spacing w:before="20" w:after="20"/>
+            </w:pPr>
             <w:r/>
             <w:r>
               <w:rPr>
                 <w:rFonts w:ascii="Verdana" w:hAnsi="Verdana"/>
-                <w:b w:val="0"/>
                 <w:sz w:val="16"/>
               </w:rPr>
               <w:t>CCITT IA5</w:t>
@@ -3236,6 +4148,9 @@
             <w:tcW w:type="dxa" w:w="1514"/>
           </w:tcPr>
           <w:p>
+            <w:pPr>
+              <w:spacing w:before="20" w:after="20"/>
+            </w:pPr>
             <w:r/>
             <w:r>
               <w:rPr>
@@ -3252,6 +4167,9 @@
             <w:tcW w:type="dxa" w:w="1514"/>
           </w:tcPr>
           <w:p>
+            <w:pPr>
+              <w:spacing w:before="20" w:after="20"/>
+            </w:pPr>
             <w:r/>
             <w:r>
               <w:rPr>
@@ -3268,6 +4186,9 @@
             <w:tcW w:type="dxa" w:w="1514"/>
           </w:tcPr>
           <w:p>
+            <w:pPr>
+              <w:spacing w:before="20" w:after="20"/>
+            </w:pPr>
             <w:r/>
             <w:r>
               <w:rPr>
@@ -3284,11 +4205,13 @@
             <w:tcW w:type="dxa" w:w="1514"/>
           </w:tcPr>
           <w:p>
+            <w:pPr>
+              <w:spacing w:before="20" w:after="20"/>
+            </w:pPr>
             <w:r/>
             <w:r>
               <w:rPr>
                 <w:rFonts w:ascii="Verdana" w:hAnsi="Verdana"/>
-                <w:b w:val="0"/>
                 <w:sz w:val="16"/>
               </w:rPr>
               <w:t>Character</w:t>
@@ -3300,6 +4223,9 @@
             <w:tcW w:type="dxa" w:w="1514"/>
           </w:tcPr>
           <w:p>
+            <w:pPr>
+              <w:spacing w:before="20" w:after="20"/>
+            </w:pPr>
             <w:r/>
             <w:r>
               <w:rPr>
@@ -3316,6 +4242,9 @@
             <w:tcW w:type="dxa" w:w="1514"/>
           </w:tcPr>
           <w:p>
+            <w:pPr>
+              <w:spacing w:before="20" w:after="20"/>
+            </w:pPr>
             <w:r/>
             <w:r>
               <w:rPr>
@@ -3332,6 +4261,9 @@
             <w:tcW w:type="dxa" w:w="1514"/>
           </w:tcPr>
           <w:p>
+            <w:pPr>
+              <w:spacing w:before="20" w:after="20"/>
+            </w:pPr>
             <w:r/>
             <w:r>
               <w:rPr>
@@ -3352,6 +4284,9 @@
             <w:tcW w:type="dxa" w:w="1514"/>
           </w:tcPr>
           <w:p>
+            <w:pPr>
+              <w:spacing w:before="20" w:after="20"/>
+            </w:pPr>
             <w:r/>
             <w:r>
               <w:rPr>
@@ -3368,6 +4303,9 @@
             <w:tcW w:type="dxa" w:w="1514"/>
           </w:tcPr>
           <w:p>
+            <w:pPr>
+              <w:spacing w:before="20" w:after="20"/>
+            </w:pPr>
             <w:r/>
             <w:r>
               <w:rPr>
@@ -3384,11 +4322,13 @@
             <w:tcW w:type="dxa" w:w="1514"/>
           </w:tcPr>
           <w:p>
+            <w:pPr>
+              <w:spacing w:before="20" w:after="20"/>
+            </w:pPr>
             <w:r/>
             <w:r>
               <w:rPr>
                 <w:rFonts w:ascii="Verdana" w:hAnsi="Verdana"/>
-                <w:b w:val="0"/>
                 <w:sz w:val="16"/>
               </w:rPr>
               <w:t>CCITT IA5</w:t>
@@ -3400,6 +4340,9 @@
             <w:tcW w:type="dxa" w:w="1514"/>
           </w:tcPr>
           <w:p>
+            <w:pPr>
+              <w:spacing w:before="20" w:after="20"/>
+            </w:pPr>
             <w:r/>
             <w:r>
               <w:rPr>
@@ -3416,6 +4359,9 @@
             <w:tcW w:type="dxa" w:w="1514"/>
           </w:tcPr>
           <w:p>
+            <w:pPr>
+              <w:spacing w:before="20" w:after="20"/>
+            </w:pPr>
             <w:r/>
             <w:r>
               <w:rPr>
@@ -3432,6 +4378,9 @@
             <w:tcW w:type="dxa" w:w="1514"/>
           </w:tcPr>
           <w:p>
+            <w:pPr>
+              <w:spacing w:before="20" w:after="20"/>
+            </w:pPr>
             <w:r/>
             <w:r>
               <w:rPr>
@@ -3448,11 +4397,13 @@
             <w:tcW w:type="dxa" w:w="1514"/>
           </w:tcPr>
           <w:p>
+            <w:pPr>
+              <w:spacing w:before="20" w:after="20"/>
+            </w:pPr>
             <w:r/>
             <w:r>
               <w:rPr>
                 <w:rFonts w:ascii="Verdana" w:hAnsi="Verdana"/>
-                <w:b w:val="0"/>
                 <w:sz w:val="16"/>
               </w:rPr>
               <w:t>Character</w:t>
@@ -3464,6 +4415,9 @@
             <w:tcW w:type="dxa" w:w="1514"/>
           </w:tcPr>
           <w:p>
+            <w:pPr>
+              <w:spacing w:before="20" w:after="20"/>
+            </w:pPr>
             <w:r/>
             <w:r>
               <w:rPr>
@@ -3480,6 +4434,9 @@
             <w:tcW w:type="dxa" w:w="1514"/>
           </w:tcPr>
           <w:p>
+            <w:pPr>
+              <w:spacing w:before="20" w:after="20"/>
+            </w:pPr>
             <w:r/>
             <w:r>
               <w:rPr>
@@ -3496,6 +4453,9 @@
             <w:tcW w:type="dxa" w:w="1514"/>
           </w:tcPr>
           <w:p>
+            <w:pPr>
+              <w:spacing w:before="20" w:after="20"/>
+            </w:pPr>
             <w:r/>
             <w:r>
               <w:rPr>
@@ -3516,6 +4476,9 @@
             <w:tcW w:type="dxa" w:w="1514"/>
           </w:tcPr>
           <w:p>
+            <w:pPr>
+              <w:spacing w:before="20" w:after="20"/>
+            </w:pPr>
             <w:r/>
             <w:r>
               <w:rPr>
@@ -3532,6 +4495,9 @@
             <w:tcW w:type="dxa" w:w="1514"/>
           </w:tcPr>
           <w:p>
+            <w:pPr>
+              <w:spacing w:before="20" w:after="20"/>
+            </w:pPr>
             <w:r/>
             <w:r>
               <w:rPr>
@@ -3548,11 +4514,13 @@
             <w:tcW w:type="dxa" w:w="1514"/>
           </w:tcPr>
           <w:p>
+            <w:pPr>
+              <w:spacing w:before="20" w:after="20"/>
+            </w:pPr>
             <w:r/>
             <w:r>
               <w:rPr>
                 <w:rFonts w:ascii="Verdana" w:hAnsi="Verdana"/>
-                <w:b w:val="0"/>
                 <w:sz w:val="16"/>
               </w:rPr>
               <w:t>CCITT IA5</w:t>
@@ -3564,6 +4532,9 @@
             <w:tcW w:type="dxa" w:w="1514"/>
           </w:tcPr>
           <w:p>
+            <w:pPr>
+              <w:spacing w:before="20" w:after="20"/>
+            </w:pPr>
             <w:r/>
             <w:r>
               <w:rPr>
@@ -3580,6 +4551,9 @@
             <w:tcW w:type="dxa" w:w="1514"/>
           </w:tcPr>
           <w:p>
+            <w:pPr>
+              <w:spacing w:before="20" w:after="20"/>
+            </w:pPr>
             <w:r/>
             <w:r>
               <w:rPr>
@@ -3596,6 +4570,9 @@
             <w:tcW w:type="dxa" w:w="1514"/>
           </w:tcPr>
           <w:p>
+            <w:pPr>
+              <w:spacing w:before="20" w:after="20"/>
+            </w:pPr>
             <w:r/>
             <w:r>
               <w:rPr>
@@ -3612,11 +4589,13 @@
             <w:tcW w:type="dxa" w:w="1514"/>
           </w:tcPr>
           <w:p>
+            <w:pPr>
+              <w:spacing w:before="20" w:after="20"/>
+            </w:pPr>
             <w:r/>
             <w:r>
               <w:rPr>
                 <w:rFonts w:ascii="Verdana" w:hAnsi="Verdana"/>
-                <w:b w:val="0"/>
                 <w:sz w:val="16"/>
               </w:rPr>
               <w:t>Character</w:t>
@@ -3628,6 +4607,9 @@
             <w:tcW w:type="dxa" w:w="1514"/>
           </w:tcPr>
           <w:p>
+            <w:pPr>
+              <w:spacing w:before="20" w:after="20"/>
+            </w:pPr>
             <w:r/>
             <w:r>
               <w:rPr>
@@ -3644,6 +4626,9 @@
             <w:tcW w:type="dxa" w:w="1514"/>
           </w:tcPr>
           <w:p>
+            <w:pPr>
+              <w:spacing w:before="20" w:after="20"/>
+            </w:pPr>
             <w:r/>
             <w:r>
               <w:rPr>
@@ -3660,6 +4645,9 @@
             <w:tcW w:type="dxa" w:w="1514"/>
           </w:tcPr>
           <w:p>
+            <w:pPr>
+              <w:spacing w:before="20" w:after="20"/>
+            </w:pPr>
             <w:r/>
             <w:r>
               <w:rPr>
@@ -3680,6 +4668,9 @@
             <w:tcW w:type="dxa" w:w="1514"/>
           </w:tcPr>
           <w:p>
+            <w:pPr>
+              <w:spacing w:before="20" w:after="20"/>
+            </w:pPr>
             <w:r/>
             <w:r>
               <w:rPr>
@@ -3696,6 +4687,9 @@
             <w:tcW w:type="dxa" w:w="1514"/>
           </w:tcPr>
           <w:p>
+            <w:pPr>
+              <w:spacing w:before="20" w:after="20"/>
+            </w:pPr>
             <w:r/>
             <w:r>
               <w:rPr>
@@ -3712,11 +4706,13 @@
             <w:tcW w:type="dxa" w:w="1514"/>
           </w:tcPr>
           <w:p>
+            <w:pPr>
+              <w:spacing w:before="20" w:after="20"/>
+            </w:pPr>
             <w:r/>
             <w:r>
               <w:rPr>
                 <w:rFonts w:ascii="Verdana" w:hAnsi="Verdana"/>
-                <w:b w:val="0"/>
                 <w:sz w:val="16"/>
               </w:rPr>
               <w:t>CCITT IA5</w:t>
@@ -3728,6 +4724,9 @@
             <w:tcW w:type="dxa" w:w="1514"/>
           </w:tcPr>
           <w:p>
+            <w:pPr>
+              <w:spacing w:before="20" w:after="20"/>
+            </w:pPr>
             <w:r/>
             <w:r>
               <w:rPr>
@@ -3744,6 +4743,9 @@
             <w:tcW w:type="dxa" w:w="1514"/>
           </w:tcPr>
           <w:p>
+            <w:pPr>
+              <w:spacing w:before="20" w:after="20"/>
+            </w:pPr>
             <w:r/>
             <w:r>
               <w:rPr>
@@ -3760,6 +4762,9 @@
             <w:tcW w:type="dxa" w:w="1514"/>
           </w:tcPr>
           <w:p>
+            <w:pPr>
+              <w:spacing w:before="20" w:after="20"/>
+            </w:pPr>
             <w:r/>
             <w:r>
               <w:rPr>
@@ -3776,11 +4781,13 @@
             <w:tcW w:type="dxa" w:w="1514"/>
           </w:tcPr>
           <w:p>
+            <w:pPr>
+              <w:spacing w:before="20" w:after="20"/>
+            </w:pPr>
             <w:r/>
             <w:r>
               <w:rPr>
                 <w:rFonts w:ascii="Verdana" w:hAnsi="Verdana"/>
-                <w:b w:val="0"/>
                 <w:sz w:val="16"/>
               </w:rPr>
               <w:t>Character</w:t>
@@ -3792,6 +4799,9 @@
             <w:tcW w:type="dxa" w:w="1514"/>
           </w:tcPr>
           <w:p>
+            <w:pPr>
+              <w:spacing w:before="20" w:after="20"/>
+            </w:pPr>
             <w:r/>
             <w:r>
               <w:rPr>
@@ -3808,6 +4818,9 @@
             <w:tcW w:type="dxa" w:w="1514"/>
           </w:tcPr>
           <w:p>
+            <w:pPr>
+              <w:spacing w:before="20" w:after="20"/>
+            </w:pPr>
             <w:r/>
             <w:r>
               <w:rPr>
@@ -3824,6 +4837,9 @@
             <w:tcW w:type="dxa" w:w="1514"/>
           </w:tcPr>
           <w:p>
+            <w:pPr>
+              <w:spacing w:before="20" w:after="20"/>
+            </w:pPr>
             <w:r/>
             <w:r>
               <w:rPr>
@@ -3844,6 +4860,9 @@
             <w:tcW w:type="dxa" w:w="1514"/>
           </w:tcPr>
           <w:p>
+            <w:pPr>
+              <w:spacing w:before="20" w:after="20"/>
+            </w:pPr>
             <w:r/>
             <w:r>
               <w:rPr>
@@ -3860,6 +4879,9 @@
             <w:tcW w:type="dxa" w:w="1514"/>
           </w:tcPr>
           <w:p>
+            <w:pPr>
+              <w:spacing w:before="20" w:after="20"/>
+            </w:pPr>
             <w:r/>
             <w:r>
               <w:rPr>
@@ -3876,11 +4898,13 @@
             <w:tcW w:type="dxa" w:w="1514"/>
           </w:tcPr>
           <w:p>
+            <w:pPr>
+              <w:spacing w:before="20" w:after="20"/>
+            </w:pPr>
             <w:r/>
             <w:r>
               <w:rPr>
                 <w:rFonts w:ascii="Verdana" w:hAnsi="Verdana"/>
-                <w:b w:val="0"/>
                 <w:sz w:val="16"/>
               </w:rPr>
               <w:t>CCITT IA5</w:t>
@@ -3892,6 +4916,9 @@
             <w:tcW w:type="dxa" w:w="1514"/>
           </w:tcPr>
           <w:p>
+            <w:pPr>
+              <w:spacing w:before="20" w:after="20"/>
+            </w:pPr>
             <w:r/>
             <w:r>
               <w:rPr>
@@ -3908,6 +4935,9 @@
             <w:tcW w:type="dxa" w:w="1514"/>
           </w:tcPr>
           <w:p>
+            <w:pPr>
+              <w:spacing w:before="20" w:after="20"/>
+            </w:pPr>
             <w:r/>
             <w:r>
               <w:rPr>
@@ -3924,6 +4954,9 @@
             <w:tcW w:type="dxa" w:w="1514"/>
           </w:tcPr>
           <w:p>
+            <w:pPr>
+              <w:spacing w:before="20" w:after="20"/>
+            </w:pPr>
             <w:r/>
             <w:r>
               <w:rPr>
@@ -3940,11 +4973,13 @@
             <w:tcW w:type="dxa" w:w="1514"/>
           </w:tcPr>
           <w:p>
+            <w:pPr>
+              <w:spacing w:before="20" w:after="20"/>
+            </w:pPr>
             <w:r/>
             <w:r>
               <w:rPr>
                 <w:rFonts w:ascii="Verdana" w:hAnsi="Verdana"/>
-                <w:b w:val="0"/>
                 <w:sz w:val="16"/>
               </w:rPr>
               <w:t>Character</w:t>
@@ -3956,6 +4991,9 @@
             <w:tcW w:type="dxa" w:w="1514"/>
           </w:tcPr>
           <w:p>
+            <w:pPr>
+              <w:spacing w:before="20" w:after="20"/>
+            </w:pPr>
             <w:r/>
             <w:r>
               <w:rPr>
@@ -3972,6 +5010,9 @@
             <w:tcW w:type="dxa" w:w="1514"/>
           </w:tcPr>
           <w:p>
+            <w:pPr>
+              <w:spacing w:before="20" w:after="20"/>
+            </w:pPr>
             <w:r/>
             <w:r>
               <w:rPr>
@@ -3988,6 +5029,9 @@
             <w:tcW w:type="dxa" w:w="1514"/>
           </w:tcPr>
           <w:p>
+            <w:pPr>
+              <w:spacing w:before="20" w:after="20"/>
+            </w:pPr>
             <w:r/>
             <w:r>
               <w:rPr>
@@ -4008,6 +5052,9 @@
             <w:tcW w:type="dxa" w:w="1514"/>
           </w:tcPr>
           <w:p>
+            <w:pPr>
+              <w:spacing w:before="20" w:after="20"/>
+            </w:pPr>
             <w:r/>
             <w:r>
               <w:rPr>
@@ -4024,6 +5071,9 @@
             <w:tcW w:type="dxa" w:w="1514"/>
           </w:tcPr>
           <w:p>
+            <w:pPr>
+              <w:spacing w:before="20" w:after="20"/>
+            </w:pPr>
             <w:r/>
             <w:r>
               <w:rPr>
@@ -4040,11 +5090,13 @@
             <w:tcW w:type="dxa" w:w="1514"/>
           </w:tcPr>
           <w:p>
+            <w:pPr>
+              <w:spacing w:before="20" w:after="20"/>
+            </w:pPr>
             <w:r/>
             <w:r>
               <w:rPr>
                 <w:rFonts w:ascii="Verdana" w:hAnsi="Verdana"/>
-                <w:b w:val="0"/>
                 <w:sz w:val="16"/>
               </w:rPr>
               <w:t>CCITT IA5</w:t>
@@ -4056,6 +5108,9 @@
             <w:tcW w:type="dxa" w:w="1514"/>
           </w:tcPr>
           <w:p>
+            <w:pPr>
+              <w:spacing w:before="20" w:after="20"/>
+            </w:pPr>
             <w:r/>
             <w:r>
               <w:rPr>
@@ -4072,6 +5127,9 @@
             <w:tcW w:type="dxa" w:w="1514"/>
           </w:tcPr>
           <w:p>
+            <w:pPr>
+              <w:spacing w:before="20" w:after="20"/>
+            </w:pPr>
             <w:r/>
             <w:r>
               <w:rPr>
@@ -4088,6 +5146,9 @@
             <w:tcW w:type="dxa" w:w="1514"/>
           </w:tcPr>
           <w:p>
+            <w:pPr>
+              <w:spacing w:before="20" w:after="20"/>
+            </w:pPr>
             <w:r/>
             <w:r>
               <w:rPr>
@@ -4104,11 +5165,13 @@
             <w:tcW w:type="dxa" w:w="1514"/>
           </w:tcPr>
           <w:p>
+            <w:pPr>
+              <w:spacing w:before="20" w:after="20"/>
+            </w:pPr>
             <w:r/>
             <w:r>
               <w:rPr>
                 <w:rFonts w:ascii="Verdana" w:hAnsi="Verdana"/>
-                <w:b w:val="0"/>
                 <w:sz w:val="16"/>
               </w:rPr>
               <w:t>Character</w:t>
@@ -4120,6 +5183,9 @@
             <w:tcW w:type="dxa" w:w="1514"/>
           </w:tcPr>
           <w:p>
+            <w:pPr>
+              <w:spacing w:before="20" w:after="20"/>
+            </w:pPr>
             <w:r/>
             <w:r>
               <w:rPr>
@@ -4136,6 +5202,9 @@
             <w:tcW w:type="dxa" w:w="1514"/>
           </w:tcPr>
           <w:p>
+            <w:pPr>
+              <w:spacing w:before="20" w:after="20"/>
+            </w:pPr>
             <w:r/>
             <w:r>
               <w:rPr>
@@ -4152,6 +5221,9 @@
             <w:tcW w:type="dxa" w:w="1514"/>
           </w:tcPr>
           <w:p>
+            <w:pPr>
+              <w:spacing w:before="20" w:after="20"/>
+            </w:pPr>
             <w:r/>
             <w:r>
               <w:rPr>

--- a/docx/en/BUFRCREX_TableB_en_00.docx
+++ b/docx/en/BUFRCREX_TableB_en_00.docx
@@ -13,376 +13,6 @@
           <w:sz w:val="22"/>
         </w:rPr>
         <w:t>Class 00: table entries</w:t>
-      </w:r>
-    </w:p>
-    <w:p>
-      <w:r>
-        <w:rPr>
-          <w:rFonts w:ascii="Verdana" w:hAnsi="Verdana"/>
-          <w:i/>
-          <w:sz w:val="14"/>
-        </w:rPr>
-        <w:t>Note 23: A precipitation value of -0.1 kg m-2 before scaling (-1 after scaling or in CREX) shall indicate a "trace" (non-measurable, less than 0.05 kg m-2).</w:t>
-      </w:r>
-    </w:p>
-    <w:p>
-      <w:r>
-        <w:rPr>
-          <w:rFonts w:ascii="Verdana" w:hAnsi="Verdana"/>
-          <w:i/>
-          <w:sz w:val="14"/>
-        </w:rPr>
-        <w:t>Note 25: A previously defined significance may be cancelled by transmitting a "missing" from the appropriate code or flag table.</w:t>
-      </w:r>
-    </w:p>
-    <w:p>
-      <w:r>
-        <w:rPr>
-          <w:rFonts w:ascii="Verdana" w:hAnsi="Verdana"/>
-          <w:i/>
-          <w:sz w:val="14"/>
-        </w:rPr>
-        <w:t>Note 27: All times are Universal Time Coordinated (UTC) unless otherwise noted.</w:t>
-      </w:r>
-    </w:p>
-    <w:p>
-      <w:r>
-        <w:rPr>
-          <w:rFonts w:ascii="Verdana" w:hAnsi="Verdana"/>
-          <w:i/>
-          <w:sz w:val="14"/>
-        </w:rPr>
-        <w:t>Note 32: Bearing or azimuth shall only be used with respect to a stated location, and shall not redefine that location.</w:t>
-      </w:r>
-    </w:p>
-    <w:p>
-      <w:r>
-        <w:rPr>
-          <w:rFonts w:ascii="Verdana" w:hAnsi="Verdana"/>
-          <w:i/>
-          <w:sz w:val="14"/>
-        </w:rPr>
-        <w:t>Note 62: Distance shall only be used with respect to a stated location and a bearing, azimuth or elevation; it shall not redefine that location.</w:t>
-      </w:r>
-    </w:p>
-    <w:p>
-      <w:r>
-        <w:rPr>
-          <w:rFonts w:ascii="Verdana" w:hAnsi="Verdana"/>
-          <w:i/>
-          <w:sz w:val="14"/>
-        </w:rPr>
-        <w:t>Note 63: Downward radiation shall be assigned positive values.</w:t>
-      </w:r>
-    </w:p>
-    <w:p>
-      <w:r>
-        <w:rPr>
-          <w:rFonts w:ascii="Verdana" w:hAnsi="Verdana"/>
-          <w:i/>
-          <w:sz w:val="14"/>
-        </w:rPr>
-        <w:t>Note 64: Downward w-components shall be assigned positive values where units are Pa s-1.</w:t>
-      </w:r>
-    </w:p>
-    <w:p>
-      <w:r>
-        <w:rPr>
-          <w:rFonts w:ascii="Verdana" w:hAnsi="Verdana"/>
-          <w:i/>
-          <w:sz w:val="14"/>
-        </w:rPr>
-        <w:t>Note 66: East to west increments shall be assigned negative values.</w:t>
-      </w:r>
-    </w:p>
-    <w:p>
-      <w:r>
-        <w:rPr>
-          <w:rFonts w:ascii="Verdana" w:hAnsi="Verdana"/>
-          <w:i/>
-          <w:sz w:val="14"/>
-        </w:rPr>
-        <w:t>Note 75: For CREX descriptors F = B, not 0.</w:t>
-      </w:r>
-    </w:p>
-    <w:p>
-      <w:r>
-        <w:rPr>
-          <w:rFonts w:ascii="Verdana" w:hAnsi="Verdana"/>
-          <w:i/>
-          <w:sz w:val="14"/>
-        </w:rPr>
-        <w:t>Note 92: In order to distinguish unambiguously the cases of missing data and saturated pixels, n-bit image data should be encoded using a data width of n+1. Where such a descriptor is not already available in Class 30, operator descriptor 2 01 YYY should be used to modify the data width of the existing entry as required.</w:t>
-      </w:r>
-    </w:p>
-    <w:p>
-      <w:r>
-        <w:rPr>
-          <w:rFonts w:ascii="Verdana" w:hAnsi="Verdana"/>
-          <w:i/>
-          <w:sz w:val="14"/>
-        </w:rPr>
-        <w:t>Note 105: Negative time periods or displacements shall be used to indicate time periods or displacements preceding the currently defined time.</w:t>
-      </w:r>
-    </w:p>
-    <w:p>
-      <w:r>
-        <w:rPr>
-          <w:rFonts w:ascii="Verdana" w:hAnsi="Verdana"/>
-          <w:i/>
-          <w:sz w:val="14"/>
-        </w:rPr>
-        <w:t>Note 110: North to south increments shall be assigned negative values.</w:t>
-      </w:r>
-    </w:p>
-    <w:p>
-      <w:r>
-        <w:rPr>
-          <w:rFonts w:ascii="Verdana" w:hAnsi="Verdana"/>
-          <w:i/>
-          <w:sz w:val="14"/>
-        </w:rPr>
-        <w:t>Note 115: Pixel data width can be changed with descriptor 2 01 YYY.</w:t>
-      </w:r>
-    </w:p>
-    <w:p>
-      <w:r>
-        <w:rPr>
-          <w:rFonts w:ascii="Verdana" w:hAnsi="Verdana"/>
-          <w:i/>
-          <w:sz w:val="14"/>
-        </w:rPr>
-        <w:t>Note 121: Some indication of expected accuracy may be implied in conjunction with certain elements in this class.</w:t>
-      </w:r>
-    </w:p>
-    <w:p>
-      <w:r>
-        <w:rPr>
-          <w:rFonts w:ascii="Verdana" w:hAnsi="Verdana"/>
-          <w:i/>
-          <w:sz w:val="14"/>
-        </w:rPr>
-        <w:t>Note 122: South latitude shall be assigned negative values.</w:t>
-      </w:r>
-    </w:p>
-    <w:p>
-      <w:r>
-        <w:rPr>
-          <w:rFonts w:ascii="Verdana" w:hAnsi="Verdana"/>
-          <w:i/>
-          <w:sz w:val="14"/>
-        </w:rPr>
-        <w:t>Note 123: South to north v-components shall be assigned positive values.</w:t>
-      </w:r>
-    </w:p>
-    <w:p>
-      <w:r>
-        <w:rPr>
-          <w:rFonts w:ascii="Verdana" w:hAnsi="Verdana"/>
-          <w:i/>
-          <w:sz w:val="14"/>
-        </w:rPr>
-        <w:t>Note 126: Surface wind direction measured at a station within 1° of the North Pole or within 1° of the South Pole shall be reported in such a way that the azimuth ring shall be aligned with its zero coinciding with the Greenwich 0° meridian.</w:t>
-      </w:r>
-    </w:p>
-    <w:p>
-      <w:r>
-        <w:rPr>
-          <w:rFonts w:ascii="Verdana" w:hAnsi="Verdana"/>
-          <w:i/>
-          <w:sz w:val="14"/>
-        </w:rPr>
-        <w:t>Note 140: The pixel size on horizontal - 1 is given at location where map scale factor is unity.</w:t>
-      </w:r>
-    </w:p>
-    <w:p>
-      <w:r>
-        <w:rPr>
-          <w:rFonts w:ascii="Verdana" w:hAnsi="Verdana"/>
-          <w:i/>
-          <w:sz w:val="14"/>
-        </w:rPr>
-        <w:t>Note 141: The pixel size on horizontal - 2 is given at location where map scale factor is unity.</w:t>
-      </w:r>
-    </w:p>
-    <w:p>
-      <w:r>
-        <w:rPr>
-          <w:rFonts w:ascii="Verdana" w:hAnsi="Verdana"/>
-          <w:i/>
-          <w:sz w:val="14"/>
-        </w:rPr>
-        <w:t>Note 145: The significance of time periods or displacements may be indicated using the time significance code corresponding to table reference 0 08 021.</w:t>
-      </w:r>
-    </w:p>
-    <w:p>
-      <w:r>
-        <w:rPr>
-          <w:rFonts w:ascii="Verdana" w:hAnsi="Verdana"/>
-          <w:i/>
-          <w:sz w:val="14"/>
-        </w:rPr>
-        <w:t>Note 149: The time location, when used with forecast values, shall indicate the time of the initial state for the forecast, or the beginning of the forecast period; when used with ensemble means of forecast values, the time location shall indicate the initial state or the beginning of the first forecast over which ensemble means are derived.</w:t>
-      </w:r>
-    </w:p>
-    <w:p>
-      <w:r>
-        <w:rPr>
-          <w:rFonts w:ascii="Verdana" w:hAnsi="Verdana"/>
-          <w:i/>
-          <w:sz w:val="14"/>
-        </w:rPr>
-        <w:t>Note 155: This class may also contain elements relating to observational procedures.</w:t>
-      </w:r>
-    </w:p>
-    <w:p>
-      <w:r>
-        <w:rPr>
-          <w:rFonts w:ascii="Verdana" w:hAnsi="Verdana"/>
-          <w:i/>
-          <w:sz w:val="14"/>
-        </w:rPr>
-        <w:t>Note 156: This class shall contain elements to describe the instrumentation used to obtain the meteorological elements reported.</w:t>
-      </w:r>
-    </w:p>
-    <w:p>
-      <w:r>
-        <w:rPr>
-          <w:rFonts w:ascii="Verdana" w:hAnsi="Verdana"/>
-          <w:i/>
-          <w:sz w:val="14"/>
-        </w:rPr>
-        <w:t>Note 158: Time periods or displacements and time increments require an initial time location to be defined prior to their use, followed where appropriate by a time significance definition.</w:t>
-      </w:r>
-    </w:p>
-    <w:p>
-      <w:r>
-        <w:rPr>
-          <w:rFonts w:ascii="Verdana" w:hAnsi="Verdana"/>
-          <w:i/>
-          <w:sz w:val="14"/>
-        </w:rPr>
-        <w:t>Note 160: Upward radiation shall be assigned negative values.</w:t>
-      </w:r>
-    </w:p>
-    <w:p>
-      <w:r>
-        <w:rPr>
-          <w:rFonts w:ascii="Verdana" w:hAnsi="Verdana"/>
-          <w:i/>
-          <w:sz w:val="14"/>
-        </w:rPr>
-        <w:t>Note 161: Upward w-components shall be assigned positive values where units are m s-1.</w:t>
-      </w:r>
-    </w:p>
-    <w:p>
-      <w:r>
-        <w:rPr>
-          <w:rFonts w:ascii="Verdana" w:hAnsi="Verdana"/>
-          <w:i/>
-          <w:sz w:val="14"/>
-        </w:rPr>
-        <w:t>Note 162: Useful ranges used above:1011 Bq to 1019 Bq for releases;10-2 Bq to 107 Bq and 10-2 mSv to 107 mSv for concentration and doses.</w:t>
-      </w:r>
-    </w:p>
-    <w:p>
-      <w:r>
-        <w:rPr>
-          <w:rFonts w:ascii="Verdana" w:hAnsi="Verdana"/>
-          <w:i/>
-          <w:sz w:val="14"/>
-        </w:rPr>
-        <w:t>Note 163: Values of latitude and latitude increments are limited to the range -90 degrees to +90 degrees.</w:t>
-      </w:r>
-    </w:p>
-    <w:p>
-      <w:r>
-        <w:rPr>
-          <w:rFonts w:ascii="Verdana" w:hAnsi="Verdana"/>
-          <w:i/>
-          <w:sz w:val="14"/>
-        </w:rPr>
-        <w:t>Note 164: Values of longitude are limited to the range -180 degrees to +180 degrees.</w:t>
-      </w:r>
-    </w:p>
-    <w:p>
-      <w:r>
-        <w:rPr>
-          <w:rFonts w:ascii="Verdana" w:hAnsi="Verdana"/>
-          <w:i/>
-          <w:sz w:val="14"/>
-        </w:rPr>
-        <w:t>Note 165: Vertical elements and pressure shall be used to define values of these elements independent of the element or variable denoting the vertical coordinate.</w:t>
-      </w:r>
-    </w:p>
-    <w:p>
-      <w:r>
-        <w:rPr>
-          <w:rFonts w:ascii="Verdana" w:hAnsi="Verdana"/>
-          <w:i/>
-          <w:sz w:val="14"/>
-        </w:rPr>
-        <w:t>Note 166: West longitude shall be assigned negative values.</w:t>
-      </w:r>
-    </w:p>
-    <w:p>
-      <w:r>
-        <w:rPr>
-          <w:rFonts w:ascii="Verdana" w:hAnsi="Verdana"/>
-          <w:i/>
-          <w:sz w:val="14"/>
-        </w:rPr>
-        <w:t>Note 167: West to east u-components shall be assigned positive values.</w:t>
-      </w:r>
-    </w:p>
-    <w:p>
-      <w:r>
-        <w:rPr>
-          <w:rFonts w:ascii="Verdana" w:hAnsi="Verdana"/>
-          <w:i/>
-          <w:sz w:val="14"/>
-        </w:rPr>
-        <w:t>Note 176: Where more than one time period or displacement is required to define complex time structures, they shall be defined in immediate succession, and the following ordering shall apply: ensemble period (if required), followed by forecast period (if required), followed by period for averaging or accumulation (if required).</w:t>
-      </w:r>
-    </w:p>
-    <w:p>
-      <w:r>
-        <w:rPr>
-          <w:rFonts w:ascii="Verdana" w:hAnsi="Verdana"/>
-          <w:i/>
-          <w:sz w:val="14"/>
-        </w:rPr>
-        <w:t>Note 178: Where the expression "period specified" is entered under element name, an appropriate period shall be specified using descriptors from Class 04.</w:t>
-      </w:r>
-    </w:p>
-    <w:p>
-      <w:r>
-        <w:rPr>
-          <w:rFonts w:ascii="Verdana" w:hAnsi="Verdana"/>
-          <w:i/>
-          <w:sz w:val="14"/>
-        </w:rPr>
-        <w:t>Note 179: Where values are accumulated or averaged (for example over a time period), the total number of values from which the accumulated or averaged values are obtained may be represented using reference 0 08 022.</w:t>
-      </w:r>
-    </w:p>
-    <w:p>
-      <w:r>
-        <w:rPr>
-          <w:rFonts w:ascii="Verdana" w:hAnsi="Verdana"/>
-          <w:i/>
-          <w:sz w:val="14"/>
-        </w:rPr>
-        <w:t>Note 180: Wind reporting standards: Speed Direction No observation Missing Missing Calm 0 0 Normal observation &gt; 0 1° - 360° Speed only &gt; 0 Missing Direction only Missing 1°-360° "Light and variable" &gt; 0 0</w:t>
-      </w:r>
-    </w:p>
-    <w:p>
-      <w:r>
-        <w:rPr>
-          <w:rFonts w:ascii="Verdana" w:hAnsi="Verdana"/>
-          <w:i/>
-          <w:sz w:val="14"/>
-        </w:rPr>
-        <w:t>Note 181: Wind waves and waves reporting standards:Observation Speed Direction No observation Missing Missing Calm 0 0 Normal observation &gt;0 1-360 Speed only &gt;0 Missing Direction only Missing 1-360"Light and variable" &gt;0 0</w:t>
       </w:r>
     </w:p>
     <w:tbl>
@@ -5236,6 +4866,377 @@
         </w:tc>
       </w:tr>
     </w:tbl>
+    <w:p/>
+    <w:p>
+      <w:r>
+        <w:rPr>
+          <w:rFonts w:ascii="Verdana" w:hAnsi="Verdana"/>
+          <w:i/>
+          <w:sz w:val="14"/>
+        </w:rPr>
+        <w:t>Note 23: A precipitation value of -0.1 kg m-2 before scaling (-1 after scaling or in CREX) shall indicate a "trace" (non-measurable, less than 0.05 kg m-2).</w:t>
+      </w:r>
+    </w:p>
+    <w:p>
+      <w:r>
+        <w:rPr>
+          <w:rFonts w:ascii="Verdana" w:hAnsi="Verdana"/>
+          <w:i/>
+          <w:sz w:val="14"/>
+        </w:rPr>
+        <w:t>Note 25: A previously defined significance may be cancelled by transmitting a "missing" from the appropriate code or flag table.</w:t>
+      </w:r>
+    </w:p>
+    <w:p>
+      <w:r>
+        <w:rPr>
+          <w:rFonts w:ascii="Verdana" w:hAnsi="Verdana"/>
+          <w:i/>
+          <w:sz w:val="14"/>
+        </w:rPr>
+        <w:t>Note 27: All times are Universal Time Coordinated (UTC) unless otherwise noted.</w:t>
+      </w:r>
+    </w:p>
+    <w:p>
+      <w:r>
+        <w:rPr>
+          <w:rFonts w:ascii="Verdana" w:hAnsi="Verdana"/>
+          <w:i/>
+          <w:sz w:val="14"/>
+        </w:rPr>
+        <w:t>Note 32: Bearing or azimuth shall only be used with respect to a stated location, and shall not redefine that location.</w:t>
+      </w:r>
+    </w:p>
+    <w:p>
+      <w:r>
+        <w:rPr>
+          <w:rFonts w:ascii="Verdana" w:hAnsi="Verdana"/>
+          <w:i/>
+          <w:sz w:val="14"/>
+        </w:rPr>
+        <w:t>Note 62: Distance shall only be used with respect to a stated location and a bearing, azimuth or elevation; it shall not redefine that location.</w:t>
+      </w:r>
+    </w:p>
+    <w:p>
+      <w:r>
+        <w:rPr>
+          <w:rFonts w:ascii="Verdana" w:hAnsi="Verdana"/>
+          <w:i/>
+          <w:sz w:val="14"/>
+        </w:rPr>
+        <w:t>Note 63: Downward radiation shall be assigned positive values.</w:t>
+      </w:r>
+    </w:p>
+    <w:p>
+      <w:r>
+        <w:rPr>
+          <w:rFonts w:ascii="Verdana" w:hAnsi="Verdana"/>
+          <w:i/>
+          <w:sz w:val="14"/>
+        </w:rPr>
+        <w:t>Note 64: Downward w-components shall be assigned positive values where units are Pa s-1.</w:t>
+      </w:r>
+    </w:p>
+    <w:p>
+      <w:r>
+        <w:rPr>
+          <w:rFonts w:ascii="Verdana" w:hAnsi="Verdana"/>
+          <w:i/>
+          <w:sz w:val="14"/>
+        </w:rPr>
+        <w:t>Note 66: East to west increments shall be assigned negative values.</w:t>
+      </w:r>
+    </w:p>
+    <w:p>
+      <w:r>
+        <w:rPr>
+          <w:rFonts w:ascii="Verdana" w:hAnsi="Verdana"/>
+          <w:i/>
+          <w:sz w:val="14"/>
+        </w:rPr>
+        <w:t>Note 75: For CREX descriptors F = B, not 0.</w:t>
+      </w:r>
+    </w:p>
+    <w:p>
+      <w:r>
+        <w:rPr>
+          <w:rFonts w:ascii="Verdana" w:hAnsi="Verdana"/>
+          <w:i/>
+          <w:sz w:val="14"/>
+        </w:rPr>
+        <w:t>Note 92: In order to distinguish unambiguously the cases of missing data and saturated pixels, n-bit image data should be encoded using a data width of n+1. Where such a descriptor is not already available in Class 30, operator descriptor 2 01 YYY should be used to modify the data width of the existing entry as required.</w:t>
+      </w:r>
+    </w:p>
+    <w:p>
+      <w:r>
+        <w:rPr>
+          <w:rFonts w:ascii="Verdana" w:hAnsi="Verdana"/>
+          <w:i/>
+          <w:sz w:val="14"/>
+        </w:rPr>
+        <w:t>Note 105: Negative time periods or displacements shall be used to indicate time periods or displacements preceding the currently defined time.</w:t>
+      </w:r>
+    </w:p>
+    <w:p>
+      <w:r>
+        <w:rPr>
+          <w:rFonts w:ascii="Verdana" w:hAnsi="Verdana"/>
+          <w:i/>
+          <w:sz w:val="14"/>
+        </w:rPr>
+        <w:t>Note 110: North to south increments shall be assigned negative values.</w:t>
+      </w:r>
+    </w:p>
+    <w:p>
+      <w:r>
+        <w:rPr>
+          <w:rFonts w:ascii="Verdana" w:hAnsi="Verdana"/>
+          <w:i/>
+          <w:sz w:val="14"/>
+        </w:rPr>
+        <w:t>Note 115: Pixel data width can be changed with descriptor 2 01 YYY.</w:t>
+      </w:r>
+    </w:p>
+    <w:p>
+      <w:r>
+        <w:rPr>
+          <w:rFonts w:ascii="Verdana" w:hAnsi="Verdana"/>
+          <w:i/>
+          <w:sz w:val="14"/>
+        </w:rPr>
+        <w:t>Note 121: Some indication of expected accuracy may be implied in conjunction with certain elements in this class.</w:t>
+      </w:r>
+    </w:p>
+    <w:p>
+      <w:r>
+        <w:rPr>
+          <w:rFonts w:ascii="Verdana" w:hAnsi="Verdana"/>
+          <w:i/>
+          <w:sz w:val="14"/>
+        </w:rPr>
+        <w:t>Note 122: South latitude shall be assigned negative values.</w:t>
+      </w:r>
+    </w:p>
+    <w:p>
+      <w:r>
+        <w:rPr>
+          <w:rFonts w:ascii="Verdana" w:hAnsi="Verdana"/>
+          <w:i/>
+          <w:sz w:val="14"/>
+        </w:rPr>
+        <w:t>Note 123: South to north v-components shall be assigned positive values.</w:t>
+      </w:r>
+    </w:p>
+    <w:p>
+      <w:r>
+        <w:rPr>
+          <w:rFonts w:ascii="Verdana" w:hAnsi="Verdana"/>
+          <w:i/>
+          <w:sz w:val="14"/>
+        </w:rPr>
+        <w:t>Note 126: Surface wind direction measured at a station within 1° of the North Pole or within 1° of the South Pole shall be reported in such a way that the azimuth ring shall be aligned with its zero coinciding with the Greenwich 0° meridian.</w:t>
+      </w:r>
+    </w:p>
+    <w:p>
+      <w:r>
+        <w:rPr>
+          <w:rFonts w:ascii="Verdana" w:hAnsi="Verdana"/>
+          <w:i/>
+          <w:sz w:val="14"/>
+        </w:rPr>
+        <w:t>Note 140: The pixel size on horizontal - 1 is given at location where map scale factor is unity.</w:t>
+      </w:r>
+    </w:p>
+    <w:p>
+      <w:r>
+        <w:rPr>
+          <w:rFonts w:ascii="Verdana" w:hAnsi="Verdana"/>
+          <w:i/>
+          <w:sz w:val="14"/>
+        </w:rPr>
+        <w:t>Note 141: The pixel size on horizontal - 2 is given at location where map scale factor is unity.</w:t>
+      </w:r>
+    </w:p>
+    <w:p>
+      <w:r>
+        <w:rPr>
+          <w:rFonts w:ascii="Verdana" w:hAnsi="Verdana"/>
+          <w:i/>
+          <w:sz w:val="14"/>
+        </w:rPr>
+        <w:t>Note 145: The significance of time periods or displacements may be indicated using the time significance code corresponding to table reference 0 08 021.</w:t>
+      </w:r>
+    </w:p>
+    <w:p>
+      <w:r>
+        <w:rPr>
+          <w:rFonts w:ascii="Verdana" w:hAnsi="Verdana"/>
+          <w:i/>
+          <w:sz w:val="14"/>
+        </w:rPr>
+        <w:t>Note 149: The time location, when used with forecast values, shall indicate the time of the initial state for the forecast, or the beginning of the forecast period; when used with ensemble means of forecast values, the time location shall indicate the initial state or the beginning of the first forecast over which ensemble means are derived.</w:t>
+      </w:r>
+    </w:p>
+    <w:p>
+      <w:r>
+        <w:rPr>
+          <w:rFonts w:ascii="Verdana" w:hAnsi="Verdana"/>
+          <w:i/>
+          <w:sz w:val="14"/>
+        </w:rPr>
+        <w:t>Note 155: This class may also contain elements relating to observational procedures.</w:t>
+      </w:r>
+    </w:p>
+    <w:p>
+      <w:r>
+        <w:rPr>
+          <w:rFonts w:ascii="Verdana" w:hAnsi="Verdana"/>
+          <w:i/>
+          <w:sz w:val="14"/>
+        </w:rPr>
+        <w:t>Note 156: This class shall contain elements to describe the instrumentation used to obtain the meteorological elements reported.</w:t>
+      </w:r>
+    </w:p>
+    <w:p>
+      <w:r>
+        <w:rPr>
+          <w:rFonts w:ascii="Verdana" w:hAnsi="Verdana"/>
+          <w:i/>
+          <w:sz w:val="14"/>
+        </w:rPr>
+        <w:t>Note 158: Time periods or displacements and time increments require an initial time location to be defined prior to their use, followed where appropriate by a time significance definition.</w:t>
+      </w:r>
+    </w:p>
+    <w:p>
+      <w:r>
+        <w:rPr>
+          <w:rFonts w:ascii="Verdana" w:hAnsi="Verdana"/>
+          <w:i/>
+          <w:sz w:val="14"/>
+        </w:rPr>
+        <w:t>Note 160: Upward radiation shall be assigned negative values.</w:t>
+      </w:r>
+    </w:p>
+    <w:p>
+      <w:r>
+        <w:rPr>
+          <w:rFonts w:ascii="Verdana" w:hAnsi="Verdana"/>
+          <w:i/>
+          <w:sz w:val="14"/>
+        </w:rPr>
+        <w:t>Note 161: Upward w-components shall be assigned positive values where units are m s-1.</w:t>
+      </w:r>
+    </w:p>
+    <w:p>
+      <w:r>
+        <w:rPr>
+          <w:rFonts w:ascii="Verdana" w:hAnsi="Verdana"/>
+          <w:i/>
+          <w:sz w:val="14"/>
+        </w:rPr>
+        <w:t>Note 162: Useful ranges used above:1011 Bq to 1019 Bq for releases;10-2 Bq to 107 Bq and 10-2 mSv to 107 mSv for concentration and doses.</w:t>
+      </w:r>
+    </w:p>
+    <w:p>
+      <w:r>
+        <w:rPr>
+          <w:rFonts w:ascii="Verdana" w:hAnsi="Verdana"/>
+          <w:i/>
+          <w:sz w:val="14"/>
+        </w:rPr>
+        <w:t>Note 163: Values of latitude and latitude increments are limited to the range -90 degrees to +90 degrees.</w:t>
+      </w:r>
+    </w:p>
+    <w:p>
+      <w:r>
+        <w:rPr>
+          <w:rFonts w:ascii="Verdana" w:hAnsi="Verdana"/>
+          <w:i/>
+          <w:sz w:val="14"/>
+        </w:rPr>
+        <w:t>Note 164: Values of longitude are limited to the range -180 degrees to +180 degrees.</w:t>
+      </w:r>
+    </w:p>
+    <w:p>
+      <w:r>
+        <w:rPr>
+          <w:rFonts w:ascii="Verdana" w:hAnsi="Verdana"/>
+          <w:i/>
+          <w:sz w:val="14"/>
+        </w:rPr>
+        <w:t>Note 165: Vertical elements and pressure shall be used to define values of these elements independent of the element or variable denoting the vertical coordinate.</w:t>
+      </w:r>
+    </w:p>
+    <w:p>
+      <w:r>
+        <w:rPr>
+          <w:rFonts w:ascii="Verdana" w:hAnsi="Verdana"/>
+          <w:i/>
+          <w:sz w:val="14"/>
+        </w:rPr>
+        <w:t>Note 166: West longitude shall be assigned negative values.</w:t>
+      </w:r>
+    </w:p>
+    <w:p>
+      <w:r>
+        <w:rPr>
+          <w:rFonts w:ascii="Verdana" w:hAnsi="Verdana"/>
+          <w:i/>
+          <w:sz w:val="14"/>
+        </w:rPr>
+        <w:t>Note 167: West to east u-components shall be assigned positive values.</w:t>
+      </w:r>
+    </w:p>
+    <w:p>
+      <w:r>
+        <w:rPr>
+          <w:rFonts w:ascii="Verdana" w:hAnsi="Verdana"/>
+          <w:i/>
+          <w:sz w:val="14"/>
+        </w:rPr>
+        <w:t>Note 176: Where more than one time period or displacement is required to define complex time structures, they shall be defined in immediate succession, and the following ordering shall apply: ensemble period (if required), followed by forecast period (if required), followed by period for averaging or accumulation (if required).</w:t>
+      </w:r>
+    </w:p>
+    <w:p>
+      <w:r>
+        <w:rPr>
+          <w:rFonts w:ascii="Verdana" w:hAnsi="Verdana"/>
+          <w:i/>
+          <w:sz w:val="14"/>
+        </w:rPr>
+        <w:t>Note 178: Where the expression "period specified" is entered under element name, an appropriate period shall be specified using descriptors from Class 04.</w:t>
+      </w:r>
+    </w:p>
+    <w:p>
+      <w:r>
+        <w:rPr>
+          <w:rFonts w:ascii="Verdana" w:hAnsi="Verdana"/>
+          <w:i/>
+          <w:sz w:val="14"/>
+        </w:rPr>
+        <w:t>Note 179: Where values are accumulated or averaged (for example over a time period), the total number of values from which the accumulated or averaged values are obtained may be represented using reference 0 08 022.</w:t>
+      </w:r>
+    </w:p>
+    <w:p>
+      <w:r>
+        <w:rPr>
+          <w:rFonts w:ascii="Verdana" w:hAnsi="Verdana"/>
+          <w:i/>
+          <w:sz w:val="14"/>
+        </w:rPr>
+        <w:t>Note 180: Wind reporting standards: Speed Direction No observation Missing Missing Calm 0 0 Normal observation &gt; 0 1° - 360° Speed only &gt; 0 Missing Direction only Missing 1°-360° "Light and variable" &gt; 0 0</w:t>
+      </w:r>
+    </w:p>
+    <w:p>
+      <w:r>
+        <w:rPr>
+          <w:rFonts w:ascii="Verdana" w:hAnsi="Verdana"/>
+          <w:i/>
+          <w:sz w:val="14"/>
+        </w:rPr>
+        <w:t>Note 181: Wind waves and waves reporting standards:Observation Speed Direction No observation Missing Missing Calm 0 0 Normal observation &gt;0 1-360 Speed only &gt;0 Missing Direction only Missing 1-360"Light and variable" &gt;0 0</w:t>
+      </w:r>
+    </w:p>
     <w:sectPr>
       <w:pgSz w:w="16838" w:h="11906" w:orient="landscape"/>
       <w:pgMar w:top="850" w:right="850" w:bottom="850" w:left="850" w:header="720" w:footer="720" w:gutter="0"/>

--- a/docx/en/BUFRCREX_TableB_en_00.docx
+++ b/docx/en/BUFRCREX_TableB_en_00.docx
@@ -4874,367 +4874,7 @@
           <w:i/>
           <w:sz w:val="14"/>
         </w:rPr>
-        <w:t>Note 23: A precipitation value of -0.1 kg m-2 before scaling (-1 after scaling or in CREX) shall indicate a "trace" (non-measurable, less than 0.05 kg m-2).</w:t>
-      </w:r>
-    </w:p>
-    <w:p>
-      <w:r>
-        <w:rPr>
-          <w:rFonts w:ascii="Verdana" w:hAnsi="Verdana"/>
-          <w:i/>
-          <w:sz w:val="14"/>
-        </w:rPr>
-        <w:t>Note 25: A previously defined significance may be cancelled by transmitting a "missing" from the appropriate code or flag table.</w:t>
-      </w:r>
-    </w:p>
-    <w:p>
-      <w:r>
-        <w:rPr>
-          <w:rFonts w:ascii="Verdana" w:hAnsi="Verdana"/>
-          <w:i/>
-          <w:sz w:val="14"/>
-        </w:rPr>
-        <w:t>Note 27: All times are Universal Time Coordinated (UTC) unless otherwise noted.</w:t>
-      </w:r>
-    </w:p>
-    <w:p>
-      <w:r>
-        <w:rPr>
-          <w:rFonts w:ascii="Verdana" w:hAnsi="Verdana"/>
-          <w:i/>
-          <w:sz w:val="14"/>
-        </w:rPr>
-        <w:t>Note 32: Bearing or azimuth shall only be used with respect to a stated location, and shall not redefine that location.</w:t>
-      </w:r>
-    </w:p>
-    <w:p>
-      <w:r>
-        <w:rPr>
-          <w:rFonts w:ascii="Verdana" w:hAnsi="Verdana"/>
-          <w:i/>
-          <w:sz w:val="14"/>
-        </w:rPr>
-        <w:t>Note 62: Distance shall only be used with respect to a stated location and a bearing, azimuth or elevation; it shall not redefine that location.</w:t>
-      </w:r>
-    </w:p>
-    <w:p>
-      <w:r>
-        <w:rPr>
-          <w:rFonts w:ascii="Verdana" w:hAnsi="Verdana"/>
-          <w:i/>
-          <w:sz w:val="14"/>
-        </w:rPr>
-        <w:t>Note 63: Downward radiation shall be assigned positive values.</w:t>
-      </w:r>
-    </w:p>
-    <w:p>
-      <w:r>
-        <w:rPr>
-          <w:rFonts w:ascii="Verdana" w:hAnsi="Verdana"/>
-          <w:i/>
-          <w:sz w:val="14"/>
-        </w:rPr>
-        <w:t>Note 64: Downward w-components shall be assigned positive values where units are Pa s-1.</w:t>
-      </w:r>
-    </w:p>
-    <w:p>
-      <w:r>
-        <w:rPr>
-          <w:rFonts w:ascii="Verdana" w:hAnsi="Verdana"/>
-          <w:i/>
-          <w:sz w:val="14"/>
-        </w:rPr>
-        <w:t>Note 66: East to west increments shall be assigned negative values.</w:t>
-      </w:r>
-    </w:p>
-    <w:p>
-      <w:r>
-        <w:rPr>
-          <w:rFonts w:ascii="Verdana" w:hAnsi="Verdana"/>
-          <w:i/>
-          <w:sz w:val="14"/>
-        </w:rPr>
         <w:t>Note 75: For CREX descriptors F = B, not 0.</w:t>
-      </w:r>
-    </w:p>
-    <w:p>
-      <w:r>
-        <w:rPr>
-          <w:rFonts w:ascii="Verdana" w:hAnsi="Verdana"/>
-          <w:i/>
-          <w:sz w:val="14"/>
-        </w:rPr>
-        <w:t>Note 92: In order to distinguish unambiguously the cases of missing data and saturated pixels, n-bit image data should be encoded using a data width of n+1. Where such a descriptor is not already available in Class 30, operator descriptor 2 01 YYY should be used to modify the data width of the existing entry as required.</w:t>
-      </w:r>
-    </w:p>
-    <w:p>
-      <w:r>
-        <w:rPr>
-          <w:rFonts w:ascii="Verdana" w:hAnsi="Verdana"/>
-          <w:i/>
-          <w:sz w:val="14"/>
-        </w:rPr>
-        <w:t>Note 105: Negative time periods or displacements shall be used to indicate time periods or displacements preceding the currently defined time.</w:t>
-      </w:r>
-    </w:p>
-    <w:p>
-      <w:r>
-        <w:rPr>
-          <w:rFonts w:ascii="Verdana" w:hAnsi="Verdana"/>
-          <w:i/>
-          <w:sz w:val="14"/>
-        </w:rPr>
-        <w:t>Note 110: North to south increments shall be assigned negative values.</w:t>
-      </w:r>
-    </w:p>
-    <w:p>
-      <w:r>
-        <w:rPr>
-          <w:rFonts w:ascii="Verdana" w:hAnsi="Verdana"/>
-          <w:i/>
-          <w:sz w:val="14"/>
-        </w:rPr>
-        <w:t>Note 115: Pixel data width can be changed with descriptor 2 01 YYY.</w:t>
-      </w:r>
-    </w:p>
-    <w:p>
-      <w:r>
-        <w:rPr>
-          <w:rFonts w:ascii="Verdana" w:hAnsi="Verdana"/>
-          <w:i/>
-          <w:sz w:val="14"/>
-        </w:rPr>
-        <w:t>Note 121: Some indication of expected accuracy may be implied in conjunction with certain elements in this class.</w:t>
-      </w:r>
-    </w:p>
-    <w:p>
-      <w:r>
-        <w:rPr>
-          <w:rFonts w:ascii="Verdana" w:hAnsi="Verdana"/>
-          <w:i/>
-          <w:sz w:val="14"/>
-        </w:rPr>
-        <w:t>Note 122: South latitude shall be assigned negative values.</w:t>
-      </w:r>
-    </w:p>
-    <w:p>
-      <w:r>
-        <w:rPr>
-          <w:rFonts w:ascii="Verdana" w:hAnsi="Verdana"/>
-          <w:i/>
-          <w:sz w:val="14"/>
-        </w:rPr>
-        <w:t>Note 123: South to north v-components shall be assigned positive values.</w:t>
-      </w:r>
-    </w:p>
-    <w:p>
-      <w:r>
-        <w:rPr>
-          <w:rFonts w:ascii="Verdana" w:hAnsi="Verdana"/>
-          <w:i/>
-          <w:sz w:val="14"/>
-        </w:rPr>
-        <w:t>Note 126: Surface wind direction measured at a station within 1° of the North Pole or within 1° of the South Pole shall be reported in such a way that the azimuth ring shall be aligned with its zero coinciding with the Greenwich 0° meridian.</w:t>
-      </w:r>
-    </w:p>
-    <w:p>
-      <w:r>
-        <w:rPr>
-          <w:rFonts w:ascii="Verdana" w:hAnsi="Verdana"/>
-          <w:i/>
-          <w:sz w:val="14"/>
-        </w:rPr>
-        <w:t>Note 140: The pixel size on horizontal - 1 is given at location where map scale factor is unity.</w:t>
-      </w:r>
-    </w:p>
-    <w:p>
-      <w:r>
-        <w:rPr>
-          <w:rFonts w:ascii="Verdana" w:hAnsi="Verdana"/>
-          <w:i/>
-          <w:sz w:val="14"/>
-        </w:rPr>
-        <w:t>Note 141: The pixel size on horizontal - 2 is given at location where map scale factor is unity.</w:t>
-      </w:r>
-    </w:p>
-    <w:p>
-      <w:r>
-        <w:rPr>
-          <w:rFonts w:ascii="Verdana" w:hAnsi="Verdana"/>
-          <w:i/>
-          <w:sz w:val="14"/>
-        </w:rPr>
-        <w:t>Note 145: The significance of time periods or displacements may be indicated using the time significance code corresponding to table reference 0 08 021.</w:t>
-      </w:r>
-    </w:p>
-    <w:p>
-      <w:r>
-        <w:rPr>
-          <w:rFonts w:ascii="Verdana" w:hAnsi="Verdana"/>
-          <w:i/>
-          <w:sz w:val="14"/>
-        </w:rPr>
-        <w:t>Note 149: The time location, when used with forecast values, shall indicate the time of the initial state for the forecast, or the beginning of the forecast period; when used with ensemble means of forecast values, the time location shall indicate the initial state or the beginning of the first forecast over which ensemble means are derived.</w:t>
-      </w:r>
-    </w:p>
-    <w:p>
-      <w:r>
-        <w:rPr>
-          <w:rFonts w:ascii="Verdana" w:hAnsi="Verdana"/>
-          <w:i/>
-          <w:sz w:val="14"/>
-        </w:rPr>
-        <w:t>Note 155: This class may also contain elements relating to observational procedures.</w:t>
-      </w:r>
-    </w:p>
-    <w:p>
-      <w:r>
-        <w:rPr>
-          <w:rFonts w:ascii="Verdana" w:hAnsi="Verdana"/>
-          <w:i/>
-          <w:sz w:val="14"/>
-        </w:rPr>
-        <w:t>Note 156: This class shall contain elements to describe the instrumentation used to obtain the meteorological elements reported.</w:t>
-      </w:r>
-    </w:p>
-    <w:p>
-      <w:r>
-        <w:rPr>
-          <w:rFonts w:ascii="Verdana" w:hAnsi="Verdana"/>
-          <w:i/>
-          <w:sz w:val="14"/>
-        </w:rPr>
-        <w:t>Note 158: Time periods or displacements and time increments require an initial time location to be defined prior to their use, followed where appropriate by a time significance definition.</w:t>
-      </w:r>
-    </w:p>
-    <w:p>
-      <w:r>
-        <w:rPr>
-          <w:rFonts w:ascii="Verdana" w:hAnsi="Verdana"/>
-          <w:i/>
-          <w:sz w:val="14"/>
-        </w:rPr>
-        <w:t>Note 160: Upward radiation shall be assigned negative values.</w:t>
-      </w:r>
-    </w:p>
-    <w:p>
-      <w:r>
-        <w:rPr>
-          <w:rFonts w:ascii="Verdana" w:hAnsi="Verdana"/>
-          <w:i/>
-          <w:sz w:val="14"/>
-        </w:rPr>
-        <w:t>Note 161: Upward w-components shall be assigned positive values where units are m s-1.</w:t>
-      </w:r>
-    </w:p>
-    <w:p>
-      <w:r>
-        <w:rPr>
-          <w:rFonts w:ascii="Verdana" w:hAnsi="Verdana"/>
-          <w:i/>
-          <w:sz w:val="14"/>
-        </w:rPr>
-        <w:t>Note 162: Useful ranges used above:1011 Bq to 1019 Bq for releases;10-2 Bq to 107 Bq and 10-2 mSv to 107 mSv for concentration and doses.</w:t>
-      </w:r>
-    </w:p>
-    <w:p>
-      <w:r>
-        <w:rPr>
-          <w:rFonts w:ascii="Verdana" w:hAnsi="Verdana"/>
-          <w:i/>
-          <w:sz w:val="14"/>
-        </w:rPr>
-        <w:t>Note 163: Values of latitude and latitude increments are limited to the range -90 degrees to +90 degrees.</w:t>
-      </w:r>
-    </w:p>
-    <w:p>
-      <w:r>
-        <w:rPr>
-          <w:rFonts w:ascii="Verdana" w:hAnsi="Verdana"/>
-          <w:i/>
-          <w:sz w:val="14"/>
-        </w:rPr>
-        <w:t>Note 164: Values of longitude are limited to the range -180 degrees to +180 degrees.</w:t>
-      </w:r>
-    </w:p>
-    <w:p>
-      <w:r>
-        <w:rPr>
-          <w:rFonts w:ascii="Verdana" w:hAnsi="Verdana"/>
-          <w:i/>
-          <w:sz w:val="14"/>
-        </w:rPr>
-        <w:t>Note 165: Vertical elements and pressure shall be used to define values of these elements independent of the element or variable denoting the vertical coordinate.</w:t>
-      </w:r>
-    </w:p>
-    <w:p>
-      <w:r>
-        <w:rPr>
-          <w:rFonts w:ascii="Verdana" w:hAnsi="Verdana"/>
-          <w:i/>
-          <w:sz w:val="14"/>
-        </w:rPr>
-        <w:t>Note 166: West longitude shall be assigned negative values.</w:t>
-      </w:r>
-    </w:p>
-    <w:p>
-      <w:r>
-        <w:rPr>
-          <w:rFonts w:ascii="Verdana" w:hAnsi="Verdana"/>
-          <w:i/>
-          <w:sz w:val="14"/>
-        </w:rPr>
-        <w:t>Note 167: West to east u-components shall be assigned positive values.</w:t>
-      </w:r>
-    </w:p>
-    <w:p>
-      <w:r>
-        <w:rPr>
-          <w:rFonts w:ascii="Verdana" w:hAnsi="Verdana"/>
-          <w:i/>
-          <w:sz w:val="14"/>
-        </w:rPr>
-        <w:t>Note 176: Where more than one time period or displacement is required to define complex time structures, they shall be defined in immediate succession, and the following ordering shall apply: ensemble period (if required), followed by forecast period (if required), followed by period for averaging or accumulation (if required).</w:t>
-      </w:r>
-    </w:p>
-    <w:p>
-      <w:r>
-        <w:rPr>
-          <w:rFonts w:ascii="Verdana" w:hAnsi="Verdana"/>
-          <w:i/>
-          <w:sz w:val="14"/>
-        </w:rPr>
-        <w:t>Note 178: Where the expression "period specified" is entered under element name, an appropriate period shall be specified using descriptors from Class 04.</w:t>
-      </w:r>
-    </w:p>
-    <w:p>
-      <w:r>
-        <w:rPr>
-          <w:rFonts w:ascii="Verdana" w:hAnsi="Verdana"/>
-          <w:i/>
-          <w:sz w:val="14"/>
-        </w:rPr>
-        <w:t>Note 179: Where values are accumulated or averaged (for example over a time period), the total number of values from which the accumulated or averaged values are obtained may be represented using reference 0 08 022.</w:t>
-      </w:r>
-    </w:p>
-    <w:p>
-      <w:r>
-        <w:rPr>
-          <w:rFonts w:ascii="Verdana" w:hAnsi="Verdana"/>
-          <w:i/>
-          <w:sz w:val="14"/>
-        </w:rPr>
-        <w:t>Note 180: Wind reporting standards: Speed Direction No observation Missing Missing Calm 0 0 Normal observation &gt; 0 1° - 360° Speed only &gt; 0 Missing Direction only Missing 1°-360° "Light and variable" &gt; 0 0</w:t>
-      </w:r>
-    </w:p>
-    <w:p>
-      <w:r>
-        <w:rPr>
-          <w:rFonts w:ascii="Verdana" w:hAnsi="Verdana"/>
-          <w:i/>
-          <w:sz w:val="14"/>
-        </w:rPr>
-        <w:t>Note 181: Wind waves and waves reporting standards:Observation Speed Direction No observation Missing Missing Calm 0 0 Normal observation &gt;0 1-360 Speed only &gt;0 Missing Direction only Missing 1-360"Light and variable" &gt;0 0</w:t>
       </w:r>
     </w:p>
     <w:sectPr>
